--- a/docs/Жерносек_Курсовой_Работа.docx
+++ b/docs/Жерносек_Курсовой_Работа.docx
@@ -1,6 +1,6 @@
 
 <file path=word/document.xml><?xml version="1.0" encoding="utf-8"?>
-<w:document xmlns:wpc="http://schemas.microsoft.com/office/word/2010/wordprocessingCanvas" xmlns:cx="http://schemas.microsoft.com/office/drawing/2014/chartex" xmlns:cx1="http://schemas.microsoft.com/office/drawing/2015/9/8/chartex" xmlns:cx2="http://schemas.microsoft.com/office/drawing/2015/10/21/chartex" xmlns:cx3="http://schemas.microsoft.com/office/drawing/2016/5/9/chartex" xmlns:cx4="http://schemas.microsoft.com/office/drawing/2016/5/10/chartex" xmlns:cx5="http://schemas.microsoft.com/office/drawing/2016/5/11/chartex" xmlns:cx6="http://schemas.microsoft.com/office/drawing/2016/5/12/chartex" xmlns:cx7="http://schemas.microsoft.com/office/drawing/2016/5/13/chartex" xmlns:cx8="http://schemas.microsoft.com/office/drawing/2016/5/14/chartex" xmlns:mc="http://schemas.openxmlformats.org/markup-compatibility/2006" xmlns:aink="http://schemas.microsoft.com/office/drawing/2016/ink" xmlns:am3d="http://schemas.microsoft.com/office/drawing/2017/model3d" xmlns:o="urn:schemas-microsoft-com:office:office" xmlns:oel="http://schemas.microsoft.com/office/2019/extlst" xmlns:r="http://schemas.openxmlformats.org/officeDocument/2006/relationships" xmlns:m="http://schemas.openxmlformats.org/officeDocument/2006/math" xmlns:v="urn:schemas-microsoft-com:vml" xmlns:wp14="http://schemas.microsoft.com/office/word/2010/wordprocessingDrawing" xmlns:wp="http://schemas.openxmlformats.org/drawingml/2006/wordprocessingDrawing" xmlns:w10="urn:schemas-microsoft-com:office:word" xmlns:w="http://schemas.openxmlformats.org/wordprocessingml/2006/main" xmlns:w14="http://schemas.microsoft.com/office/word/2010/wordml" xmlns:w15="http://schemas.microsoft.com/office/word/2012/wordml" xmlns:w16cex="http://schemas.microsoft.com/office/word/2018/wordml/cex" xmlns:w16cid="http://schemas.microsoft.com/office/word/2016/wordml/cid" xmlns:w16="http://schemas.microsoft.com/office/word/2018/wordml" xmlns:w16du="http://schemas.microsoft.com/office/word/2023/wordml/word16du" xmlns:w16sdtdh="http://schemas.microsoft.com/office/word/2020/wordml/sdtdatahash" xmlns:w16sdtfl="http://schemas.microsoft.com/office/word/2024/wordml/sdtformatlock" xmlns:w16se="http://schemas.microsoft.com/office/word/2015/wordml/symex" xmlns:wpg="http://schemas.microsoft.com/office/word/2010/wordprocessingGroup" xmlns:wpi="http://schemas.microsoft.com/office/word/2010/wordprocessingInk" xmlns:wne="http://schemas.microsoft.com/office/word/2006/wordml" xmlns:wps="http://schemas.microsoft.com/office/word/2010/wordprocessingShape" mc:Ignorable="w14 w15 w16se w16cid w16 w16cex w16sdtdh w16sdtfl w16du wp14">
+<w:document xmlns:wpc="http://schemas.microsoft.com/office/word/2010/wordprocessingCanvas" xmlns:cx="http://schemas.microsoft.com/office/drawing/2014/chartex" xmlns:cx1="http://schemas.microsoft.com/office/drawing/2015/9/8/chartex" xmlns:cx2="http://schemas.microsoft.com/office/drawing/2015/10/21/chartex" xmlns:cx3="http://schemas.microsoft.com/office/drawing/2016/5/9/chartex" xmlns:cx4="http://schemas.microsoft.com/office/drawing/2016/5/10/chartex" xmlns:cx5="http://schemas.microsoft.com/office/drawing/2016/5/11/chartex" xmlns:cx6="http://schemas.microsoft.com/office/drawing/2016/5/12/chartex" xmlns:cx7="http://schemas.microsoft.com/office/drawing/2016/5/13/chartex" xmlns:cx8="http://schemas.microsoft.com/office/drawing/2016/5/14/chartex" xmlns:mc="http://schemas.openxmlformats.org/markup-compatibility/2006" xmlns:aink="http://schemas.microsoft.com/office/drawing/2016/ink" xmlns:am3d="http://schemas.microsoft.com/office/drawing/2017/model3d" xmlns:o="urn:schemas-microsoft-com:office:office" xmlns:oel="http://schemas.microsoft.com/office/2019/extlst" xmlns:r="http://schemas.openxmlformats.org/officeDocument/2006/relationships" xmlns:m="http://schemas.openxmlformats.org/officeDocument/2006/math" xmlns:v="urn:schemas-microsoft-com:vml" xmlns:wp14="http://schemas.microsoft.com/office/word/2010/wordprocessingDrawing" xmlns:wp="http://schemas.openxmlformats.org/drawingml/2006/wordprocessingDrawing" xmlns:w10="urn:schemas-microsoft-com:office:word" xmlns:w="http://schemas.openxmlformats.org/wordprocessingml/2006/main" xmlns:w14="http://schemas.microsoft.com/office/word/2010/wordml" xmlns:w15="http://schemas.microsoft.com/office/word/2012/wordml" xmlns:w16cex="http://schemas.microsoft.com/office/word/2018/wordml/cex" xmlns:w16cid="http://schemas.microsoft.com/office/word/2016/wordml/cid" xmlns:w16="http://schemas.microsoft.com/office/word/2018/wordml" xmlns:w16sdtdh="http://schemas.microsoft.com/office/word/2020/wordml/sdtdatahash" xmlns:w16se="http://schemas.microsoft.com/office/word/2015/wordml/symex" xmlns:wpg="http://schemas.microsoft.com/office/word/2010/wordprocessingGroup" xmlns:wpi="http://schemas.microsoft.com/office/word/2010/wordprocessingInk" xmlns:wne="http://schemas.microsoft.com/office/word/2006/wordml" xmlns:wps="http://schemas.microsoft.com/office/word/2010/wordprocessingShape" mc:Ignorable="w14 w15 w16se w16cid w16 w16cex w16sdtdh wp14">
   <w:body>
     <w:p>
       <w:pPr>
@@ -295,7 +295,10 @@
                               <w:t>Ми</w:t>
                             </w:r>
                             <w:r>
-                              <w:t>нск, 2025</w:t>
+                              <w:t>нск, 202</w:t>
+                            </w:r>
+                            <w:r>
+                              <w:t>6</w:t>
                             </w:r>
                           </w:p>
                         </w:txbxContent>
@@ -332,7 +335,10 @@
                         <w:t>Ми</w:t>
                       </w:r>
                       <w:r>
-                        <w:t>нск, 2025</w:t>
+                        <w:t>нск, 202</w:t>
+                      </w:r>
+                      <w:r>
+                        <w:t>6</w:t>
                       </w:r>
                     </w:p>
                   </w:txbxContent>
@@ -539,7 +545,7 @@
           <w:kern w:val="2"/>
           <w:sz w:val="24"/>
           <w:szCs w:val="24"/>
-          <w:lang w:val="ru-BY" w:eastAsia="ru-BY"/>
+          <w:lang w:eastAsia="ru-RU"/>
           <w14:ligatures w14:val="standardContextual"/>
         </w:rPr>
       </w:pPr>
@@ -561,7 +567,7 @@
         </w:rPr>
         <w:fldChar w:fldCharType="separate"/>
       </w:r>
-      <w:hyperlink w:anchor="_Toc228284437" w:history="1">
+      <w:hyperlink w:anchor="_Toc228794089" w:history="1">
         <w:r>
           <w:rPr>
             <w:rStyle w:val="ad"/>
@@ -588,7 +594,7 @@
             <w:noProof/>
             <w:webHidden/>
           </w:rPr>
-          <w:instrText xml:space="preserve"> PAGEREF _Toc228284437 \h </w:instrText>
+          <w:instrText xml:space="preserve"> PAGEREF _Toc228794089 \h </w:instrText>
         </w:r>
         <w:r>
           <w:rPr>
@@ -631,17 +637,17 @@
           <w:kern w:val="2"/>
           <w:sz w:val="24"/>
           <w:szCs w:val="24"/>
-          <w:lang w:val="ru-BY" w:eastAsia="ru-BY"/>
+          <w:lang w:eastAsia="ru-RU"/>
           <w14:ligatures w14:val="standardContextual"/>
         </w:rPr>
       </w:pPr>
-      <w:hyperlink w:anchor="_Toc228284438" w:history="1">
+      <w:hyperlink w:anchor="_Toc228794090" w:history="1">
         <w:r>
           <w:rPr>
             <w:rStyle w:val="ad"/>
             <w:noProof/>
           </w:rPr>
-          <w:t>Глава 1 Основные сведения из теории нейронных сетей</w:t>
+          <w:t>Глава 1 Теоретические основы машинного обучения и рекомендательных систем</w:t>
         </w:r>
         <w:r>
           <w:rPr>
@@ -662,7 +668,7 @@
             <w:noProof/>
             <w:webHidden/>
           </w:rPr>
-          <w:instrText xml:space="preserve"> PAGEREF _Toc228284438 \h </w:instrText>
+          <w:instrText xml:space="preserve"> PAGEREF _Toc228794090 \h </w:instrText>
         </w:r>
         <w:r>
           <w:rPr>
@@ -705,17 +711,17 @@
           <w:kern w:val="2"/>
           <w:sz w:val="24"/>
           <w:szCs w:val="24"/>
-          <w:lang w:val="ru-BY" w:eastAsia="ru-BY"/>
+          <w:lang w:eastAsia="ru-RU"/>
           <w14:ligatures w14:val="standardContextual"/>
         </w:rPr>
       </w:pPr>
-      <w:hyperlink w:anchor="_Toc228284439" w:history="1">
+      <w:hyperlink w:anchor="_Toc228794091" w:history="1">
         <w:r>
           <w:rPr>
             <w:rStyle w:val="ad"/>
             <w:noProof/>
           </w:rPr>
-          <w:t>1.1 Концепция обучения с подкреплением (RL)</w:t>
+          <w:t>1.1 Основные понятия машинного обучения и обучение с подкреплением</w:t>
         </w:r>
         <w:r>
           <w:rPr>
@@ -736,7 +742,7 @@
             <w:noProof/>
             <w:webHidden/>
           </w:rPr>
-          <w:instrText xml:space="preserve"> PAGEREF _Toc228284439 \h </w:instrText>
+          <w:instrText xml:space="preserve"> PAGEREF _Toc228794091 \h </w:instrText>
         </w:r>
         <w:r>
           <w:rPr>
@@ -779,17 +785,17 @@
           <w:kern w:val="2"/>
           <w:sz w:val="24"/>
           <w:szCs w:val="24"/>
-          <w:lang w:val="ru-BY" w:eastAsia="ru-BY"/>
+          <w:lang w:eastAsia="ru-RU"/>
           <w14:ligatures w14:val="standardContextual"/>
         </w:rPr>
       </w:pPr>
-      <w:hyperlink w:anchor="_Toc228284440" w:history="1">
+      <w:hyperlink w:anchor="_Toc228794092" w:history="1">
         <w:r>
           <w:rPr>
             <w:rStyle w:val="ad"/>
             <w:noProof/>
           </w:rPr>
-          <w:t>1.2 Функции ценности и уравнение Беллмана</w:t>
+          <w:t>1.2 Обзор моделей обучения с подкреплением и их применение в рекомендательных системах</w:t>
         </w:r>
         <w:r>
           <w:rPr>
@@ -810,7 +816,7 @@
             <w:noProof/>
             <w:webHidden/>
           </w:rPr>
-          <w:instrText xml:space="preserve"> PAGEREF _Toc228284440 \h </w:instrText>
+          <w:instrText xml:space="preserve"> PAGEREF _Toc228794092 \h </w:instrText>
         </w:r>
         <w:r>
           <w:rPr>
@@ -830,7 +836,7 @@
             <w:noProof/>
             <w:webHidden/>
           </w:rPr>
-          <w:t>5</w:t>
+          <w:t>6</w:t>
         </w:r>
         <w:r>
           <w:rPr>
@@ -853,17 +859,17 @@
           <w:kern w:val="2"/>
           <w:sz w:val="24"/>
           <w:szCs w:val="24"/>
-          <w:lang w:val="ru-BY" w:eastAsia="ru-BY"/>
+          <w:lang w:eastAsia="ru-RU"/>
           <w14:ligatures w14:val="standardContextual"/>
         </w:rPr>
       </w:pPr>
-      <w:hyperlink w:anchor="_Toc228284441" w:history="1">
+      <w:hyperlink w:anchor="_Toc228794093" w:history="1">
         <w:r>
           <w:rPr>
             <w:rStyle w:val="ad"/>
             <w:noProof/>
           </w:rPr>
-          <w:t>1.3 Обзор алгоритмов глубокого обучения с подкреплением (DRL)</w:t>
+          <w:t>1.3 Алгоритмы многоруких и контекстуальных бандитов</w:t>
         </w:r>
         <w:r>
           <w:rPr>
@@ -884,7 +890,7 @@
             <w:noProof/>
             <w:webHidden/>
           </w:rPr>
-          <w:instrText xml:space="preserve"> PAGEREF _Toc228284441 \h </w:instrText>
+          <w:instrText xml:space="preserve"> PAGEREF _Toc228794093 \h </w:instrText>
         </w:r>
         <w:r>
           <w:rPr>
@@ -904,7 +910,7 @@
             <w:noProof/>
             <w:webHidden/>
           </w:rPr>
-          <w:t>5</w:t>
+          <w:t>7</w:t>
         </w:r>
         <w:r>
           <w:rPr>
@@ -917,7 +923,7 @@
     </w:p>
     <w:p>
       <w:pPr>
-        <w:pStyle w:val="31"/>
+        <w:pStyle w:val="21"/>
         <w:tabs>
           <w:tab w:val="right" w:leader="dot" w:pos="9344"/>
         </w:tabs>
@@ -927,25 +933,17 @@
           <w:kern w:val="2"/>
           <w:sz w:val="24"/>
           <w:szCs w:val="24"/>
-          <w:lang w:val="ru-BY" w:eastAsia="ru-BY"/>
+          <w:lang w:eastAsia="ru-RU"/>
           <w14:ligatures w14:val="standardContextual"/>
         </w:rPr>
       </w:pPr>
-      <w:hyperlink w:anchor="_Toc228284442" w:history="1">
+      <w:hyperlink w:anchor="_Toc228794094" w:history="1">
         <w:r>
           <w:rPr>
             <w:rStyle w:val="ad"/>
             <w:noProof/>
           </w:rPr>
-          <w:t>1.3.1 Алгоритм</w:t>
-        </w:r>
-        <w:r>
-          <w:rPr>
-            <w:rStyle w:val="ad"/>
-            <w:noProof/>
-            <w:lang w:val="en-US"/>
-          </w:rPr>
-          <w:t xml:space="preserve"> DQN (Deep Q-Network)</w:t>
+          <w:t>1.4 Вывод по главе</w:t>
         </w:r>
         <w:r>
           <w:rPr>
@@ -966,7 +964,7 @@
             <w:noProof/>
             <w:webHidden/>
           </w:rPr>
-          <w:instrText xml:space="preserve"> PAGEREF _Toc228284442 \h </w:instrText>
+          <w:instrText xml:space="preserve"> PAGEREF _Toc228794094 \h </w:instrText>
         </w:r>
         <w:r>
           <w:rPr>
@@ -986,7 +984,7 @@
             <w:noProof/>
             <w:webHidden/>
           </w:rPr>
-          <w:t>6</w:t>
+          <w:t>10</w:t>
         </w:r>
         <w:r>
           <w:rPr>
@@ -999,7 +997,7 @@
     </w:p>
     <w:p>
       <w:pPr>
-        <w:pStyle w:val="31"/>
+        <w:pStyle w:val="11"/>
         <w:tabs>
           <w:tab w:val="right" w:leader="dot" w:pos="9344"/>
         </w:tabs>
@@ -1009,25 +1007,17 @@
           <w:kern w:val="2"/>
           <w:sz w:val="24"/>
           <w:szCs w:val="24"/>
-          <w:lang w:val="ru-BY" w:eastAsia="ru-BY"/>
+          <w:lang w:eastAsia="ru-RU"/>
           <w14:ligatures w14:val="standardContextual"/>
         </w:rPr>
       </w:pPr>
-      <w:hyperlink w:anchor="_Toc228284443" w:history="1">
+      <w:hyperlink w:anchor="_Toc228794095" w:history="1">
         <w:r>
           <w:rPr>
             <w:rStyle w:val="ad"/>
             <w:noProof/>
           </w:rPr>
-          <w:t>1.3.2 Алгоритм</w:t>
-        </w:r>
-        <w:r>
-          <w:rPr>
-            <w:rStyle w:val="ad"/>
-            <w:noProof/>
-            <w:lang w:val="en-US"/>
-          </w:rPr>
-          <w:t xml:space="preserve"> PPO (Proximal Policy Optimization)</w:t>
+          <w:t>Глава 2 Данные и постановка задачи оптимизации рекомендательной системы</w:t>
         </w:r>
         <w:r>
           <w:rPr>
@@ -1048,7 +1038,7 @@
             <w:noProof/>
             <w:webHidden/>
           </w:rPr>
-          <w:instrText xml:space="preserve"> PAGEREF _Toc228284443 \h </w:instrText>
+          <w:instrText xml:space="preserve"> PAGEREF _Toc228794095 \h </w:instrText>
         </w:r>
         <w:r>
           <w:rPr>
@@ -1068,7 +1058,7 @@
             <w:noProof/>
             <w:webHidden/>
           </w:rPr>
-          <w:t>6</w:t>
+          <w:t>11</w:t>
         </w:r>
         <w:r>
           <w:rPr>
@@ -1091,17 +1081,17 @@
           <w:kern w:val="2"/>
           <w:sz w:val="24"/>
           <w:szCs w:val="24"/>
-          <w:lang w:val="ru-BY" w:eastAsia="ru-BY"/>
+          <w:lang w:eastAsia="ru-RU"/>
           <w14:ligatures w14:val="standardContextual"/>
         </w:rPr>
       </w:pPr>
-      <w:hyperlink w:anchor="_Toc228284444" w:history="1">
+      <w:hyperlink w:anchor="_Toc228794096" w:history="1">
         <w:r>
           <w:rPr>
             <w:rStyle w:val="ad"/>
             <w:noProof/>
           </w:rPr>
-          <w:t>1.4 Выводы по главе</w:t>
+          <w:t>2.1 Описание и особенности используемых наборов данных</w:t>
         </w:r>
         <w:r>
           <w:rPr>
@@ -1122,7 +1112,7 @@
             <w:noProof/>
             <w:webHidden/>
           </w:rPr>
-          <w:instrText xml:space="preserve"> PAGEREF _Toc228284444 \h </w:instrText>
+          <w:instrText xml:space="preserve"> PAGEREF _Toc228794096 \h </w:instrText>
         </w:r>
         <w:r>
           <w:rPr>
@@ -1142,7 +1132,7 @@
             <w:noProof/>
             <w:webHidden/>
           </w:rPr>
-          <w:t>6</w:t>
+          <w:t>11</w:t>
         </w:r>
         <w:r>
           <w:rPr>
@@ -1155,7 +1145,7 @@
     </w:p>
     <w:p>
       <w:pPr>
-        <w:pStyle w:val="11"/>
+        <w:pStyle w:val="21"/>
         <w:tabs>
           <w:tab w:val="right" w:leader="dot" w:pos="9344"/>
         </w:tabs>
@@ -1165,17 +1155,17 @@
           <w:kern w:val="2"/>
           <w:sz w:val="24"/>
           <w:szCs w:val="24"/>
-          <w:lang w:val="ru-BY" w:eastAsia="ru-BY"/>
+          <w:lang w:eastAsia="ru-RU"/>
           <w14:ligatures w14:val="standardContextual"/>
         </w:rPr>
       </w:pPr>
-      <w:hyperlink w:anchor="_Toc228284445" w:history="1">
+      <w:hyperlink w:anchor="_Toc228794097" w:history="1">
         <w:r>
           <w:rPr>
             <w:rStyle w:val="ad"/>
             <w:noProof/>
           </w:rPr>
-          <w:t>Глава 2 Архитектура и специфика рекомендательных систем</w:t>
+          <w:t>2.2 Постановка задачи оптимизации рекомендательной системы</w:t>
         </w:r>
         <w:r>
           <w:rPr>
@@ -1196,7 +1186,7 @@
             <w:noProof/>
             <w:webHidden/>
           </w:rPr>
-          <w:instrText xml:space="preserve"> PAGEREF _Toc228284445 \h </w:instrText>
+          <w:instrText xml:space="preserve"> PAGEREF _Toc228794097 \h </w:instrText>
         </w:r>
         <w:r>
           <w:rPr>
@@ -1216,7 +1206,7 @@
             <w:noProof/>
             <w:webHidden/>
           </w:rPr>
-          <w:t>8</w:t>
+          <w:t>12</w:t>
         </w:r>
         <w:r>
           <w:rPr>
@@ -1239,17 +1229,17 @@
           <w:kern w:val="2"/>
           <w:sz w:val="24"/>
           <w:szCs w:val="24"/>
-          <w:lang w:val="ru-BY" w:eastAsia="ru-BY"/>
+          <w:lang w:eastAsia="ru-RU"/>
           <w14:ligatures w14:val="standardContextual"/>
         </w:rPr>
       </w:pPr>
-      <w:hyperlink w:anchor="_Toc228284446" w:history="1">
+      <w:hyperlink w:anchor="_Toc228794098" w:history="1">
         <w:r>
           <w:rPr>
             <w:rStyle w:val="ad"/>
             <w:noProof/>
           </w:rPr>
-          <w:t>2.1 Классические подходы и их ограничения</w:t>
+          <w:t>2.3 Выбор моделей и методов решения</w:t>
         </w:r>
         <w:r>
           <w:rPr>
@@ -1270,7 +1260,7 @@
             <w:noProof/>
             <w:webHidden/>
           </w:rPr>
-          <w:instrText xml:space="preserve"> PAGEREF _Toc228284446 \h </w:instrText>
+          <w:instrText xml:space="preserve"> PAGEREF _Toc228794098 \h </w:instrText>
         </w:r>
         <w:r>
           <w:rPr>
@@ -1290,7 +1280,7 @@
             <w:noProof/>
             <w:webHidden/>
           </w:rPr>
-          <w:t>8</w:t>
+          <w:t>13</w:t>
         </w:r>
         <w:r>
           <w:rPr>
@@ -1313,17 +1303,18 @@
           <w:kern w:val="2"/>
           <w:sz w:val="24"/>
           <w:szCs w:val="24"/>
-          <w:lang w:val="ru-BY" w:eastAsia="ru-BY"/>
+          <w:lang w:eastAsia="ru-RU"/>
           <w14:ligatures w14:val="standardContextual"/>
         </w:rPr>
       </w:pPr>
-      <w:hyperlink w:anchor="_Toc228284447" w:history="1">
+      <w:hyperlink w:anchor="_Toc228794099" w:history="1">
         <w:r>
           <w:rPr>
             <w:rStyle w:val="ad"/>
             <w:noProof/>
-          </w:rPr>
-          <w:t>2.2 RL для управления пользовательским опытом</w:t>
+            <w:lang w:val="ru-BY"/>
+          </w:rPr>
+          <w:t>2.4 Вывод по главе</w:t>
         </w:r>
         <w:r>
           <w:rPr>
@@ -1344,7 +1335,7 @@
             <w:noProof/>
             <w:webHidden/>
           </w:rPr>
-          <w:instrText xml:space="preserve"> PAGEREF _Toc228284447 \h </w:instrText>
+          <w:instrText xml:space="preserve"> PAGEREF _Toc228794099 \h </w:instrText>
         </w:r>
         <w:r>
           <w:rPr>
@@ -1364,7 +1355,7 @@
             <w:noProof/>
             <w:webHidden/>
           </w:rPr>
-          <w:t>8</w:t>
+          <w:t>14</w:t>
         </w:r>
         <w:r>
           <w:rPr>
@@ -1377,7 +1368,7 @@
     </w:p>
     <w:p>
       <w:pPr>
-        <w:pStyle w:val="21"/>
+        <w:pStyle w:val="11"/>
         <w:tabs>
           <w:tab w:val="right" w:leader="dot" w:pos="9344"/>
         </w:tabs>
@@ -1387,17 +1378,17 @@
           <w:kern w:val="2"/>
           <w:sz w:val="24"/>
           <w:szCs w:val="24"/>
-          <w:lang w:val="ru-BY" w:eastAsia="ru-BY"/>
+          <w:lang w:eastAsia="ru-RU"/>
           <w14:ligatures w14:val="standardContextual"/>
         </w:rPr>
       </w:pPr>
-      <w:hyperlink w:anchor="_Toc228284448" w:history="1">
+      <w:hyperlink w:anchor="_Toc228794100" w:history="1">
         <w:r>
           <w:rPr>
             <w:rStyle w:val="ad"/>
             <w:noProof/>
           </w:rPr>
-          <w:t>2.3 Формализация задачи в терминах «Агент - Среда»</w:t>
+          <w:t>Глава 3 Практическая реализация и анализ результатов</w:t>
         </w:r>
         <w:r>
           <w:rPr>
@@ -1418,7 +1409,7 @@
             <w:noProof/>
             <w:webHidden/>
           </w:rPr>
-          <w:instrText xml:space="preserve"> PAGEREF _Toc228284448 \h </w:instrText>
+          <w:instrText xml:space="preserve"> PAGEREF _Toc228794100 \h </w:instrText>
         </w:r>
         <w:r>
           <w:rPr>
@@ -1438,7 +1429,7 @@
             <w:noProof/>
             <w:webHidden/>
           </w:rPr>
-          <w:t>9</w:t>
+          <w:t>16</w:t>
         </w:r>
         <w:r>
           <w:rPr>
@@ -1451,7 +1442,7 @@
     </w:p>
     <w:p>
       <w:pPr>
-        <w:pStyle w:val="11"/>
+        <w:pStyle w:val="21"/>
         <w:tabs>
           <w:tab w:val="right" w:leader="dot" w:pos="9344"/>
         </w:tabs>
@@ -1461,17 +1452,18 @@
           <w:kern w:val="2"/>
           <w:sz w:val="24"/>
           <w:szCs w:val="24"/>
-          <w:lang w:val="ru-BY" w:eastAsia="ru-BY"/>
+          <w:lang w:eastAsia="ru-RU"/>
           <w14:ligatures w14:val="standardContextual"/>
         </w:rPr>
       </w:pPr>
-      <w:hyperlink w:anchor="_Toc228284449" w:history="1">
+      <w:hyperlink w:anchor="_Toc228794101" w:history="1">
         <w:r>
           <w:rPr>
             <w:rStyle w:val="ad"/>
             <w:noProof/>
-          </w:rPr>
-          <w:t>Глава 3 Разработка и исследование модели оптимизации рекомендаций</w:t>
+            <w:lang w:val="ru-BY"/>
+          </w:rPr>
+          <w:t>3.1 Реализация</w:t>
         </w:r>
         <w:r>
           <w:rPr>
@@ -1492,7 +1484,7 @@
             <w:noProof/>
             <w:webHidden/>
           </w:rPr>
-          <w:instrText xml:space="preserve"> PAGEREF _Toc228284449 \h </w:instrText>
+          <w:instrText xml:space="preserve"> PAGEREF _Toc228794101 \h </w:instrText>
         </w:r>
         <w:r>
           <w:rPr>
@@ -1512,7 +1504,7 @@
             <w:noProof/>
             <w:webHidden/>
           </w:rPr>
-          <w:t>10</w:t>
+          <w:t>16</w:t>
         </w:r>
         <w:r>
           <w:rPr>
@@ -1525,7 +1517,7 @@
     </w:p>
     <w:p>
       <w:pPr>
-        <w:pStyle w:val="11"/>
+        <w:pStyle w:val="21"/>
         <w:tabs>
           <w:tab w:val="right" w:leader="dot" w:pos="9344"/>
         </w:tabs>
@@ -1535,17 +1527,18 @@
           <w:kern w:val="2"/>
           <w:sz w:val="24"/>
           <w:szCs w:val="24"/>
-          <w:lang w:val="ru-BY" w:eastAsia="ru-BY"/>
+          <w:lang w:eastAsia="ru-RU"/>
           <w14:ligatures w14:val="standardContextual"/>
         </w:rPr>
       </w:pPr>
-      <w:hyperlink w:anchor="_Toc228284450" w:history="1">
+      <w:hyperlink w:anchor="_Toc228794102" w:history="1">
         <w:r>
           <w:rPr>
             <w:rStyle w:val="ad"/>
             <w:noProof/>
-          </w:rPr>
-          <w:t>Заключение</w:t>
+            <w:lang w:val="ru-BY"/>
+          </w:rPr>
+          <w:t>3.2 Методика оценки</w:t>
         </w:r>
         <w:r>
           <w:rPr>
@@ -1566,7 +1559,7 @@
             <w:noProof/>
             <w:webHidden/>
           </w:rPr>
-          <w:instrText xml:space="preserve"> PAGEREF _Toc228284450 \h </w:instrText>
+          <w:instrText xml:space="preserve"> PAGEREF _Toc228794102 \h </w:instrText>
         </w:r>
         <w:r>
           <w:rPr>
@@ -1586,7 +1579,7 @@
             <w:noProof/>
             <w:webHidden/>
           </w:rPr>
-          <w:t>11</w:t>
+          <w:t>17</w:t>
         </w:r>
         <w:r>
           <w:rPr>
@@ -1599,7 +1592,7 @@
     </w:p>
     <w:p>
       <w:pPr>
-        <w:pStyle w:val="11"/>
+        <w:pStyle w:val="21"/>
         <w:tabs>
           <w:tab w:val="right" w:leader="dot" w:pos="9344"/>
         </w:tabs>
@@ -1609,11 +1602,234 @@
           <w:kern w:val="2"/>
           <w:sz w:val="24"/>
           <w:szCs w:val="24"/>
-          <w:lang w:val="ru-BY" w:eastAsia="ru-BY"/>
+          <w:lang w:eastAsia="ru-RU"/>
           <w14:ligatures w14:val="standardContextual"/>
         </w:rPr>
       </w:pPr>
-      <w:hyperlink w:anchor="_Toc228284451" w:history="1">
+      <w:hyperlink w:anchor="_Toc228794103" w:history="1">
+        <w:r>
+          <w:rPr>
+            <w:rStyle w:val="ad"/>
+            <w:noProof/>
+            <w:lang w:val="ru-BY"/>
+          </w:rPr>
+          <w:t>3.3 Сравнение моделей</w:t>
+        </w:r>
+        <w:r>
+          <w:rPr>
+            <w:noProof/>
+            <w:webHidden/>
+          </w:rPr>
+          <w:tab/>
+        </w:r>
+        <w:r>
+          <w:rPr>
+            <w:noProof/>
+            <w:webHidden/>
+          </w:rPr>
+          <w:fldChar w:fldCharType="begin"/>
+        </w:r>
+        <w:r>
+          <w:rPr>
+            <w:noProof/>
+            <w:webHidden/>
+          </w:rPr>
+          <w:instrText xml:space="preserve"> PAGEREF _Toc228794103 \h </w:instrText>
+        </w:r>
+        <w:r>
+          <w:rPr>
+            <w:noProof/>
+            <w:webHidden/>
+          </w:rPr>
+        </w:r>
+        <w:r>
+          <w:rPr>
+            <w:noProof/>
+            <w:webHidden/>
+          </w:rPr>
+          <w:fldChar w:fldCharType="separate"/>
+        </w:r>
+        <w:r>
+          <w:rPr>
+            <w:noProof/>
+            <w:webHidden/>
+          </w:rPr>
+          <w:t>18</w:t>
+        </w:r>
+        <w:r>
+          <w:rPr>
+            <w:noProof/>
+            <w:webHidden/>
+          </w:rPr>
+          <w:fldChar w:fldCharType="end"/>
+        </w:r>
+      </w:hyperlink>
+    </w:p>
+    <w:p>
+      <w:pPr>
+        <w:pStyle w:val="21"/>
+        <w:tabs>
+          <w:tab w:val="right" w:leader="dot" w:pos="9344"/>
+        </w:tabs>
+        <w:rPr>
+          <w:rFonts w:asciiTheme="minorHAnsi" w:eastAsiaTheme="minorEastAsia" w:hAnsiTheme="minorHAnsi" w:cstheme="minorBidi"/>
+          <w:noProof/>
+          <w:kern w:val="2"/>
+          <w:sz w:val="24"/>
+          <w:szCs w:val="24"/>
+          <w:lang w:eastAsia="ru-RU"/>
+          <w14:ligatures w14:val="standardContextual"/>
+        </w:rPr>
+      </w:pPr>
+      <w:hyperlink w:anchor="_Toc228794104" w:history="1">
+        <w:r>
+          <w:rPr>
+            <w:rStyle w:val="ad"/>
+            <w:noProof/>
+          </w:rPr>
+          <w:t>3.4 Выводы по главе</w:t>
+        </w:r>
+        <w:r>
+          <w:rPr>
+            <w:noProof/>
+            <w:webHidden/>
+          </w:rPr>
+          <w:tab/>
+        </w:r>
+        <w:r>
+          <w:rPr>
+            <w:noProof/>
+            <w:webHidden/>
+          </w:rPr>
+          <w:fldChar w:fldCharType="begin"/>
+        </w:r>
+        <w:r>
+          <w:rPr>
+            <w:noProof/>
+            <w:webHidden/>
+          </w:rPr>
+          <w:instrText xml:space="preserve"> PAGEREF _Toc228794104 \h </w:instrText>
+        </w:r>
+        <w:r>
+          <w:rPr>
+            <w:noProof/>
+            <w:webHidden/>
+          </w:rPr>
+        </w:r>
+        <w:r>
+          <w:rPr>
+            <w:noProof/>
+            <w:webHidden/>
+          </w:rPr>
+          <w:fldChar w:fldCharType="separate"/>
+        </w:r>
+        <w:r>
+          <w:rPr>
+            <w:noProof/>
+            <w:webHidden/>
+          </w:rPr>
+          <w:t>20</w:t>
+        </w:r>
+        <w:r>
+          <w:rPr>
+            <w:noProof/>
+            <w:webHidden/>
+          </w:rPr>
+          <w:fldChar w:fldCharType="end"/>
+        </w:r>
+      </w:hyperlink>
+    </w:p>
+    <w:p>
+      <w:pPr>
+        <w:pStyle w:val="11"/>
+        <w:tabs>
+          <w:tab w:val="right" w:leader="dot" w:pos="9344"/>
+        </w:tabs>
+        <w:rPr>
+          <w:rFonts w:asciiTheme="minorHAnsi" w:eastAsiaTheme="minorEastAsia" w:hAnsiTheme="minorHAnsi" w:cstheme="minorBidi"/>
+          <w:noProof/>
+          <w:kern w:val="2"/>
+          <w:sz w:val="24"/>
+          <w:szCs w:val="24"/>
+          <w:lang w:eastAsia="ru-RU"/>
+          <w14:ligatures w14:val="standardContextual"/>
+        </w:rPr>
+      </w:pPr>
+      <w:hyperlink w:anchor="_Toc228794105" w:history="1">
+        <w:r>
+          <w:rPr>
+            <w:rStyle w:val="ad"/>
+            <w:noProof/>
+          </w:rPr>
+          <w:t>Заключение</w:t>
+        </w:r>
+        <w:r>
+          <w:rPr>
+            <w:noProof/>
+            <w:webHidden/>
+          </w:rPr>
+          <w:tab/>
+        </w:r>
+        <w:r>
+          <w:rPr>
+            <w:noProof/>
+            <w:webHidden/>
+          </w:rPr>
+          <w:fldChar w:fldCharType="begin"/>
+        </w:r>
+        <w:r>
+          <w:rPr>
+            <w:noProof/>
+            <w:webHidden/>
+          </w:rPr>
+          <w:instrText xml:space="preserve"> PAGEREF _Toc228794105 \h </w:instrText>
+        </w:r>
+        <w:r>
+          <w:rPr>
+            <w:noProof/>
+            <w:webHidden/>
+          </w:rPr>
+        </w:r>
+        <w:r>
+          <w:rPr>
+            <w:noProof/>
+            <w:webHidden/>
+          </w:rPr>
+          <w:fldChar w:fldCharType="separate"/>
+        </w:r>
+        <w:r>
+          <w:rPr>
+            <w:noProof/>
+            <w:webHidden/>
+          </w:rPr>
+          <w:t>22</w:t>
+        </w:r>
+        <w:r>
+          <w:rPr>
+            <w:noProof/>
+            <w:webHidden/>
+          </w:rPr>
+          <w:fldChar w:fldCharType="end"/>
+        </w:r>
+      </w:hyperlink>
+    </w:p>
+    <w:p>
+      <w:pPr>
+        <w:pStyle w:val="11"/>
+        <w:tabs>
+          <w:tab w:val="right" w:leader="dot" w:pos="9344"/>
+        </w:tabs>
+        <w:rPr>
+          <w:rFonts w:asciiTheme="minorHAnsi" w:eastAsiaTheme="minorEastAsia" w:hAnsiTheme="minorHAnsi" w:cstheme="minorBidi"/>
+          <w:noProof/>
+          <w:kern w:val="2"/>
+          <w:sz w:val="24"/>
+          <w:szCs w:val="24"/>
+          <w:lang w:eastAsia="ru-RU"/>
+          <w14:ligatures w14:val="standardContextual"/>
+        </w:rPr>
+      </w:pPr>
+      <w:hyperlink w:anchor="_Toc228794106" w:history="1">
         <w:r>
           <w:rPr>
             <w:rStyle w:val="ad"/>
@@ -1640,7 +1856,7 @@
             <w:noProof/>
             <w:webHidden/>
           </w:rPr>
-          <w:instrText xml:space="preserve"> PAGEREF _Toc228284451 \h </w:instrText>
+          <w:instrText xml:space="preserve"> PAGEREF _Toc228794106 \h </w:instrText>
         </w:r>
         <w:r>
           <w:rPr>
@@ -1660,7 +1876,7 @@
             <w:noProof/>
             <w:webHidden/>
           </w:rPr>
-          <w:t>12</w:t>
+          <w:t>23</w:t>
         </w:r>
         <w:r>
           <w:rPr>
@@ -1685,7 +1901,7 @@
         <w:lastRenderedPageBreak/>
         <w:fldChar w:fldCharType="end"/>
       </w:r>
-      <w:bookmarkStart w:id="0" w:name="_Toc228284437"/>
+      <w:bookmarkStart w:id="0" w:name="_Toc228794089"/>
       <w:r>
         <w:t>Введение</w:t>
       </w:r>
@@ -1952,19 +2168,21 @@
         <w:lastRenderedPageBreak/>
         <w:br/>
       </w:r>
+      <w:bookmarkStart w:id="1" w:name="_Toc228794090"/>
       <w:r>
         <w:t>Теоретические основы машинного обучения и рекомендательных систем</w:t>
       </w:r>
+      <w:bookmarkEnd w:id="1"/>
     </w:p>
     <w:p>
       <w:pPr>
         <w:pStyle w:val="2"/>
       </w:pPr>
-      <w:bookmarkStart w:id="1" w:name="_Toc228284439"/>
+      <w:bookmarkStart w:id="2" w:name="_Toc228794091"/>
       <w:r>
         <w:t>Основные понятия машинного обучения и обучение с подкреплением</w:t>
       </w:r>
-      <w:bookmarkEnd w:id="1"/>
+      <w:bookmarkEnd w:id="2"/>
     </w:p>
     <w:p>
       <w:r>
@@ -1974,11 +2192,38 @@
         <w:t xml:space="preserve"> – </w:t>
       </w:r>
       <w:r>
-        <w:t>это область машинного обучения, посвященная решению задачи принятия решений, в которой агент обучается вести себя в среде, выполняя определенные действия и получая за них вознаграждения. В отличие от обучения с учителем, где модели предоставляются эталонные ответы, в RL агент должен самостоятельно находить оптимальную стратегию поведения путем проб и ошибок.</w:t>
+        <w:t>это область машинного обучения, посвященная решению задачи принятия решений, в которой агент обучается вести себя в среде, выполняя определенные действия и получая за них вознаграждения. В отличие от обучения с учителем, где модели предоставляются эталонные ответы, в RL агент должен самостоятельно находить оптимальную стратегию поведения путем проб и ошибок</w:t>
       </w:r>
       <w:r>
         <w:t xml:space="preserve"> </w:t>
       </w:r>
+      <w:r>
+        <w:t>[</w:t>
+      </w:r>
+      <w:r>
+        <w:fldChar w:fldCharType="begin"/>
+      </w:r>
+      <w:r>
+        <w:instrText xml:space="preserve"> REF _Ref214732198 \n \h </w:instrText>
+      </w:r>
+      <w:r>
+        <w:fldChar w:fldCharType="separate"/>
+      </w:r>
+      <w:r>
+        <w:t>2</w:t>
+      </w:r>
+      <w:r>
+        <w:fldChar w:fldCharType="end"/>
+      </w:r>
+      <w:r>
+        <w:t>]</w:t>
+      </w:r>
+      <w:r>
+        <w:t>.</w:t>
+      </w:r>
+      <w:r>
+        <w:t xml:space="preserve"> </w:t>
+      </w:r>
     </w:p>
     <w:p>
       <w:r>
@@ -2033,10 +2278,72 @@
         <w:t>MDP</w:t>
       </w:r>
       <w:r>
-        <w:t>). Процесс взаимодействия зада</w:t>
-      </w:r>
-      <w:r>
-        <w:t>ё</w:t>
+        <w:t>)</w:t>
+      </w:r>
+      <w:r>
+        <w:t xml:space="preserve"> </w:t>
+      </w:r>
+      <w:r>
+        <w:rPr>
+          <w:lang w:val="be-BY"/>
+        </w:rPr>
+        <w:t>[</w:t>
+      </w:r>
+      <w:r>
+        <w:rPr>
+          <w:lang w:val="be-BY"/>
+        </w:rPr>
+        <w:fldChar w:fldCharType="begin"/>
+      </w:r>
+      <w:r>
+        <w:rPr>
+          <w:lang w:val="be-BY"/>
+        </w:rPr>
+        <w:instrText xml:space="preserve"> REF _Ref228792996 \n \h </w:instrText>
+      </w:r>
+      <w:r>
+        <w:rPr>
+          <w:lang w:val="be-BY"/>
+        </w:rPr>
+      </w:r>
+      <w:r>
+        <w:rPr>
+          <w:lang w:val="be-BY"/>
+        </w:rPr>
+        <w:fldChar w:fldCharType="separate"/>
+      </w:r>
+      <w:r>
+        <w:rPr>
+          <w:lang w:val="be-BY"/>
+        </w:rPr>
+        <w:t>9</w:t>
+      </w:r>
+      <w:r>
+        <w:rPr>
+          <w:lang w:val="be-BY"/>
+        </w:rPr>
+        <w:fldChar w:fldCharType="end"/>
+      </w:r>
+      <w:r>
+        <w:rPr>
+          <w:lang w:val="be-BY"/>
+        </w:rPr>
+        <w:t xml:space="preserve">, </w:t>
+      </w:r>
+      <w:r>
+        <w:t>гл. 3</w:t>
+      </w:r>
+      <w:r>
+        <w:rPr>
+          <w:lang w:val="be-BY"/>
+        </w:rPr>
+        <w:t>]</w:t>
+      </w:r>
+      <w:r>
+        <w:t>. Процесс взаимодействия зада</w:t>
+      </w:r>
+      <w:r>
+        <w:t>е</w:t>
       </w:r>
       <w:r>
         <w:t>тся кортежем</w:t>
@@ -2333,6 +2640,83 @@
           <w:lang w:val="ru-BY"/>
         </w:rPr>
         <w:t>определяющий значимость будущих наград по сравнению с немедленными.</w:t>
+      </w:r>
+    </w:p>
+    <w:p>
+      <w:pPr>
+        <w:pStyle w:val="aff"/>
+        <w:keepNext/>
+        <w:jc w:val="center"/>
+      </w:pPr>
+      <w:r>
+        <w:rPr>
+          <w:noProof/>
+        </w:rPr>
+        <w:lastRenderedPageBreak/>
+        <w:drawing>
+          <wp:inline distT="0" distB="0" distL="0" distR="0" wp14:anchorId="3C34CEEE" wp14:editId="4C3F299C">
+            <wp:extent cx="4639945" cy="2739149"/>
+            <wp:effectExtent l="0" t="0" r="8255" b="4445"/>
+            <wp:docPr id="2" name="Рисунок 2"/>
+            <wp:cNvGraphicFramePr>
+              <a:graphicFrameLocks xmlns:a="http://schemas.openxmlformats.org/drawingml/2006/main" noChangeAspect="1"/>
+            </wp:cNvGraphicFramePr>
+            <a:graphic xmlns:a="http://schemas.openxmlformats.org/drawingml/2006/main">
+              <a:graphicData uri="http://schemas.openxmlformats.org/drawingml/2006/picture">
+                <pic:pic xmlns:pic="http://schemas.openxmlformats.org/drawingml/2006/picture">
+                  <pic:nvPicPr>
+                    <pic:cNvPr id="2" name="Рисунок 2"/>
+                    <pic:cNvPicPr>
+                      <a:picLocks noChangeAspect="1" noChangeArrowheads="1"/>
+                    </pic:cNvPicPr>
+                  </pic:nvPicPr>
+                  <pic:blipFill>
+                    <a:blip r:embed="rId8" cstate="print">
+                      <a:extLst>
+                        <a:ext uri="{28A0092B-C50C-407E-A947-70E740481C1C}">
+                          <a14:useLocalDpi xmlns:a14="http://schemas.microsoft.com/office/drawing/2010/main" val="0"/>
+                        </a:ext>
+                      </a:extLst>
+                    </a:blip>
+                    <a:stretch>
+                      <a:fillRect/>
+                    </a:stretch>
+                  </pic:blipFill>
+                  <pic:spPr bwMode="auto">
+                    <a:xfrm>
+                      <a:off x="0" y="0"/>
+                      <a:ext cx="4639945" cy="2739149"/>
+                    </a:xfrm>
+                    <a:prstGeom prst="rect">
+                      <a:avLst/>
+                    </a:prstGeom>
+                    <a:noFill/>
+                    <a:ln>
+                      <a:noFill/>
+                    </a:ln>
+                  </pic:spPr>
+                </pic:pic>
+              </a:graphicData>
+            </a:graphic>
+          </wp:inline>
+        </w:drawing>
+      </w:r>
+    </w:p>
+    <w:p>
+      <w:pPr>
+        <w:pStyle w:val="afb"/>
+        <w:rPr>
+          <w:lang w:val="ru-BY"/>
+        </w:rPr>
+      </w:pPr>
+      <w:r>
+        <w:t xml:space="preserve">Рисунок 1.1 </w:t>
+      </w:r>
+      <w:r>
+        <w:t>–</w:t>
+      </w:r>
+      <w:r>
+        <w:t xml:space="preserve"> Схема взаимодействия агента и среды в обучении с подкреплением</w:t>
       </w:r>
     </w:p>
     <w:p>
@@ -2579,7 +2963,6 @@
     </w:p>
     <w:p>
       <w:r>
-        <w:lastRenderedPageBreak/>
         <w:t>Для оценки эффективности принимаемых агентом решений используются функции ценности, которые позволяют прогнозировать ожидаемый долгосрочный доход. В контексте рекомендательных систем это критически важно, так как система должна стремиться не только к немедленному клику (локальный максимум), но и к удержанию пользователя в долгосрочной перспективе (глобальный максимум).</w:t>
       </w:r>
     </w:p>
@@ -2728,7 +3111,18 @@
         <w:t xml:space="preserve"> </w:t>
       </w:r>
       <w:r>
-        <w:t xml:space="preserve">(Q-функция) определяет ожидаемую выгоду при выполнении действия $a$ в состоянии </w:t>
+        <w:t xml:space="preserve">(Q-функция) определяет ожидаемую выгоду при выполнении действия </w:t>
+      </w:r>
+      <m:oMath>
+        <m:r>
+          <w:rPr>
+            <w:rFonts w:ascii="Cambria Math" w:hAnsi="Cambria Math"/>
+          </w:rPr>
+          <m:t>a</m:t>
+        </m:r>
+      </m:oMath>
+      <w:r>
+        <w:t xml:space="preserve"> в состоянии </w:t>
       </w:r>
       <m:oMath>
         <m:r>
@@ -3027,7 +3421,73 @@
     </w:p>
     <w:p>
       <w:r>
-        <w:t>Связь между текущим и будущими состояниями описывается уравнением Беллмана. Оно позволяет рекурсивно вычислить ценность текущего состояния через ценность последующих состояний:</w:t>
+        <w:lastRenderedPageBreak/>
+        <w:t>Связь между текущим и будущими состояниями описывается уравнением Беллмана</w:t>
+      </w:r>
+      <w:r>
+        <w:t xml:space="preserve"> </w:t>
+      </w:r>
+      <w:r>
+        <w:rPr>
+          <w:lang w:val="be-BY"/>
+        </w:rPr>
+        <w:t>[</w:t>
+      </w:r>
+      <w:r>
+        <w:rPr>
+          <w:lang w:val="be-BY"/>
+        </w:rPr>
+        <w:fldChar w:fldCharType="begin"/>
+      </w:r>
+      <w:r>
+        <w:rPr>
+          <w:lang w:val="be-BY"/>
+        </w:rPr>
+        <w:instrText xml:space="preserve"> REF _Ref228792996 \n \h </w:instrText>
+      </w:r>
+      <w:r>
+        <w:rPr>
+          <w:lang w:val="be-BY"/>
+        </w:rPr>
+      </w:r>
+      <w:r>
+        <w:rPr>
+          <w:lang w:val="be-BY"/>
+        </w:rPr>
+        <w:fldChar w:fldCharType="separate"/>
+      </w:r>
+      <w:r>
+        <w:rPr>
+          <w:lang w:val="be-BY"/>
+        </w:rPr>
+        <w:t>9</w:t>
+      </w:r>
+      <w:r>
+        <w:rPr>
+          <w:lang w:val="be-BY"/>
+        </w:rPr>
+        <w:fldChar w:fldCharType="end"/>
+      </w:r>
+      <w:r>
+        <w:rPr>
+          <w:lang w:val="be-BY"/>
+        </w:rPr>
+        <w:t xml:space="preserve">, </w:t>
+      </w:r>
+      <w:r>
+        <w:t>гл. 3</w:t>
+      </w:r>
+      <w:r>
+        <w:t>.5</w:t>
+      </w:r>
+      <w:r>
+        <w:rPr>
+          <w:lang w:val="be-BY"/>
+        </w:rPr>
+        <w:t>]</w:t>
+      </w:r>
+      <w:r>
+        <w:t>. Оно позволяет рекурсивно вычислить ценность текущего состояния через ценность последующих состояний:</w:t>
       </w:r>
     </w:p>
     <w:p>
@@ -3328,9 +3788,11 @@
       <w:pPr>
         <w:pStyle w:val="2"/>
       </w:pPr>
+      <w:bookmarkStart w:id="3" w:name="_Toc228794092"/>
       <w:r>
         <w:t>Обзор моделей обучения с подкреплением и их применение в рекомендательных системах</w:t>
       </w:r>
+      <w:bookmarkEnd w:id="3"/>
     </w:p>
     <w:p>
       <w:pPr>
@@ -3342,51 +3804,282 @@
         <w:rPr>
           <w:lang w:val="ru-BY" w:eastAsia="ru-BY"/>
         </w:rPr>
-        <w:t xml:space="preserve">Традиционные рекомендательные системы строятся на двух основных подходах: коллаборативной фильтрации и контентной фильтрации. Коллаборативная фильтрация основана на поиске похожих пользователей или товаров: если пользователю А и Б понравились одни и те же фильмы, то фильм, просмотренный только пользователем А, будет предложен пользователю Б. Контентная фильтрация анализирует свойства самих </w:t>
+        <w:t>Традиционные рекомендательные системы строятся на двух основных подходах: коллаборативной фильтрации и контентной фильтрации</w:t>
       </w:r>
       <w:r>
         <w:rPr>
           <w:lang w:val="ru-BY" w:eastAsia="ru-BY"/>
         </w:rPr>
+        <w:t xml:space="preserve"> </w:t>
+      </w:r>
+      <w:r>
+        <w:rPr>
+          <w:lang w:eastAsia="ru-BY"/>
+        </w:rPr>
+        <w:t>[</w:t>
+      </w:r>
+      <w:r>
+        <w:rPr>
+          <w:lang w:eastAsia="ru-BY"/>
+        </w:rPr>
+        <w:fldChar w:fldCharType="begin"/>
+      </w:r>
+      <w:r>
+        <w:rPr>
+          <w:lang w:eastAsia="ru-BY"/>
+        </w:rPr>
+        <w:instrText xml:space="preserve"> REF _Ref215923707 \n \h </w:instrText>
+      </w:r>
+      <w:r>
+        <w:rPr>
+          <w:lang w:eastAsia="ru-BY"/>
+        </w:rPr>
+      </w:r>
+      <w:r>
+        <w:rPr>
+          <w:lang w:eastAsia="ru-BY"/>
+        </w:rPr>
+        <w:fldChar w:fldCharType="separate"/>
+      </w:r>
+      <w:r>
+        <w:rPr>
+          <w:lang w:eastAsia="ru-BY"/>
+        </w:rPr>
+        <w:t>3</w:t>
+      </w:r>
+      <w:r>
+        <w:rPr>
+          <w:lang w:eastAsia="ru-BY"/>
+        </w:rPr>
+        <w:fldChar w:fldCharType="end"/>
+      </w:r>
+      <w:r>
+        <w:rPr>
+          <w:lang w:eastAsia="ru-BY"/>
+        </w:rPr>
+        <w:t>,</w:t>
+      </w:r>
+      <w:r>
+        <w:rPr>
+          <w:lang w:eastAsia="ru-BY"/>
+        </w:rPr>
+        <w:t xml:space="preserve"> </w:t>
+      </w:r>
+      <w:r>
+        <w:rPr>
+          <w:lang w:eastAsia="ru-BY"/>
+        </w:rPr>
+        <w:fldChar w:fldCharType="begin"/>
+      </w:r>
+      <w:r>
+        <w:rPr>
+          <w:lang w:eastAsia="ru-BY"/>
+        </w:rPr>
+        <w:instrText xml:space="preserve"> REF _Ref228793052 \n \h </w:instrText>
+      </w:r>
+      <w:r>
+        <w:rPr>
+          <w:lang w:eastAsia="ru-BY"/>
+        </w:rPr>
+      </w:r>
+      <w:r>
+        <w:rPr>
+          <w:lang w:eastAsia="ru-BY"/>
+        </w:rPr>
+        <w:fldChar w:fldCharType="separate"/>
+      </w:r>
+      <w:r>
+        <w:rPr>
+          <w:lang w:eastAsia="ru-BY"/>
+        </w:rPr>
+        <w:t>4</w:t>
+      </w:r>
+      <w:r>
+        <w:rPr>
+          <w:lang w:eastAsia="ru-BY"/>
+        </w:rPr>
+        <w:fldChar w:fldCharType="end"/>
+      </w:r>
+      <w:r>
+        <w:rPr>
+          <w:lang w:eastAsia="ru-BY"/>
+        </w:rPr>
+        <w:t>]</w:t>
+      </w:r>
+      <w:r>
+        <w:rPr>
+          <w:lang w:val="ru-BY" w:eastAsia="ru-BY"/>
+        </w:rPr>
+        <w:t xml:space="preserve">. Коллаборативная фильтрация основана на поиске похожих пользователей или товаров: если пользователю А и Б понравились одни и те же фильмы, то фильм, просмотренный только пользователем А, будет предложен пользователю Б. Контентная фильтрация анализирует свойства самих объектов </w:t>
+      </w:r>
+      <w:r>
+        <w:rPr>
+          <w:lang w:val="ru-BY" w:eastAsia="ru-BY"/>
+        </w:rPr>
+        <w:t>(</w:t>
+      </w:r>
+      <w:r>
+        <w:rPr>
+          <w:lang w:val="ru-BY" w:eastAsia="ru-BY"/>
+        </w:rPr>
+        <w:t>жанр, режисс</w:t>
+      </w:r>
+      <w:r>
+        <w:rPr>
+          <w:lang w:val="ru-BY" w:eastAsia="ru-BY"/>
+        </w:rPr>
+        <w:t>е</w:t>
+      </w:r>
+      <w:r>
+        <w:rPr>
+          <w:lang w:val="ru-BY" w:eastAsia="ru-BY"/>
+        </w:rPr>
+        <w:t>ра, теги</w:t>
+      </w:r>
+      <w:r>
+        <w:rPr>
+          <w:lang w:val="ru-BY" w:eastAsia="ru-BY"/>
+        </w:rPr>
+        <w:t xml:space="preserve">) </w:t>
+      </w:r>
+      <w:r>
+        <w:rPr>
+          <w:lang w:val="ru-BY" w:eastAsia="ru-BY"/>
+        </w:rPr>
+        <w:t>и сопоставляет их с профилем предпочтений пользователя. Оба подхода, несмотря на широкую распростран</w:t>
+      </w:r>
+      <w:r>
+        <w:rPr>
+          <w:lang w:val="ru-BY" w:eastAsia="ru-BY"/>
+        </w:rPr>
+        <w:t>е</w:t>
+      </w:r>
+      <w:r>
+        <w:rPr>
+          <w:lang w:val="ru-BY" w:eastAsia="ru-BY"/>
+        </w:rPr>
+        <w:t>нность, имеют существенные недостатки. Во-первых, они статичны: модель обучается на исторических данных и плохо адаптируется к мгновенному изменению интересов пользователя. Во-вторых, они «близоруки»: классические модели максимизируют вероятность клика в данный момент, что часто приводит к засилью кликбейта и снижению долгосрочного интереса к платформе. В-третьих, в них отсутствует механизм исследования: системы склонны рекомендовать только то, в ч</w:t>
+      </w:r>
+      <w:r>
+        <w:rPr>
+          <w:lang w:val="ru-BY" w:eastAsia="ru-BY"/>
+        </w:rPr>
+        <w:t>е</w:t>
+      </w:r>
+      <w:r>
+        <w:rPr>
+          <w:lang w:val="ru-BY" w:eastAsia="ru-BY"/>
+        </w:rPr>
+        <w:t>м они уверены, из-за чего пользователь попадает в информационный пузырь, а новые объекты не получают шанса быть показанными.</w:t>
+      </w:r>
+    </w:p>
+    <w:p>
+      <w:pPr>
+        <w:rPr>
+          <w:lang w:eastAsia="ru-BY"/>
+        </w:rPr>
+      </w:pPr>
+      <w:r>
+        <w:rPr>
+          <w:lang w:val="ru-BY" w:eastAsia="ru-BY"/>
+        </w:rPr>
+        <w:t>Обучение с подкреплением меняет эту парадигму</w:t>
+      </w:r>
+      <w:r>
+        <w:rPr>
+          <w:lang w:val="ru-BY" w:eastAsia="ru-BY"/>
+        </w:rPr>
+        <w:t xml:space="preserve"> [</w:t>
+      </w:r>
+      <w:r>
+        <w:rPr>
+          <w:lang w:val="ru-BY" w:eastAsia="ru-BY"/>
+        </w:rPr>
+        <w:fldChar w:fldCharType="begin"/>
+      </w:r>
+      <w:r>
+        <w:rPr>
+          <w:lang w:val="ru-BY" w:eastAsia="ru-BY"/>
+        </w:rPr>
+        <w:instrText xml:space="preserve"> REF _Ref228793052 \n \h </w:instrText>
+      </w:r>
+      <w:r>
+        <w:rPr>
+          <w:lang w:val="ru-BY" w:eastAsia="ru-BY"/>
+        </w:rPr>
+      </w:r>
+      <w:r>
+        <w:rPr>
+          <w:lang w:val="ru-BY" w:eastAsia="ru-BY"/>
+        </w:rPr>
+        <w:fldChar w:fldCharType="separate"/>
+      </w:r>
+      <w:r>
+        <w:rPr>
+          <w:lang w:val="ru-BY" w:eastAsia="ru-BY"/>
+        </w:rPr>
+        <w:t>4</w:t>
+      </w:r>
+      <w:r>
+        <w:rPr>
+          <w:lang w:val="ru-BY" w:eastAsia="ru-BY"/>
+        </w:rPr>
+        <w:fldChar w:fldCharType="end"/>
+      </w:r>
+      <w:r>
+        <w:rPr>
+          <w:lang w:val="ru-BY" w:eastAsia="ru-BY"/>
+        </w:rPr>
+        <w:t>]</w:t>
+      </w:r>
+      <w:r>
+        <w:rPr>
+          <w:lang w:val="ru-BY" w:eastAsia="ru-BY"/>
+        </w:rPr>
+        <w:t>. Рекомендация</w:t>
+      </w:r>
+      <w:r>
+        <w:rPr>
+          <w:lang w:val="ru-BY" w:eastAsia="ru-BY"/>
+        </w:rPr>
+        <w:t xml:space="preserve"> перестает</w:t>
+      </w:r>
+      <w:r>
+        <w:rPr>
+          <w:lang w:val="ru-BY" w:eastAsia="ru-BY"/>
+        </w:rPr>
+        <w:t xml:space="preserve"> рассматриваться как задача классификации и становится последовательным процессом взаимодействия, в котором агент максимизирует суммарное вознаграждение за вс</w:t>
+      </w:r>
+      <w:r>
+        <w:rPr>
+          <w:lang w:val="ru-BY" w:eastAsia="ru-BY"/>
+        </w:rPr>
+        <w:t>е</w:t>
+      </w:r>
+      <w:r>
+        <w:rPr>
+          <w:lang w:val="ru-BY" w:eastAsia="ru-BY"/>
+        </w:rPr>
+        <w:t xml:space="preserve"> время пользования </w:t>
+      </w:r>
+      <w:r>
+        <w:rPr>
+          <w:lang w:val="ru-BY" w:eastAsia="ru-BY"/>
+        </w:rPr>
         <w:lastRenderedPageBreak/>
-        <w:t xml:space="preserve">объектов </w:t>
+        <w:t>сервисом, а не только за один шаг. Такой подход да</w:t>
       </w:r>
       <w:r>
         <w:rPr>
           <w:lang w:val="ru-BY" w:eastAsia="ru-BY"/>
         </w:rPr>
-        <w:t>(</w:t>
+        <w:t>е</w:t>
       </w:r>
       <w:r>
         <w:rPr>
           <w:lang w:val="ru-BY" w:eastAsia="ru-BY"/>
         </w:rPr>
-        <w:t>жанр, режиссёра, теги</w:t>
-      </w:r>
-      <w:r>
-        <w:rPr>
-          <w:lang w:val="ru-BY" w:eastAsia="ru-BY"/>
-        </w:rPr>
-        <w:t xml:space="preserve">) </w:t>
-      </w:r>
-      <w:r>
-        <w:rPr>
-          <w:lang w:val="ru-BY" w:eastAsia="ru-BY"/>
-        </w:rPr>
-        <w:t>и сопоставляет их с профилем предпочтений пользователя. Оба подхода, несмотря на широкую распространённость, имеют существенные недостатки. Во-первых, они статичны: модель обучается на исторических данных и плохо адаптируется к мгновенному изменению интересов пользователя. Во-вторых, они «близоруки»: классические модели максимизируют вероятность клика в данный момент, что часто приводит к засилью кликбейта и снижению долгосрочного интереса к платформе. В-третьих, в них отсутствует механизм исследования: системы склонны рекомендовать только то, в чём они уверены, из-за чего пользователь попадает в информационный пузырь, а новые объекты не получают шанса быть показанными.</w:t>
-      </w:r>
-    </w:p>
-    <w:p>
-      <w:pPr>
-        <w:rPr>
-          <w:lang w:eastAsia="ru-BY"/>
-        </w:rPr>
-      </w:pPr>
-      <w:r>
-        <w:rPr>
-          <w:lang w:val="ru-BY" w:eastAsia="ru-BY"/>
-        </w:rPr>
-        <w:t>Обучение с подкреплением меняет эту парадигму. Рекомендация рассматриваться как задача классификации и становится последовательным процессом взаимодействия, в котором агент максимизирует суммарное вознаграждение за всё время пользования сервисом, а не только за один шаг. Такой подход даёт три ключевых преимущества</w:t>
+        <w:t>т три ключевых преимущества</w:t>
       </w:r>
       <w:r>
         <w:rPr>
@@ -3410,13 +4103,25 @@
         <w:rPr>
           <w:lang w:eastAsia="ru-BY"/>
         </w:rPr>
-        <w:t>в</w:t>
-      </w:r>
-      <w:r>
-        <w:rPr>
-          <w:lang w:val="ru-BY" w:eastAsia="ru-BY"/>
-        </w:rPr>
-        <w:t>кликом ради удержания пользователя в долгосрочной перспективе</w:t>
+        <w:t>Оптимизация</w:t>
+      </w:r>
+      <w:r>
+        <w:rPr>
+          <w:lang w:eastAsia="ru-BY"/>
+        </w:rPr>
+        <w:t xml:space="preserve"> времени жизни</w:t>
+      </w:r>
+      <w:r>
+        <w:rPr>
+          <w:lang w:eastAsia="ru-BY"/>
+        </w:rPr>
+        <w:t>: агент учится жертвовать сиюминутным кликом ради удержания пользователя в долгосрочной перспективе</w:t>
+      </w:r>
+      <w:r>
+        <w:rPr>
+          <w:lang w:eastAsia="ru-BY"/>
+        </w:rPr>
+        <w:t>.</w:t>
       </w:r>
     </w:p>
     <w:p>
@@ -3440,13 +4145,19 @@
         <w:rPr>
           <w:lang w:val="ru-BY" w:eastAsia="ru-BY"/>
         </w:rPr>
-        <w:t xml:space="preserve">втоматический баланс исследования и эксплуатации: за счёт встроенных механизмов система может иногда предлагать новый, необычный контент, чтобы лучше изучить меняющиеся вкусы пользователя. </w:t>
+        <w:t>втоматический баланс исследования и эксплуатации: за сч</w:t>
       </w:r>
       <w:r>
         <w:rPr>
           <w:lang w:val="ru-BY" w:eastAsia="ru-BY"/>
         </w:rPr>
-        <w:t>3.</w:t>
+        <w:t>е</w:t>
+      </w:r>
+      <w:r>
+        <w:rPr>
+          <w:lang w:val="ru-BY" w:eastAsia="ru-BY"/>
+        </w:rPr>
+        <w:t>т встроенных механизмов система может иногда предлагать новый, необычный контент, чтобы лучше изучить меняющиеся вкусы пользователя.</w:t>
       </w:r>
     </w:p>
     <w:p>
@@ -3470,7 +4181,19 @@
         <w:rPr>
           <w:lang w:val="ru-BY" w:eastAsia="ru-BY"/>
         </w:rPr>
-        <w:t>чёт контекста: RL-агенты эффективнее обрабатывают динамические признаки, такие как время суток, тип устройства или последовательность последних просмотренных видео.</w:t>
+        <w:t>ч</w:t>
+      </w:r>
+      <w:r>
+        <w:rPr>
+          <w:lang w:val="ru-BY" w:eastAsia="ru-BY"/>
+        </w:rPr>
+        <w:t>е</w:t>
+      </w:r>
+      <w:r>
+        <w:rPr>
+          <w:lang w:val="ru-BY" w:eastAsia="ru-BY"/>
+        </w:rPr>
+        <w:t>т контекста: RL-агенты эффективнее обрабатывают динамические признаки, такие как время суток, тип устройства или последовательность последних просмотренных видео.</w:t>
       </w:r>
     </w:p>
     <w:p>
@@ -3483,7 +4206,113 @@
         <w:rPr>
           <w:lang w:eastAsia="ru-BY"/>
         </w:rPr>
-        <w:t xml:space="preserve">Полноценные методы глубокого RL, такие как DQN и PPO, требуют значительных вычислительных ресурсов и сложны в настройке при огромном пространстве состояний и действий, характерном для рекомендательных платформ. По этой причине в практических приложениях часто применяется компромиссный подход </w:t>
+        <w:t>Полноценные методы глубокого RL, такие как DQN</w:t>
+      </w:r>
+      <w:r>
+        <w:rPr>
+          <w:lang w:eastAsia="ru-BY"/>
+        </w:rPr>
+        <w:t xml:space="preserve"> [</w:t>
+      </w:r>
+      <w:r>
+        <w:rPr>
+          <w:lang w:eastAsia="ru-BY"/>
+        </w:rPr>
+        <w:fldChar w:fldCharType="begin"/>
+      </w:r>
+      <w:r>
+        <w:rPr>
+          <w:lang w:eastAsia="ru-BY"/>
+        </w:rPr>
+        <w:instrText xml:space="preserve"> REF _Ref216038778 \n \h </w:instrText>
+      </w:r>
+      <w:r>
+        <w:rPr>
+          <w:lang w:eastAsia="ru-BY"/>
+        </w:rPr>
+      </w:r>
+      <w:r>
+        <w:rPr>
+          <w:lang w:eastAsia="ru-BY"/>
+        </w:rPr>
+        <w:fldChar w:fldCharType="separate"/>
+      </w:r>
+      <w:r>
+        <w:rPr>
+          <w:lang w:eastAsia="ru-BY"/>
+        </w:rPr>
+        <w:t>6</w:t>
+      </w:r>
+      <w:r>
+        <w:rPr>
+          <w:lang w:eastAsia="ru-BY"/>
+        </w:rPr>
+        <w:fldChar w:fldCharType="end"/>
+      </w:r>
+      <w:r>
+        <w:rPr>
+          <w:lang w:eastAsia="ru-BY"/>
+        </w:rPr>
+        <w:t>]</w:t>
+      </w:r>
+      <w:r>
+        <w:rPr>
+          <w:lang w:eastAsia="ru-BY"/>
+        </w:rPr>
+        <w:t xml:space="preserve"> и PPO</w:t>
+      </w:r>
+      <w:r>
+        <w:rPr>
+          <w:lang w:eastAsia="ru-BY"/>
+        </w:rPr>
+        <w:t xml:space="preserve"> [</w:t>
+      </w:r>
+      <w:r>
+        <w:rPr>
+          <w:lang w:eastAsia="ru-BY"/>
+        </w:rPr>
+        <w:fldChar w:fldCharType="begin"/>
+      </w:r>
+      <w:r>
+        <w:rPr>
+          <w:lang w:eastAsia="ru-BY"/>
+        </w:rPr>
+        <w:instrText xml:space="preserve"> REF _Ref176727645 \n \h </w:instrText>
+      </w:r>
+      <w:r>
+        <w:rPr>
+          <w:lang w:eastAsia="ru-BY"/>
+        </w:rPr>
+      </w:r>
+      <w:r>
+        <w:rPr>
+          <w:lang w:eastAsia="ru-BY"/>
+        </w:rPr>
+        <w:fldChar w:fldCharType="separate"/>
+      </w:r>
+      <w:r>
+        <w:rPr>
+          <w:lang w:eastAsia="ru-BY"/>
+        </w:rPr>
+        <w:t>10</w:t>
+      </w:r>
+      <w:r>
+        <w:rPr>
+          <w:lang w:eastAsia="ru-BY"/>
+        </w:rPr>
+        <w:fldChar w:fldCharType="end"/>
+      </w:r>
+      <w:r>
+        <w:rPr>
+          <w:lang w:eastAsia="ru-BY"/>
+        </w:rPr>
+        <w:t>]</w:t>
+      </w:r>
+      <w:r>
+        <w:rPr>
+          <w:lang w:eastAsia="ru-BY"/>
+        </w:rPr>
+        <w:t xml:space="preserve">, требуют значительных вычислительных ресурсов и сложны в настройке при огромном пространстве состояний и действий, характерном для рекомендательных платформ. По этой причине в практических приложениях часто применяется компромиссный подход </w:t>
       </w:r>
       <w:r>
         <w:t xml:space="preserve">– </w:t>
@@ -3499,30 +4328,144 @@
       <w:pPr>
         <w:pStyle w:val="2"/>
       </w:pPr>
+      <w:bookmarkStart w:id="4" w:name="_Toc228794093"/>
       <w:r>
         <w:t>Алгоритмы многоруких и контекстуальных бандитов</w:t>
       </w:r>
-    </w:p>
-    <w:p>
-      <w:r>
-        <w:t xml:space="preserve">Многорукий бандит – это классическая модель задачи принятия решений в условиях неопределённости, получившая своё название от метафоры игрока в казино, стоящего перед рядом игровых автоматов («одноруких бандитов»). Каждый автомат выдаёт случайный выигрыш из своего собственного, неизвестного игроку распределения. За ограниченное число попыток игрок должен так распределить свои ставки между автоматами, чтобы максимизировать суммарный выигрыш. В контексте рекомендательных </w:t>
-      </w:r>
-      <w:r>
+      <w:bookmarkEnd w:id="4"/>
+    </w:p>
+    <w:p>
+      <w:r>
+        <w:t>Многорукий бандит – это классическая модель задачи принятия решений в условиях неопредел</w:t>
+      </w:r>
+      <w:r>
+        <w:t>е</w:t>
+      </w:r>
+      <w:r>
+        <w:t>нности, получившая сво</w:t>
+      </w:r>
+      <w:r>
+        <w:t>е</w:t>
+      </w:r>
+      <w:r>
+        <w:t xml:space="preserve"> название от метафоры игрока в казино, стоящего перед рядом игровых автоматов («одноруких бандитов»). Каждый автомат выда</w:t>
+      </w:r>
+      <w:r>
+        <w:t>е</w:t>
+      </w:r>
+      <w:r>
+        <w:t xml:space="preserve">т случайный выигрыш из своего собственного, неизвестного игроку распределения. За ограниченное число попыток игрок должен так распределить свои ставки между автоматами, чтобы максимизировать суммарный выигрыш. В контексте рекомендательных систем каждый «автомат» соответствует отдельному объекту рекомендации (треку, фильму, товару), а «выигрыш» </w:t>
+      </w:r>
+      <w:r>
+        <w:t>–</w:t>
+      </w:r>
+      <w:r>
+        <w:t xml:space="preserve"> награде за успешное взаимодействие: клику, лайку или полному прослушиванию.</w:t>
+      </w:r>
+    </w:p>
+    <w:p>
+      <w:pPr>
+        <w:jc w:val="center"/>
+      </w:pPr>
+      <w:r>
+        <w:rPr>
+          <w:noProof/>
+        </w:rPr>
         <w:lastRenderedPageBreak/>
-        <w:t>систем каждый «автомат» соответствует отдельному объекту рекомендации (треку, фильму, товару), а «выигрыш» — награде за успешное взаимодействие: клику, лайку или полному прослушиванию.</w:t>
-      </w:r>
-    </w:p>
-    <w:p>
-      <w:r>
-        <w:t xml:space="preserve">Центральной проблемой в задаче о многоруком бандите является дилемма исследования и эксплуатации. Эксплуатация означает выбор того действия, которое, согласно текущим оценкам, приносит наибольшую награду. Исследование — это попытка выбрать действие, которое на данный момент кажется менее перспективным, но может оказаться лучше в действительности. Чрезмерная эксплуатация приводит к тому, что система застревает на </w:t>
-      </w:r>
-      <w:proofErr w:type="spellStart"/>
-      <w:r>
-        <w:t>субоптимальных</w:t>
-      </w:r>
-      <w:proofErr w:type="spellEnd"/>
-      <w:r>
-        <w:t xml:space="preserve"> решениях, а чрезмерное исследование — к потере наград из-за частого выбора заведомо плохих действий. Оптимальная стратегия должна находить баланс между этими двумя крайностями.</w:t>
+        <w:drawing>
+          <wp:inline distT="0" distB="0" distL="0" distR="0" wp14:anchorId="70143F1B" wp14:editId="690D84DC">
+            <wp:extent cx="2838450" cy="2347595"/>
+            <wp:effectExtent l="0" t="0" r="0" b="0"/>
+            <wp:docPr id="6" name="Рисунок 6"/>
+            <wp:cNvGraphicFramePr>
+              <a:graphicFrameLocks xmlns:a="http://schemas.openxmlformats.org/drawingml/2006/main" noChangeAspect="1"/>
+            </wp:cNvGraphicFramePr>
+            <a:graphic xmlns:a="http://schemas.openxmlformats.org/drawingml/2006/main">
+              <a:graphicData uri="http://schemas.openxmlformats.org/drawingml/2006/picture">
+                <pic:pic xmlns:pic="http://schemas.openxmlformats.org/drawingml/2006/picture">
+                  <pic:nvPicPr>
+                    <pic:cNvPr id="0" name="Picture 12"/>
+                    <pic:cNvPicPr>
+                      <a:picLocks noChangeAspect="1" noChangeArrowheads="1"/>
+                    </pic:cNvPicPr>
+                  </pic:nvPicPr>
+                  <pic:blipFill>
+                    <a:blip r:embed="rId9">
+                      <a:extLst>
+                        <a:ext uri="{28A0092B-C50C-407E-A947-70E740481C1C}">
+                          <a14:useLocalDpi xmlns:a14="http://schemas.microsoft.com/office/drawing/2010/main" val="0"/>
+                        </a:ext>
+                      </a:extLst>
+                    </a:blip>
+                    <a:srcRect/>
+                    <a:stretch>
+                      <a:fillRect/>
+                    </a:stretch>
+                  </pic:blipFill>
+                  <pic:spPr bwMode="auto">
+                    <a:xfrm>
+                      <a:off x="0" y="0"/>
+                      <a:ext cx="2838450" cy="2347595"/>
+                    </a:xfrm>
+                    <a:prstGeom prst="rect">
+                      <a:avLst/>
+                    </a:prstGeom>
+                    <a:noFill/>
+                    <a:ln>
+                      <a:noFill/>
+                    </a:ln>
+                  </pic:spPr>
+                </pic:pic>
+              </a:graphicData>
+            </a:graphic>
+          </wp:inline>
+        </w:drawing>
+      </w:r>
+    </w:p>
+    <w:p>
+      <w:pPr>
+        <w:pStyle w:val="afb"/>
+      </w:pPr>
+      <w:r>
+        <w:t>Рисунок 1.</w:t>
+      </w:r>
+      <w:r>
+        <w:t>2</w:t>
+      </w:r>
+      <w:r>
+        <w:t xml:space="preserve"> </w:t>
+      </w:r>
+      <w:r>
+        <w:t>–</w:t>
+      </w:r>
+      <w:r>
+        <w:t xml:space="preserve"> </w:t>
+      </w:r>
+      <w:r>
+        <w:t>Иллюстрация задачи о многоруком бандите</w:t>
+      </w:r>
+    </w:p>
+    <w:p>
+      <w:r>
+        <w:t xml:space="preserve">Центральной проблемой в задаче о многоруком бандите является дилемма исследования и эксплуатации. Эксплуатация означает выбор того действия, которое, согласно текущим оценкам, приносит наибольшую награду. Исследование </w:t>
+      </w:r>
+      <w:r>
+        <w:t>–</w:t>
+      </w:r>
+      <w:r>
+        <w:t xml:space="preserve"> это попытка выбрать действие, которое на данный момент кажется менее перспективным, но может оказаться лучше в действительности. Чрезмерная эксплуатация приводит к тому, что система застревает на </w:t>
+      </w:r>
+      <w:r>
+        <w:t>не</w:t>
+      </w:r>
+      <w:r>
+        <w:t>оптимальных решениях, а чрезмерное исследование</w:t>
+      </w:r>
+      <w:r>
+        <w:t xml:space="preserve"> ведет </w:t>
+      </w:r>
+      <w:r>
+        <w:t>к потере наград из-за частого выбора заведомо плохих действий. Оптимальная стратегия должна находить баланс между этими двумя крайностями.</w:t>
       </w:r>
     </w:p>
     <w:p>
@@ -3543,14 +4486,53 @@
         </m:r>
       </m:oMath>
       <w:r>
-        <w:t xml:space="preserve">-жадный алгоритм. Его идея заключается в том, что с вероятностью </w:t>
+        <w:t>-жадный алгоритм</w:t>
+      </w:r>
+      <w:r>
+        <w:t xml:space="preserve"> </w:t>
+      </w:r>
+      <w:r>
+        <w:t>[</w:t>
+      </w:r>
+      <w:r>
+        <w:fldChar w:fldCharType="begin"/>
+      </w:r>
+      <w:r>
+        <w:instrText xml:space="preserve"> REF _Ref228792996 \n \h </w:instrText>
+      </w:r>
+      <w:r>
+        <w:fldChar w:fldCharType="separate"/>
+      </w:r>
+      <w:r>
+        <w:t>9</w:t>
+      </w:r>
+      <w:r>
+        <w:fldChar w:fldCharType="end"/>
+      </w:r>
+      <w:r>
+        <w:t>, гл. 2.2]</w:t>
+      </w:r>
+      <w:r>
+        <w:t xml:space="preserve">. Его идея заключается в том, что с вероятностью </w:t>
       </w:r>
       <m:oMath>
         <m:r>
           <w:rPr>
             <w:rFonts w:ascii="Cambria Math" w:hAnsi="Cambria Math"/>
           </w:rPr>
+          <m:t>(</m:t>
+        </m:r>
+        <m:r>
+          <w:rPr>
+            <w:rFonts w:ascii="Cambria Math" w:hAnsi="Cambria Math"/>
+          </w:rPr>
           <m:t>1-ε</m:t>
+        </m:r>
+        <m:r>
+          <w:rPr>
+            <w:rFonts w:ascii="Cambria Math" w:hAnsi="Cambria Math"/>
+          </w:rPr>
+          <m:t>)</m:t>
         </m:r>
       </m:oMath>
       <w:r>
@@ -3572,7 +4554,7 @@
           <w:rPr>
             <w:rFonts w:ascii="Cambria Math" w:hAnsi="Cambria Math"/>
           </w:rPr>
-          <m:t>ϵ</m:t>
+          <m:t>ε</m:t>
         </m:r>
       </m:oMath>
       <w:r>
@@ -3650,7 +4632,34 @@
       </w:r>
       <w:proofErr w:type="spellEnd"/>
       <w:r>
-        <w:t>, UCB). Вместо того чтобы исследовать чисто случайно, UCB поощряет выбор тех действий, в оценке которых модель наименее уверена. Формально на каждом шаге выбирается действие, максимизирующее сумму средней награды и доверительного интервала:</w:t>
+        <w:t>, UCB)</w:t>
+      </w:r>
+      <w:r>
+        <w:t xml:space="preserve"> </w:t>
+      </w:r>
+      <w:r>
+        <w:t>[</w:t>
+      </w:r>
+      <w:r>
+        <w:fldChar w:fldCharType="begin"/>
+      </w:r>
+      <w:r>
+        <w:instrText xml:space="preserve"> REF _Ref228793132 \n \h </w:instrText>
+      </w:r>
+      <w:r>
+        <w:fldChar w:fldCharType="separate"/>
+      </w:r>
+      <w:r>
+        <w:t>5</w:t>
+      </w:r>
+      <w:r>
+        <w:fldChar w:fldCharType="end"/>
+      </w:r>
+      <w:r>
+        <w:t>]</w:t>
+      </w:r>
+      <w:r>
+        <w:t>. Вместо того чтобы исследовать чисто случайно, UCB поощряет выбор тех действий, в оценке которых модель наименее уверена. Формально на каждом шаге выбирается действие, максимизирующее сумму средней награды и доверительного интервала:</w:t>
       </w:r>
     </w:p>
     <w:p>
@@ -4039,6 +5048,7 @@
           <w:i/>
           <w:iCs/>
         </w:rPr>
+        <w:lastRenderedPageBreak/>
         <w:tab/>
       </w:r>
       <m:oMath>
@@ -4150,7 +5160,19 @@
         </w:rPr>
       </w:pPr>
       <w:r>
-        <w:t xml:space="preserve">Тем самым алгоритм автоматически отдаёт предпочтение малоизученным действиям, но только до тех пор, пока неопределённость в их оценке </w:t>
+        <w:t>Тем самым алгоритм автоматически отда</w:t>
+      </w:r>
+      <w:r>
+        <w:t>е</w:t>
+      </w:r>
+      <w:r>
+        <w:t>т предпочтение малоизученным действиям, но только до тех пор, пока неопредел</w:t>
+      </w:r>
+      <w:r>
+        <w:t>е</w:t>
+      </w:r>
+      <w:r>
+        <w:t xml:space="preserve">нность в их оценке </w:t>
       </w:r>
       <w:r>
         <w:rPr>
@@ -4170,11 +5192,31 @@
     </w:p>
     <w:p>
       <w:r>
-        <w:t xml:space="preserve">Третьим важным алгоритмом является семплирование Томпсона, которое использует байесовский подход к проблеме исследования. Вместо хранения точечных оценок ценности действий алгоритм поддерживает вероятностное распределение для каждого действия, отражающее степень </w:t>
-      </w:r>
-      <w:r>
-        <w:lastRenderedPageBreak/>
-        <w:t xml:space="preserve">уверенности в его истинной ценности. На каждом шаге из этих распределений </w:t>
+        <w:t>Третьим важным алгоритмом является семплирование Томпсона, которое использует байесовский подход к проблеме исследования</w:t>
+      </w:r>
+      <w:r>
+        <w:t xml:space="preserve"> [</w:t>
+      </w:r>
+      <w:r>
+        <w:fldChar w:fldCharType="begin"/>
+      </w:r>
+      <w:r>
+        <w:instrText xml:space="preserve"> REF _Ref228793146 \n \h </w:instrText>
+      </w:r>
+      <w:r>
+        <w:fldChar w:fldCharType="separate"/>
+      </w:r>
+      <w:r>
+        <w:t>8</w:t>
+      </w:r>
+      <w:r>
+        <w:fldChar w:fldCharType="end"/>
+      </w:r>
+      <w:r>
+        <w:t>]</w:t>
+      </w:r>
+      <w:r>
+        <w:t xml:space="preserve">. Вместо хранения точечных оценок ценности действий алгоритм поддерживает вероятностное распределение для каждого действия, отражающее степень уверенности в его истинной ценности. На каждом шаге из этих распределений </w:t>
       </w:r>
       <w:proofErr w:type="spellStart"/>
       <w:r>
@@ -4191,12 +5233,42 @@
         <w:t>)</w:t>
       </w:r>
       <w:r>
-        <w:t xml:space="preserve"> одно значение для каждого действия, и выбирается действие с максимальным семплом. Действия с высокой неопределённостью иногда дают высокие семплы и получают шанс быть выбранными, что обеспечивает естественный механизм исследования.</w:t>
-      </w:r>
-    </w:p>
-    <w:p>
-      <w:r>
-        <w:t xml:space="preserve">Контекстуальные бандиты расширяют модель многорукого бандита, вводя зависимость награды от признаков контекста. Если в обычном бандите предполагается, что ценность действия постоянна для всех пользователей, то контекстуальный бандит позволяет учесть особенности: один и тот же трек может быть по-разному воспринят разными слушателями в зависимости от их истории, времени суток и других факторов. В простейшей линейной постановке награда моделируется как линейная функция признаков контекста </w:t>
+        <w:t xml:space="preserve"> одно значение для каждого действия, и выбирается действие с максимальным семплом. Действия с высокой неопредел</w:t>
+      </w:r>
+      <w:r>
+        <w:t>е</w:t>
+      </w:r>
+      <w:r>
+        <w:t>нностью иногда дают высокие семплы и получают шанс быть выбранными, что обеспечивает естественный механизм исследования.</w:t>
+      </w:r>
+    </w:p>
+    <w:p>
+      <w:r>
+        <w:t>Контекстуальные бандиты расширяют модель многорукого бандита, вводя зависимость награды от признаков контекста</w:t>
+      </w:r>
+      <w:r>
+        <w:t xml:space="preserve"> [</w:t>
+      </w:r>
+      <w:r>
+        <w:fldChar w:fldCharType="begin"/>
+      </w:r>
+      <w:r>
+        <w:instrText xml:space="preserve"> REF _Ref228793156 \n \h </w:instrText>
+      </w:r>
+      <w:r>
+        <w:fldChar w:fldCharType="separate"/>
+      </w:r>
+      <w:r>
+        <w:t>7</w:t>
+      </w:r>
+      <w:r>
+        <w:fldChar w:fldCharType="end"/>
+      </w:r>
+      <w:r>
+        <w:t>]</w:t>
+      </w:r>
+      <w:r>
+        <w:t xml:space="preserve">. Если в обычном бандите предполагается, что ценность действия постоянна для всех пользователей, то контекстуальный бандит позволяет учесть особенности: один и тот же трек может быть по-разному воспринят разными слушателями в зависимости от их истории, времени суток и других факторов. В простейшей линейной постановке награда моделируется как линейная функция признаков контекста </w:t>
       </w:r>
       <m:oMath>
         <m:r>
@@ -4210,6 +5282,12 @@
           <m:t>x</m:t>
         </m:r>
       </m:oMath>
+      <w:r>
+        <w:rPr>
+          <w:bCs/>
+        </w:rPr>
+        <w:t>:</w:t>
+      </w:r>
     </w:p>
     <w:p/>
     <w:p>
@@ -4328,6 +5406,9 @@
       </w:r>
       <m:oMath>
         <m:r>
+          <m:rPr>
+            <m:sty m:val="bi"/>
+          </m:rPr>
           <w:rPr>
             <w:rFonts w:ascii="Cambria Math" w:hAnsi="Cambria Math"/>
             <w:lang w:val="en-US"/>
@@ -4362,57 +5443,6 @@
           <w:iCs/>
         </w:rPr>
         <w:tab/>
-      </w:r>
-      <m:oMath>
-        <m:r>
-          <w:rPr>
-            <w:rFonts w:ascii="Cambria Math" w:hAnsi="Cambria Math"/>
-          </w:rPr>
-          <m:t>A</m:t>
-        </m:r>
-      </m:oMath>
-      <w:r>
-        <w:t xml:space="preserve"> – </w:t>
-      </w:r>
-      <w:r>
-        <w:t>вектор признаков контекста</w:t>
-      </w:r>
-      <w:r>
-        <w:t>,</w:t>
-      </w:r>
-    </w:p>
-    <w:p>
-      <w:pPr>
-        <w:pStyle w:val="aff"/>
-      </w:pPr>
-      <w:r>
-        <w:tab/>
-      </w:r>
-      <m:oMath>
-        <m:r>
-          <w:rPr>
-            <w:rFonts w:ascii="Cambria Math" w:hAnsi="Cambria Math"/>
-            <w:lang w:val="en-US"/>
-          </w:rPr>
-          <m:t>ϵ</m:t>
-        </m:r>
-      </m:oMath>
-      <w:r>
-        <w:t xml:space="preserve"> </w:t>
-      </w:r>
-      <w:r>
-        <w:t>–</w:t>
-      </w:r>
-      <w:r>
-        <w:t xml:space="preserve"> </w:t>
-      </w:r>
-      <w:r>
-        <w:t>случайный шум.</w:t>
-      </w:r>
-    </w:p>
-    <w:p>
-      <w:r>
-        <w:t xml:space="preserve">Линейное семплирование Томпсона сочетает идею байесовского обновления с линейной моделью: алгоритм поддерживает многомерное нормальное распределение над вектором весов </w:t>
       </w:r>
       <m:oMath>
         <m:r>
@@ -4422,6 +5452,60 @@
           <w:rPr>
             <w:rFonts w:ascii="Cambria Math" w:hAnsi="Cambria Math"/>
           </w:rPr>
+          <m:t>x</m:t>
+        </m:r>
+      </m:oMath>
+      <w:r>
+        <w:t xml:space="preserve"> – </w:t>
+      </w:r>
+      <w:r>
+        <w:t>вектор признаков контекста</w:t>
+      </w:r>
+      <w:r>
+        <w:t>,</w:t>
+      </w:r>
+    </w:p>
+    <w:p>
+      <w:pPr>
+        <w:pStyle w:val="aff"/>
+      </w:pPr>
+      <w:r>
+        <w:tab/>
+      </w:r>
+      <m:oMath>
+        <m:r>
+          <w:rPr>
+            <w:rFonts w:ascii="Cambria Math" w:hAnsi="Cambria Math"/>
+            <w:lang w:val="en-US"/>
+          </w:rPr>
+          <m:t>ϵ</m:t>
+        </m:r>
+      </m:oMath>
+      <w:r>
+        <w:t xml:space="preserve"> </w:t>
+      </w:r>
+      <w:r>
+        <w:t>–</w:t>
+      </w:r>
+      <w:r>
+        <w:t xml:space="preserve"> </w:t>
+      </w:r>
+      <w:r>
+        <w:t>случайный шум.</w:t>
+      </w:r>
+    </w:p>
+    <w:p>
+      <w:r>
+        <w:t xml:space="preserve">Линейное семплирование Томпсона сочетает идею байесовского обновления с линейной моделью: алгоритм поддерживает многомерное нормальное распределение над вектором весов </w:t>
+      </w:r>
+      <m:oMath>
+        <m:r>
+          <m:rPr>
+            <m:sty m:val="bi"/>
+          </m:rPr>
+          <w:rPr>
+            <w:rFonts w:ascii="Cambria Math" w:hAnsi="Cambria Math"/>
+          </w:rPr>
           <m:t>w</m:t>
         </m:r>
       </m:oMath>
@@ -4441,20 +5525,19 @@
       <w:pPr>
         <w:pStyle w:val="2"/>
       </w:pPr>
-      <w:r>
+      <w:bookmarkStart w:id="5" w:name="_Toc228794094"/>
+      <w:r>
+        <w:lastRenderedPageBreak/>
         <w:t xml:space="preserve">Вывод </w:t>
       </w:r>
       <w:r>
         <w:t>по главе</w:t>
       </w:r>
-    </w:p>
-    <w:p>
-      <w:r>
-        <w:t xml:space="preserve">В первой главе рассмотрены теоретические основы применения обучения с подкреплением в рекомендательных системах. Формализация задачи через Марковский процесс принятия решений позволяет перейти от статического предсказания к динамическому управлению пользовательским опытом. Анализ классических подходов выявил их ограничения: статичность, «близорукость» и отсутствие механизма исследования. Показано, что </w:t>
-      </w:r>
-      <w:r>
-        <w:lastRenderedPageBreak/>
-        <w:t>алгоритмы семейства многоруких бандитов (ε-жадный, UCB, семплирование Томпсона и его контекстуальная модификация) представляют собой компромиссное решение, сочетающее онлайн-обучение с вычислительной эффективностью. Рассмотренные алгоритмы реализуют различные стратегии баланса исследования и эксплуатации и составляют теоретическую основу экспериментальной части работы.</w:t>
+      <w:bookmarkEnd w:id="5"/>
+    </w:p>
+    <w:p>
+      <w:r>
+        <w:t>В первой главе рассмотрены теоретические основы применения обучения с подкреплением в рекомендательных системах. Формализация задачи через Марковский процесс принятия решений позволяет перейти от статического предсказания к динамическому управлению пользовательским опытом. Анализ классических подходов выявил их ограничения: статичность, «близорукость» и отсутствие механизма исследования. Показано, что алгоритмы семейства многоруких бандитов (ε-жадный, UCB, семплирование Томпсона и его контекстуальная модификация) представляют собой компромиссное решение, сочетающее онлайн-обучение с вычислительной эффективностью. Рассмотренные алгоритмы реализуют различные стратегии баланса исследования и эксплуатации и составляют теоретическую основу экспериментальной части работы.</w:t>
       </w:r>
     </w:p>
     <w:p>
@@ -4465,17 +5548,21 @@
         <w:lastRenderedPageBreak/>
         <w:br/>
       </w:r>
+      <w:bookmarkStart w:id="6" w:name="_Toc228794095"/>
       <w:r>
         <w:t>Данные и постановка задачи оптимизации рекомендательной системы</w:t>
       </w:r>
+      <w:bookmarkEnd w:id="6"/>
     </w:p>
     <w:p>
       <w:pPr>
         <w:pStyle w:val="2"/>
       </w:pPr>
+      <w:bookmarkStart w:id="7" w:name="_Toc228794096"/>
       <w:r>
         <w:t>Описание и особенности используемых наборов данных</w:t>
       </w:r>
+      <w:bookmarkEnd w:id="7"/>
     </w:p>
     <w:p>
       <w:pPr>
@@ -4524,6 +5611,12 @@
         <w:rPr>
           <w:lang w:val="ru-BY"/>
         </w:rPr>
+        <w:t xml:space="preserve"> [11]</w:t>
+      </w:r>
+      <w:r>
+        <w:rPr>
+          <w:lang w:val="ru-BY"/>
+        </w:rPr>
         <w:t>. Выбор датасета обусловлен его реалистичностью: в отличие от синтетических сред, он отражает реальное поведение пользователей музыкального стримингового сервиса.</w:t>
       </w:r>
     </w:p>
@@ -4628,7 +5721,19 @@
         <w:rPr>
           <w:lang w:val="ru-BY"/>
         </w:rPr>
-        <w:t xml:space="preserve">значение от 0 до 100, показывающее долю трека, воспроизведённую перед переключением. Этот показатель служит основой для формирования награды: значение 100 соответствует полному прослушиванию, </w:t>
+        <w:t>значение от 0 до 100, показывающее долю трека, воспроизвед</w:t>
+      </w:r>
+      <w:r>
+        <w:rPr>
+          <w:lang w:val="ru-BY"/>
+        </w:rPr>
+        <w:t>е</w:t>
+      </w:r>
+      <w:r>
+        <w:rPr>
+          <w:lang w:val="ru-BY"/>
+        </w:rPr>
+        <w:t xml:space="preserve">нную перед переключением. Этот показатель служит основой для формирования награды: значение 100 соответствует полному прослушиванию, </w:t>
       </w:r>
       <w:r>
         <w:rPr>
@@ -4745,7 +5850,19 @@
         <w:rPr>
           <w:lang w:val="ru-BY"/>
         </w:rPr>
-        <w:t>() удаляет строки с пропусками и дубликаты, а также отфильтровывает записи по типу события — сохраняются только события прослушивания (</w:t>
+        <w:t xml:space="preserve">() удаляет строки с пропусками и дубликаты, а также отфильтровывает записи по типу события </w:t>
+      </w:r>
+      <w:r>
+        <w:rPr>
+          <w:lang w:val="ru-BY"/>
+        </w:rPr>
+        <w:t>–</w:t>
+      </w:r>
+      <w:r>
+        <w:rPr>
+          <w:lang w:val="ru-BY"/>
+        </w:rPr>
+        <w:t xml:space="preserve"> сохраняются только события прослушивания (</w:t>
       </w:r>
       <w:proofErr w:type="spellStart"/>
       <w:r>
@@ -4800,7 +5917,19 @@
         <w:rPr>
           <w:lang w:val="ru-BY"/>
         </w:rPr>
-        <w:t>()`упорядочивает взаимодействия по времени с группировкой по пользователям. Это гарантирует разворачивание данных как реального временного ряда и исключает «заглядывание в будущее» при симуляции.</w:t>
+        <w:t>()</w:t>
+      </w:r>
+      <w:r>
+        <w:rPr>
+          <w:lang w:val="ru-BY"/>
+        </w:rPr>
+        <w:t xml:space="preserve"> </w:t>
+      </w:r>
+      <w:r>
+        <w:rPr>
+          <w:lang w:val="ru-BY"/>
+        </w:rPr>
+        <w:t>упорядочивает взаимодействия по времени с группировкой по пользователям. Это гарантирует разворачивание данных как реального временного ряда и исключает «заглядывание в будущее» при симуляции.</w:t>
       </w:r>
     </w:p>
     <w:p>
@@ -4912,7 +6041,19 @@
         <w:rPr>
           <w:lang w:val="ru-BY"/>
         </w:rPr>
-        <w:t>() масштабирует процент прослушивания в диапазон [0, 1] путём деления на 100.</w:t>
+        <w:t>() масштабирует процент прослушивания в диапазон [0, 1] пут</w:t>
+      </w:r>
+      <w:r>
+        <w:rPr>
+          <w:lang w:val="ru-BY"/>
+        </w:rPr>
+        <w:t>е</w:t>
+      </w:r>
+      <w:r>
+        <w:rPr>
+          <w:lang w:val="ru-BY"/>
+        </w:rPr>
+        <w:t>м деления на 100.</w:t>
       </w:r>
     </w:p>
     <w:p>
@@ -5064,9 +6205,11 @@
       <w:pPr>
         <w:pStyle w:val="2"/>
       </w:pPr>
+      <w:bookmarkStart w:id="8" w:name="_Toc228794097"/>
       <w:r>
         <w:t>Постановка задачи оптимизации рекомендательной системы</w:t>
       </w:r>
+      <w:bookmarkEnd w:id="8"/>
     </w:p>
     <w:p>
       <w:pPr>
@@ -5080,6 +6223,109 @@
         </w:rPr>
         <w:t>Задача оптимизации рекомендаций формулируется как последовательный процесс взаимодействия агента с пользователем. В отличие от статического подхода, где модель однократно предсказывает вероятность клика, здесь агент обучается выбирать треки, максимизируя суммарную награду за весь период взаимодействия. Формализация опирается на Марковский процесс принятия решений, рассмотренный в главе 1.</w:t>
       </w:r>
+    </w:p>
+    <w:p>
+      <w:pPr>
+        <w:rPr>
+          <w:lang w:val="ru-BY"/>
+        </w:rPr>
+      </w:pPr>
+    </w:p>
+    <w:p>
+      <w:pPr>
+        <w:jc w:val="center"/>
+        <w:rPr>
+          <w:lang w:val="ru-BY"/>
+        </w:rPr>
+      </w:pPr>
+      <w:r>
+        <w:rPr>
+          <w:noProof/>
+          <w:lang w:val="ru-BY"/>
+        </w:rPr>
+        <w:drawing>
+          <wp:inline distT="0" distB="0" distL="0" distR="0" wp14:anchorId="4578CEDB" wp14:editId="24F4D230">
+            <wp:extent cx="4585335" cy="1719580"/>
+            <wp:effectExtent l="0" t="0" r="5715" b="0"/>
+            <wp:docPr id="3" name="Рисунок 3"/>
+            <wp:cNvGraphicFramePr>
+              <a:graphicFrameLocks xmlns:a="http://schemas.openxmlformats.org/drawingml/2006/main" noChangeAspect="1"/>
+            </wp:cNvGraphicFramePr>
+            <a:graphic xmlns:a="http://schemas.openxmlformats.org/drawingml/2006/main">
+              <a:graphicData uri="http://schemas.openxmlformats.org/drawingml/2006/picture">
+                <pic:pic xmlns:pic="http://schemas.openxmlformats.org/drawingml/2006/picture">
+                  <pic:nvPicPr>
+                    <pic:cNvPr id="0" name="Picture 4"/>
+                    <pic:cNvPicPr>
+                      <a:picLocks noChangeAspect="1" noChangeArrowheads="1"/>
+                    </pic:cNvPicPr>
+                  </pic:nvPicPr>
+                  <pic:blipFill>
+                    <a:blip r:embed="rId10">
+                      <a:extLst>
+                        <a:ext uri="{28A0092B-C50C-407E-A947-70E740481C1C}">
+                          <a14:useLocalDpi xmlns:a14="http://schemas.microsoft.com/office/drawing/2010/main" val="0"/>
+                        </a:ext>
+                      </a:extLst>
+                    </a:blip>
+                    <a:srcRect/>
+                    <a:stretch>
+                      <a:fillRect/>
+                    </a:stretch>
+                  </pic:blipFill>
+                  <pic:spPr bwMode="auto">
+                    <a:xfrm>
+                      <a:off x="0" y="0"/>
+                      <a:ext cx="4585335" cy="1719580"/>
+                    </a:xfrm>
+                    <a:prstGeom prst="rect">
+                      <a:avLst/>
+                    </a:prstGeom>
+                    <a:noFill/>
+                    <a:ln>
+                      <a:noFill/>
+                    </a:ln>
+                  </pic:spPr>
+                </pic:pic>
+              </a:graphicData>
+            </a:graphic>
+          </wp:inline>
+        </w:drawing>
+      </w:r>
+    </w:p>
+    <w:p>
+      <w:pPr>
+        <w:pStyle w:val="afb"/>
+        <w:rPr>
+          <w:lang w:val="ru-BY"/>
+        </w:rPr>
+      </w:pPr>
+      <w:r>
+        <w:t xml:space="preserve">Рисунок </w:t>
+      </w:r>
+      <w:r>
+        <w:t>2</w:t>
+      </w:r>
+      <w:r>
+        <w:t xml:space="preserve">.1 </w:t>
+      </w:r>
+      <w:r>
+        <w:t>–</w:t>
+      </w:r>
+      <w:r>
+        <w:t xml:space="preserve"> </w:t>
+      </w:r>
+      <w:r>
+        <w:t>Обобщённая архитектура рекомендательной системы на основе обучения с подкреплением</w:t>
+      </w:r>
+    </w:p>
+    <w:p>
+      <w:pPr>
+        <w:jc w:val="center"/>
+        <w:rPr>
+          <w:lang w:val="ru-BY"/>
+        </w:rPr>
+      </w:pPr>
     </w:p>
     <w:p>
       <w:pPr>
@@ -5445,13 +6691,20 @@
         <w:rPr>
           <w:lang w:val="ru-BY"/>
         </w:rPr>
-        <w:t xml:space="preserve">треков, недостающие позиции заполняются нулями. Такой способ кодирования позволяет модели учитывать краткосрочный контекст предпочтений без построения сложных пользовательских эмбеддингов. Реализация формирования состояния приведена в Приложении </w:t>
-      </w:r>
-      <w:r>
-        <w:rPr>
-          <w:lang w:val="ru-BY"/>
-        </w:rPr>
-        <w:t>А.</w:t>
+        <w:t xml:space="preserve">треков, недостающие позиции заполняются нулями. Такой способ кодирования позволяет модели учитывать краткосрочный контекст предпочтений без построения сложных </w:t>
+      </w:r>
+      <w:r>
+        <w:rPr>
+          <w:lang w:val="ru-BY"/>
+        </w:rPr>
+        <w:lastRenderedPageBreak/>
+        <w:t>пользовательских эмбеддингов. Реализация формирования состояния приведена в Приложении</w:t>
+      </w:r>
+      <w:r>
+        <w:rPr>
+          <w:lang w:val="ru-BY"/>
+        </w:rPr>
+        <w:t>.</w:t>
       </w:r>
     </w:p>
     <w:p>
@@ -5471,12 +6724,6 @@
           <w:lang w:val="ru-BY"/>
         </w:rPr>
         <w:t xml:space="preserve"> </w:t>
-      </w:r>
-      <w:r>
-        <w:rPr>
-          <w:lang w:val="ru-BY"/>
-        </w:rPr>
-        <w:t>$</w:t>
       </w:r>
       <m:oMath>
         <m:sSub>
@@ -5520,7 +6767,7 @@
         <w:rPr>
           <w:lang w:val="ru-BY"/>
         </w:rPr>
-        <w:t xml:space="preserve">$ </w:t>
+        <w:t xml:space="preserve"> </w:t>
       </w:r>
       <w:r>
         <w:t xml:space="preserve">– </w:t>
@@ -5953,336 +7200,374 @@
         <w:rPr>
           <w:lang w:val="ru-BY"/>
         </w:rPr>
+        <w:t xml:space="preserve">Бонусный коэффициент </w:t>
+      </w:r>
+      <w:r>
+        <w:rPr>
+          <w:lang w:val="ru-BY"/>
+        </w:rPr>
+        <w:t>(</w:t>
+      </w:r>
+      <w:proofErr w:type="spellStart"/>
+      <w:r>
+        <w:rPr>
+          <w:lang w:val="ru-BY"/>
+        </w:rPr>
+        <w:t>reward</w:t>
+      </w:r>
+      <w:proofErr w:type="spellEnd"/>
+      <w:r>
+        <w:rPr>
+          <w:lang w:val="ru-BY"/>
+        </w:rPr>
+        <w:t xml:space="preserve"> </w:t>
+      </w:r>
+      <w:proofErr w:type="spellStart"/>
+      <w:r>
+        <w:rPr>
+          <w:lang w:val="ru-BY"/>
+        </w:rPr>
+        <w:t>shaping</w:t>
+      </w:r>
+      <w:proofErr w:type="spellEnd"/>
+      <w:r>
+        <w:rPr>
+          <w:lang w:val="ru-BY"/>
+        </w:rPr>
+        <w:t xml:space="preserve">) </w:t>
+      </w:r>
+      <w:r>
+        <w:t>равный</w:t>
+      </w:r>
+      <w:r>
+        <w:rPr>
+          <w:lang w:val="ru-BY"/>
+        </w:rPr>
+        <w:t xml:space="preserve"> </w:t>
+      </w:r>
+      <w:r>
+        <w:rPr>
+          <w:lang w:val="ru-BY"/>
+        </w:rPr>
+        <w:t>1.2 стимулирует точное совпадение с реальным выбором: агенту недостаточно рекомендовать релевантный тре</w:t>
+      </w:r>
+      <w:r>
+        <w:rPr>
+          <w:lang w:val="ru-BY"/>
+        </w:rPr>
+        <w:t>к</w:t>
+      </w:r>
+      <w:r>
+        <w:rPr>
+          <w:lang w:val="ru-BY"/>
+        </w:rPr>
+        <w:t xml:space="preserve">. При частичном прослушивании награда пропорционально снижается. Детали вычисления награды приведены в Приложении(метод </w:t>
+      </w:r>
+      <w:proofErr w:type="spellStart"/>
+      <w:r>
+        <w:rPr>
+          <w:lang w:val="ru-BY"/>
+        </w:rPr>
+        <w:t>step</w:t>
+      </w:r>
+      <w:proofErr w:type="spellEnd"/>
+      <w:r>
+        <w:rPr>
+          <w:lang w:val="ru-BY"/>
+        </w:rPr>
+        <w:t>()).</w:t>
+      </w:r>
+    </w:p>
+    <w:p>
+      <w:pPr>
+        <w:rPr>
+          <w:lang w:val="ru-BY"/>
+        </w:rPr>
+      </w:pPr>
+      <w:r>
+        <w:rPr>
+          <w:lang w:val="ru-BY"/>
+        </w:rPr>
+        <w:t xml:space="preserve">Среда взаимодействия реализована в классе </w:t>
+      </w:r>
+      <w:proofErr w:type="spellStart"/>
+      <w:r>
+        <w:rPr>
+          <w:lang w:val="ru-BY"/>
+        </w:rPr>
+        <w:t>RecommenderEnv</w:t>
+      </w:r>
+      <w:proofErr w:type="spellEnd"/>
+      <w:r>
+        <w:rPr>
+          <w:lang w:val="ru-BY"/>
+        </w:rPr>
+        <w:t xml:space="preserve">. При инициализации данные группируются по пользователям с сохранением </w:t>
+      </w:r>
+      <w:r>
+        <w:t>хронологического</w:t>
+      </w:r>
+      <w:r>
+        <w:rPr>
+          <w:lang w:val="ru-BY"/>
+        </w:rPr>
+        <w:t xml:space="preserve"> порядка. Метод </w:t>
+      </w:r>
+      <w:proofErr w:type="spellStart"/>
+      <w:r>
+        <w:rPr>
+          <w:lang w:val="ru-BY"/>
+        </w:rPr>
+        <w:t>reset</w:t>
+      </w:r>
+      <w:proofErr w:type="spellEnd"/>
+      <w:r>
+        <w:rPr>
+          <w:lang w:val="ru-BY"/>
+        </w:rPr>
+        <w:t xml:space="preserve">() выбирает пользователя и устанавливает внутренний указатель на позицию начала эпизода. На каждом шаге метод </w:t>
+      </w:r>
+      <w:proofErr w:type="spellStart"/>
+      <w:r>
+        <w:rPr>
+          <w:lang w:val="ru-BY"/>
+        </w:rPr>
+        <w:t>step</w:t>
+      </w:r>
+      <w:proofErr w:type="spellEnd"/>
+      <w:r>
+        <w:rPr>
+          <w:lang w:val="ru-BY"/>
+        </w:rPr>
+        <w:t>(</w:t>
+      </w:r>
+      <w:proofErr w:type="spellStart"/>
+      <w:r>
+        <w:rPr>
+          <w:lang w:val="ru-BY"/>
+        </w:rPr>
+        <w:t>action</w:t>
+      </w:r>
+      <w:proofErr w:type="spellEnd"/>
+      <w:r>
+        <w:rPr>
+          <w:lang w:val="ru-BY"/>
+        </w:rPr>
+        <w:t>) сравнивает рекомендованный трек с реальным, вычисляет награду и продвигает указатель по истории. Эпизод завершается, когда история пользователя исчерпана. Полный исходный код класса привед</w:t>
+      </w:r>
+      <w:r>
+        <w:rPr>
+          <w:lang w:val="ru-BY"/>
+        </w:rPr>
+        <w:t>е</w:t>
+      </w:r>
+      <w:r>
+        <w:rPr>
+          <w:lang w:val="ru-BY"/>
+        </w:rPr>
+        <w:t>н в Приложении.</w:t>
+      </w:r>
+    </w:p>
+    <w:p>
+      <w:pPr>
+        <w:pStyle w:val="2"/>
+      </w:pPr>
+      <w:bookmarkStart w:id="9" w:name="_Toc228794098"/>
+      <w:r>
+        <w:t>Выбор моделей и методов решения</w:t>
+      </w:r>
+      <w:bookmarkEnd w:id="9"/>
+      <w:r>
+        <w:t xml:space="preserve"> </w:t>
+      </w:r>
+    </w:p>
+    <w:p>
+      <w:pPr>
+        <w:rPr>
+          <w:lang w:val="ru-BY"/>
+        </w:rPr>
+      </w:pPr>
+      <w:r>
+        <w:rPr>
+          <w:lang w:val="ru-BY"/>
+        </w:rPr>
+        <w:t>Для экспериментального сравнения выбраны пять алгоритмов рекомендаций</w:t>
+      </w:r>
+      <w:r>
+        <w:rPr>
+          <w:lang w:val="ru-BY"/>
+        </w:rPr>
+        <w:t xml:space="preserve">. </w:t>
+      </w:r>
+      <w:r>
+        <w:rPr>
+          <w:lang w:val="ru-BY"/>
+        </w:rPr>
+        <w:t xml:space="preserve">Все модели реализуют единый интерфейс: метод </w:t>
+      </w:r>
+      <w:proofErr w:type="spellStart"/>
+      <w:r>
+        <w:rPr>
+          <w:lang w:val="ru-BY"/>
+        </w:rPr>
+        <w:t>fit</w:t>
+      </w:r>
+      <w:proofErr w:type="spellEnd"/>
+      <w:r>
+        <w:rPr>
+          <w:lang w:val="ru-BY"/>
+        </w:rPr>
+        <w:t>(</w:t>
+      </w:r>
+      <w:proofErr w:type="spellStart"/>
+      <w:r>
+        <w:rPr>
+          <w:lang w:val="ru-BY"/>
+        </w:rPr>
+        <w:t>df</w:t>
+      </w:r>
+      <w:proofErr w:type="spellEnd"/>
+      <w:r>
+        <w:rPr>
+          <w:lang w:val="ru-BY"/>
+        </w:rPr>
+        <w:t xml:space="preserve">) выполняет первичное обучение на исторических данных, </w:t>
+      </w:r>
+      <w:proofErr w:type="spellStart"/>
+      <w:r>
+        <w:rPr>
+          <w:lang w:val="ru-BY"/>
+        </w:rPr>
+        <w:t>recommend</w:t>
+      </w:r>
+      <w:proofErr w:type="spellEnd"/>
+      <w:r>
+        <w:rPr>
+          <w:lang w:val="ru-BY"/>
+        </w:rPr>
+        <w:t>(</w:t>
+      </w:r>
+      <w:proofErr w:type="spellStart"/>
+      <w:r>
+        <w:rPr>
+          <w:lang w:val="ru-BY"/>
+        </w:rPr>
+        <w:t>user_id</w:t>
+      </w:r>
+      <w:proofErr w:type="spellEnd"/>
+      <w:r>
+        <w:rPr>
+          <w:lang w:val="ru-BY"/>
+        </w:rPr>
+        <w:t xml:space="preserve">, </w:t>
+      </w:r>
+      <w:proofErr w:type="spellStart"/>
+      <w:r>
+        <w:rPr>
+          <w:lang w:val="ru-BY"/>
+        </w:rPr>
+        <w:t>state</w:t>
+      </w:r>
+      <w:proofErr w:type="spellEnd"/>
+      <w:r>
+        <w:rPr>
+          <w:lang w:val="ru-BY"/>
+        </w:rPr>
+        <w:t xml:space="preserve">) возвращает рекомендацию, </w:t>
+      </w:r>
+      <w:proofErr w:type="spellStart"/>
+      <w:r>
+        <w:rPr>
+          <w:lang w:val="ru-BY"/>
+        </w:rPr>
+        <w:t>update</w:t>
+      </w:r>
+      <w:proofErr w:type="spellEnd"/>
+      <w:r>
+        <w:rPr>
+          <w:lang w:val="ru-BY"/>
+        </w:rPr>
+        <w:t>(</w:t>
+      </w:r>
+      <w:proofErr w:type="spellStart"/>
+      <w:r>
+        <w:rPr>
+          <w:lang w:val="ru-BY"/>
+        </w:rPr>
+        <w:t>action</w:t>
+      </w:r>
+      <w:proofErr w:type="spellEnd"/>
+      <w:r>
+        <w:rPr>
+          <w:lang w:val="ru-BY"/>
+        </w:rPr>
+        <w:t xml:space="preserve">, </w:t>
+      </w:r>
+      <w:proofErr w:type="spellStart"/>
+      <w:r>
+        <w:rPr>
+          <w:lang w:val="ru-BY"/>
+        </w:rPr>
+        <w:t>reward</w:t>
+      </w:r>
+      <w:proofErr w:type="spellEnd"/>
+      <w:r>
+        <w:rPr>
+          <w:lang w:val="ru-BY"/>
+        </w:rPr>
+        <w:t xml:space="preserve">) обновляет внутренние оценки по полученной награде. </w:t>
+      </w:r>
+    </w:p>
+    <w:p>
+      <w:pPr>
+        <w:rPr>
+          <w:lang w:val="ru-BY"/>
+        </w:rPr>
+      </w:pPr>
+      <w:r>
+        <w:rPr>
+          <w:lang w:val="ru-BY"/>
+        </w:rPr>
+        <w:t>Случайная модель (</w:t>
+      </w:r>
+      <w:proofErr w:type="spellStart"/>
+      <w:r>
+        <w:rPr>
+          <w:lang w:val="ru-BY"/>
+        </w:rPr>
+        <w:t>RandomModel</w:t>
+      </w:r>
+      <w:proofErr w:type="spellEnd"/>
+      <w:r>
+        <w:rPr>
+          <w:lang w:val="ru-BY"/>
+        </w:rPr>
+        <w:t>) равновероятно выбирает любой трек из каталога, не используя ни историю пользователя, ни накопленную статистику наград. Модель зада</w:t>
+      </w:r>
+      <w:r>
+        <w:rPr>
+          <w:lang w:val="ru-BY"/>
+        </w:rPr>
+        <w:t>е</w:t>
+      </w:r>
+      <w:r>
+        <w:rPr>
+          <w:lang w:val="ru-BY"/>
+        </w:rPr>
+        <w:t xml:space="preserve">т нижнюю границу качества: любой осмысленный алгоритм должен работать лучше случайного выбора. </w:t>
+      </w:r>
+    </w:p>
+    <w:p>
+      <w:pPr>
+        <w:rPr>
+          <w:lang w:val="ru-BY"/>
+        </w:rPr>
+      </w:pPr>
+      <w:r>
+        <w:rPr>
+          <w:lang w:val="ru-BY"/>
+        </w:rPr>
         <w:lastRenderedPageBreak/>
-        <w:t xml:space="preserve">Бонусный коэффициент </w:t>
-      </w:r>
-      <w:r>
-        <w:rPr>
-          <w:lang w:val="ru-BY"/>
-        </w:rPr>
-        <w:t>(</w:t>
-      </w:r>
-      <w:proofErr w:type="spellStart"/>
-      <w:r>
-        <w:rPr>
-          <w:lang w:val="ru-BY"/>
-        </w:rPr>
-        <w:t>reward</w:t>
-      </w:r>
-      <w:proofErr w:type="spellEnd"/>
-      <w:r>
-        <w:rPr>
-          <w:lang w:val="ru-BY"/>
-        </w:rPr>
-        <w:t xml:space="preserve"> </w:t>
-      </w:r>
-      <w:proofErr w:type="spellStart"/>
-      <w:r>
-        <w:rPr>
-          <w:lang w:val="ru-BY"/>
-        </w:rPr>
-        <w:t>shaping</w:t>
-      </w:r>
-      <w:proofErr w:type="spellEnd"/>
-      <w:r>
-        <w:rPr>
-          <w:lang w:val="ru-BY"/>
-        </w:rPr>
-        <w:t xml:space="preserve">) </w:t>
-      </w:r>
-      <w:r>
-        <w:t>равный</w:t>
-      </w:r>
-      <w:r>
-        <w:rPr>
-          <w:lang w:val="ru-BY"/>
-        </w:rPr>
-        <w:t xml:space="preserve"> </w:t>
-      </w:r>
-      <w:r>
-        <w:rPr>
-          <w:lang w:val="ru-BY"/>
-        </w:rPr>
-        <w:t>1.2 стимулирует точное совпадение с реальным выбором: агенту недостаточно рекомендовать релевантный тре</w:t>
-      </w:r>
-      <w:r>
-        <w:rPr>
-          <w:lang w:val="ru-BY"/>
-        </w:rPr>
-        <w:t>к</w:t>
-      </w:r>
-      <w:r>
-        <w:rPr>
-          <w:lang w:val="ru-BY"/>
-        </w:rPr>
-        <w:t xml:space="preserve">. При частичном прослушивании награда пропорционально снижается. Детали вычисления награды приведены в Приложении А (метод </w:t>
-      </w:r>
-      <w:proofErr w:type="spellStart"/>
-      <w:r>
-        <w:rPr>
-          <w:lang w:val="ru-BY"/>
-        </w:rPr>
-        <w:t>step</w:t>
-      </w:r>
-      <w:proofErr w:type="spellEnd"/>
-      <w:r>
-        <w:rPr>
-          <w:lang w:val="ru-BY"/>
-        </w:rPr>
-        <w:t>()).</w:t>
-      </w:r>
-    </w:p>
-    <w:p>
-      <w:pPr>
-        <w:rPr>
-          <w:lang w:val="ru-BY"/>
-        </w:rPr>
-      </w:pPr>
-      <w:r>
-        <w:rPr>
-          <w:lang w:val="ru-BY"/>
-        </w:rPr>
-        <w:t xml:space="preserve">Среда взаимодействия реализована в классе </w:t>
-      </w:r>
-      <w:proofErr w:type="spellStart"/>
-      <w:r>
-        <w:rPr>
-          <w:lang w:val="ru-BY"/>
-        </w:rPr>
-        <w:t>RecommenderEnv</w:t>
-      </w:r>
-      <w:proofErr w:type="spellEnd"/>
-      <w:r>
-        <w:rPr>
-          <w:lang w:val="ru-BY"/>
-        </w:rPr>
-        <w:t xml:space="preserve">. При инициализации данные группируются по пользователям с сохранением хронологического порядка. Метод </w:t>
-      </w:r>
-      <w:proofErr w:type="spellStart"/>
-      <w:r>
-        <w:rPr>
-          <w:lang w:val="ru-BY"/>
-        </w:rPr>
-        <w:t>reset</w:t>
-      </w:r>
-      <w:proofErr w:type="spellEnd"/>
-      <w:r>
-        <w:rPr>
-          <w:lang w:val="ru-BY"/>
-        </w:rPr>
-        <w:t xml:space="preserve">() выбирает пользователя и устанавливает внутренний указатель на позицию начала эпизода. На каждом шаге метод </w:t>
-      </w:r>
-      <w:proofErr w:type="spellStart"/>
-      <w:r>
-        <w:rPr>
-          <w:lang w:val="ru-BY"/>
-        </w:rPr>
-        <w:t>step</w:t>
-      </w:r>
-      <w:proofErr w:type="spellEnd"/>
-      <w:r>
-        <w:rPr>
-          <w:lang w:val="ru-BY"/>
-        </w:rPr>
-        <w:t>(</w:t>
-      </w:r>
-      <w:proofErr w:type="spellStart"/>
-      <w:r>
-        <w:rPr>
-          <w:lang w:val="ru-BY"/>
-        </w:rPr>
-        <w:t>action</w:t>
-      </w:r>
-      <w:proofErr w:type="spellEnd"/>
-      <w:r>
-        <w:rPr>
-          <w:lang w:val="ru-BY"/>
-        </w:rPr>
-        <w:t>) сравнивает рекомендованный трек с реальным, вычисляет награду и продвигает указатель по истории. Эпизод завершается, когда история пользователя исчерпана. Полный исходный код класса приведён в Приложении А.</w:t>
-      </w:r>
-    </w:p>
-    <w:p>
-      <w:pPr>
-        <w:pStyle w:val="2"/>
-      </w:pPr>
-      <w:r>
-        <w:t xml:space="preserve">Выбор моделей и методов решения </w:t>
-      </w:r>
-    </w:p>
-    <w:p>
-      <w:pPr>
-        <w:rPr>
-          <w:lang w:val="ru-BY"/>
-        </w:rPr>
-      </w:pPr>
-      <w:r>
-        <w:rPr>
-          <w:lang w:val="ru-BY"/>
-        </w:rPr>
-        <w:t>Для экспериментального сравнения выбраны пять алгоритмов рекомендаций</w:t>
-      </w:r>
-      <w:r>
-        <w:rPr>
-          <w:lang w:val="ru-BY"/>
-        </w:rPr>
-        <w:t xml:space="preserve">. </w:t>
-      </w:r>
-      <w:r>
-        <w:rPr>
-          <w:lang w:val="ru-BY"/>
-        </w:rPr>
-        <w:t xml:space="preserve">Все модели реализуют единый интерфейс: метод </w:t>
-      </w:r>
-      <w:proofErr w:type="spellStart"/>
-      <w:r>
-        <w:rPr>
-          <w:lang w:val="ru-BY"/>
-        </w:rPr>
-        <w:t>fit</w:t>
-      </w:r>
-      <w:proofErr w:type="spellEnd"/>
-      <w:r>
-        <w:rPr>
-          <w:lang w:val="ru-BY"/>
-        </w:rPr>
-        <w:t>(</w:t>
-      </w:r>
-      <w:proofErr w:type="spellStart"/>
-      <w:r>
-        <w:rPr>
-          <w:lang w:val="ru-BY"/>
-        </w:rPr>
-        <w:t>df</w:t>
-      </w:r>
-      <w:proofErr w:type="spellEnd"/>
-      <w:r>
-        <w:rPr>
-          <w:lang w:val="ru-BY"/>
-        </w:rPr>
-        <w:t xml:space="preserve">) выполняет первичное обучение на исторических данных, </w:t>
-      </w:r>
-      <w:proofErr w:type="spellStart"/>
-      <w:r>
-        <w:rPr>
-          <w:lang w:val="ru-BY"/>
-        </w:rPr>
-        <w:t>recommend</w:t>
-      </w:r>
-      <w:proofErr w:type="spellEnd"/>
-      <w:r>
-        <w:rPr>
-          <w:lang w:val="ru-BY"/>
-        </w:rPr>
-        <w:t>(</w:t>
-      </w:r>
-      <w:proofErr w:type="spellStart"/>
-      <w:r>
-        <w:rPr>
-          <w:lang w:val="ru-BY"/>
-        </w:rPr>
-        <w:t>user_id</w:t>
-      </w:r>
-      <w:proofErr w:type="spellEnd"/>
-      <w:r>
-        <w:rPr>
-          <w:lang w:val="ru-BY"/>
-        </w:rPr>
-        <w:t xml:space="preserve">, </w:t>
-      </w:r>
-      <w:proofErr w:type="spellStart"/>
-      <w:r>
-        <w:rPr>
-          <w:lang w:val="ru-BY"/>
-        </w:rPr>
-        <w:t>state</w:t>
-      </w:r>
-      <w:proofErr w:type="spellEnd"/>
-      <w:r>
-        <w:rPr>
-          <w:lang w:val="ru-BY"/>
-        </w:rPr>
-        <w:t xml:space="preserve">) возвращает рекомендацию, </w:t>
-      </w:r>
-      <w:proofErr w:type="spellStart"/>
-      <w:r>
-        <w:rPr>
-          <w:lang w:val="ru-BY"/>
-        </w:rPr>
-        <w:t>update</w:t>
-      </w:r>
-      <w:proofErr w:type="spellEnd"/>
-      <w:r>
-        <w:rPr>
-          <w:lang w:val="ru-BY"/>
-        </w:rPr>
-        <w:t>(</w:t>
-      </w:r>
-      <w:proofErr w:type="spellStart"/>
-      <w:r>
-        <w:rPr>
-          <w:lang w:val="ru-BY"/>
-        </w:rPr>
-        <w:t>action</w:t>
-      </w:r>
-      <w:proofErr w:type="spellEnd"/>
-      <w:r>
-        <w:rPr>
-          <w:lang w:val="ru-BY"/>
-        </w:rPr>
-        <w:t xml:space="preserve">, </w:t>
-      </w:r>
-      <w:proofErr w:type="spellStart"/>
-      <w:r>
-        <w:rPr>
-          <w:lang w:val="ru-BY"/>
-        </w:rPr>
-        <w:t>reward</w:t>
-      </w:r>
-      <w:proofErr w:type="spellEnd"/>
-      <w:r>
-        <w:rPr>
-          <w:lang w:val="ru-BY"/>
-        </w:rPr>
-        <w:t xml:space="preserve">) обновляет внутренние оценки по полученной награде. </w:t>
-      </w:r>
-    </w:p>
-    <w:p>
-      <w:pPr>
-        <w:rPr>
-          <w:lang w:val="ru-BY"/>
-        </w:rPr>
-      </w:pPr>
-      <w:r>
-        <w:rPr>
-          <w:lang w:val="ru-BY"/>
-        </w:rPr>
-        <w:t>Случайная модель (</w:t>
-      </w:r>
-      <w:proofErr w:type="spellStart"/>
-      <w:r>
-        <w:rPr>
-          <w:lang w:val="ru-BY"/>
-        </w:rPr>
-        <w:t>RandomModel</w:t>
-      </w:r>
-      <w:proofErr w:type="spellEnd"/>
-      <w:r>
-        <w:rPr>
-          <w:lang w:val="ru-BY"/>
-        </w:rPr>
-        <w:t xml:space="preserve">) равновероятно выбирает любой трек из каталога, не используя ни историю пользователя, ни накопленную статистику наград. Модель задаёт нижнюю границу качества: любой осмысленный алгоритм должен работать лучше случайного выбора. </w:t>
-      </w:r>
-    </w:p>
-    <w:p>
-      <w:pPr>
-        <w:rPr>
-          <w:lang w:val="ru-BY"/>
-        </w:rPr>
-      </w:pPr>
-      <w:r>
-        <w:rPr>
-          <w:lang w:val="ru-BY"/>
-        </w:rPr>
         <w:t>Модель популярности (</w:t>
       </w:r>
       <w:proofErr w:type="spellStart"/>
@@ -6370,7 +7655,6 @@
         <w:rPr>
           <w:lang w:val="ru-BY"/>
         </w:rPr>
-        <w:lastRenderedPageBreak/>
         <w:t xml:space="preserve">Для алгоритма UCB установлен параметр </w:t>
       </w:r>
       <m:oMath>
@@ -6414,7 +7698,27 @@
         <w:rPr>
           <w:lang w:val="ru-BY"/>
         </w:rPr>
-        <w:t>. Реальные контентные признаки в датасете отсутствуют, а увеличение числа синтетических признаков ведёт к переобучению. Десяти измерений достаточно, чтобы улавливать различия между треками без избыточной сложности.</w:t>
+        <w:t>. Реальные контентные признаки в датасете отсутствуют, а увеличение числа синтетических признаков вед</w:t>
+      </w:r>
+      <w:r>
+        <w:rPr>
+          <w:lang w:val="ru-BY"/>
+        </w:rPr>
+        <w:t>е</w:t>
+      </w:r>
+      <w:r>
+        <w:rPr>
+          <w:lang w:val="ru-BY"/>
+        </w:rPr>
+        <w:t>т к переобучению. Десяти измерений достаточно, чтобы улавливать различия между треками без избыточной сложности.</w:t>
+      </w:r>
+    </w:p>
+    <w:p>
+      <w:pPr>
+        <w:pStyle w:val="afd"/>
+      </w:pPr>
+      <w:r>
+        <w:t>Таблица 1 – Реализованные модели</w:t>
       </w:r>
     </w:p>
     <w:tbl>
@@ -6825,12 +8129,14 @@
           <w:lang w:val="ru-BY"/>
         </w:rPr>
       </w:pPr>
+      <w:bookmarkStart w:id="10" w:name="_Toc228794099"/>
       <w:r>
         <w:rPr>
           <w:lang w:val="ru-BY"/>
         </w:rPr>
         <w:t>Вывод по главе</w:t>
       </w:r>
+      <w:bookmarkEnd w:id="10"/>
     </w:p>
     <w:p>
       <w:pPr>
@@ -6856,7 +8162,14 @@
         <w:rPr>
           <w:lang w:val="ru-BY"/>
         </w:rPr>
-        <w:t xml:space="preserve"> и конвейер его обработки, включающий очистку, сортировку по времени, кодирование идентификаторов и формирование награды на основе процента прослушивания. Задача рекомендации формализована в терминах MDP: состояние </w:t>
+        <w:t xml:space="preserve"> и конвейер его обработки, включающий очистку, сортировку по времени, кодирование идентификаторов и формирование награды на основе процента </w:t>
+      </w:r>
+      <w:r>
+        <w:rPr>
+          <w:lang w:val="ru-BY"/>
+        </w:rPr>
+        <w:lastRenderedPageBreak/>
+        <w:t xml:space="preserve">прослушивания. Задача рекомендации формализована в терминах MDP: состояние </w:t>
       </w:r>
       <w:r>
         <w:rPr>
@@ -6880,7 +8193,31 @@
         <w:rPr>
           <w:lang w:val="ru-BY"/>
         </w:rPr>
-        <w:t xml:space="preserve">рекомендация одного трека, награда — процент прослушивания с бонусом за точное совпадение. Определён набор из пяти алгоритмов для экспериментов: два </w:t>
+        <w:t xml:space="preserve">рекомендация одного трека, награда </w:t>
+      </w:r>
+      <w:r>
+        <w:rPr>
+          <w:lang w:val="ru-BY"/>
+        </w:rPr>
+        <w:t>–</w:t>
+      </w:r>
+      <w:r>
+        <w:rPr>
+          <w:lang w:val="ru-BY"/>
+        </w:rPr>
+        <w:t xml:space="preserve"> процент прослушивания с бонусом за точное совпадение. Определ</w:t>
+      </w:r>
+      <w:r>
+        <w:rPr>
+          <w:lang w:val="ru-BY"/>
+        </w:rPr>
+        <w:t>е</w:t>
+      </w:r>
+      <w:r>
+        <w:rPr>
+          <w:lang w:val="ru-BY"/>
+        </w:rPr>
+        <w:t xml:space="preserve">н набор из пяти алгоритмов для экспериментов: два </w:t>
       </w:r>
       <w:proofErr w:type="spellStart"/>
       <w:r>
@@ -6905,9 +8242,11 @@
         <w:lastRenderedPageBreak/>
         <w:br/>
       </w:r>
+      <w:bookmarkStart w:id="11" w:name="_Toc228794100"/>
       <w:r>
         <w:t>Практическая реализация и анализ результатов</w:t>
       </w:r>
+      <w:bookmarkEnd w:id="11"/>
     </w:p>
     <w:p>
       <w:pPr>
@@ -6916,12 +8255,14 @@
           <w:lang w:val="ru-BY"/>
         </w:rPr>
       </w:pPr>
+      <w:bookmarkStart w:id="12" w:name="_Toc228794101"/>
       <w:r>
         <w:rPr>
           <w:lang w:val="ru-BY"/>
         </w:rPr>
         <w:t>Реализация</w:t>
       </w:r>
+      <w:bookmarkEnd w:id="12"/>
     </w:p>
     <w:p>
       <w:pPr>
@@ -6998,7 +8339,19 @@
         <w:rPr>
           <w:lang w:val="ru-BY"/>
         </w:rPr>
-        <w:t>награда». Исходный код модуля приведён в Приложении Б.</w:t>
+        <w:t>награда». Исходный код модуля привед</w:t>
+      </w:r>
+      <w:r>
+        <w:rPr>
+          <w:lang w:val="ru-BY"/>
+        </w:rPr>
+        <w:t>е</w:t>
+      </w:r>
+      <w:r>
+        <w:rPr>
+          <w:lang w:val="ru-BY"/>
+        </w:rPr>
+        <w:t>н в Приложении.</w:t>
       </w:r>
     </w:p>
     <w:p>
@@ -7091,7 +8444,43 @@
         <w:rPr>
           <w:lang w:val="ru-BY"/>
         </w:rPr>
-        <w:t>приём действия агента, сравнение с реальным треком пользователя, вычисление награды с бонусным коэффициентом 1.2 при точном совпадении, продвижение по истории и формирование следующего состояния. Исходный код класса приведён в Приложении А.</w:t>
+        <w:t>при</w:t>
+      </w:r>
+      <w:r>
+        <w:rPr>
+          <w:lang w:val="ru-BY"/>
+        </w:rPr>
+        <w:t>е</w:t>
+      </w:r>
+      <w:r>
+        <w:rPr>
+          <w:lang w:val="ru-BY"/>
+        </w:rPr>
+        <w:t xml:space="preserve">м действия агента, сравнение с реальным треком пользователя, вычисление награды с бонусным коэффициентом 1.2 при точном совпадении, продвижение по истории и формирование следующего состояния. </w:t>
+      </w:r>
+      <w:r>
+        <w:rPr>
+          <w:lang w:val="ru-BY"/>
+        </w:rPr>
+        <w:t>Исходный</w:t>
+      </w:r>
+      <w:r>
+        <w:rPr>
+          <w:lang w:val="ru-BY"/>
+        </w:rPr>
+        <w:t xml:space="preserve"> код класса привед</w:t>
+      </w:r>
+      <w:r>
+        <w:rPr>
+          <w:lang w:val="ru-BY"/>
+        </w:rPr>
+        <w:t>е</w:t>
+      </w:r>
+      <w:r>
+        <w:rPr>
+          <w:lang w:val="ru-BY"/>
+        </w:rPr>
+        <w:t>н в Приложении.</w:t>
       </w:r>
     </w:p>
     <w:p>
@@ -7465,7 +8854,19 @@
         <w:rPr>
           <w:lang w:val="ru-BY"/>
         </w:rPr>
-        <w:t xml:space="preserve"> со статическими методами для расчёта метрик. Устройство и методика оценки подробно описаны в параграфе 3.2.</w:t>
+        <w:t xml:space="preserve"> со статическими методами для расч</w:t>
+      </w:r>
+      <w:r>
+        <w:rPr>
+          <w:lang w:val="ru-BY"/>
+        </w:rPr>
+        <w:t>е</w:t>
+      </w:r>
+      <w:r>
+        <w:rPr>
+          <w:lang w:val="ru-BY"/>
+        </w:rPr>
+        <w:t>та метрик. Устройство и методика оценки подробно описаны в параграфе 3.2.</w:t>
       </w:r>
     </w:p>
     <w:p>
@@ -7498,7 +8899,19 @@
         <w:rPr>
           <w:lang w:val="ru-BY"/>
         </w:rPr>
-        <w:t>: загрузка и обработка данных, инициализация среды с фильтрацией каталога до наиболее популярных треков, последовательное обучение и оценка каждой из пяти моделей, сохранение результатов в JSON-файлы и построение графиков. Исходный код скрипта приведён в Приложении Г.</w:t>
+        <w:t>: загрузка и обработка данных, инициализация среды с фильтрацией каталога до наиболее популярных треков, последовательное обучение и оценка каждой из пяти моделей, сохранение результатов в JSON-файлы и построение графиков. Исходный код скрипта привед</w:t>
+      </w:r>
+      <w:r>
+        <w:rPr>
+          <w:lang w:val="ru-BY"/>
+        </w:rPr>
+        <w:t>е</w:t>
+      </w:r>
+      <w:r>
+        <w:rPr>
+          <w:lang w:val="ru-BY"/>
+        </w:rPr>
+        <w:t>н в Приложении.</w:t>
       </w:r>
     </w:p>
     <w:p>
@@ -7508,24 +8921,26 @@
           <w:lang w:val="ru-BY"/>
         </w:rPr>
       </w:pPr>
+      <w:bookmarkStart w:id="13" w:name="_Toc228794102"/>
       <w:r>
         <w:rPr>
           <w:lang w:val="ru-BY"/>
         </w:rPr>
         <w:t>Методика оценки</w:t>
       </w:r>
-    </w:p>
-    <w:p>
-      <w:pPr>
-        <w:rPr>
-          <w:lang w:val="ru-BY"/>
-        </w:rPr>
-      </w:pPr>
-      <w:r>
-        <w:rPr>
-          <w:lang w:val="ru-BY"/>
-        </w:rPr>
-        <w:t>Для сравнения алгоритмов используется метод офлайн-оценки на исторических данных, реализованный в классе `</w:t>
+      <w:bookmarkEnd w:id="13"/>
+    </w:p>
+    <w:p>
+      <w:pPr>
+        <w:rPr>
+          <w:lang w:val="ru-BY"/>
+        </w:rPr>
+      </w:pPr>
+      <w:r>
+        <w:rPr>
+          <w:lang w:val="ru-BY"/>
+        </w:rPr>
+        <w:t xml:space="preserve">Для сравнения алгоритмов используется метод офлайн-оценки на исторических данных, реализованный в классе </w:t>
       </w:r>
       <w:proofErr w:type="spellStart"/>
       <w:r>
@@ -7539,7 +8954,7 @@
         <w:rPr>
           <w:lang w:val="ru-BY"/>
         </w:rPr>
-        <w:t>`. Оценка имитирует онлайн-взаимодействие: модель получает текущее состояние пользователя, делает рекомендацию, получает награду от среды и немедленно обновляет свои внутренние параметры через метод `</w:t>
+        <w:t xml:space="preserve">. Оценка имитирует онлайн-взаимодействие: модель получает текущее состояние пользователя, делает рекомендацию, получает награду от среды и немедленно обновляет свои внутренние параметры через метод </w:t>
       </w:r>
       <w:proofErr w:type="spellStart"/>
       <w:r>
@@ -7553,7 +8968,19 @@
         <w:rPr>
           <w:lang w:val="ru-BY"/>
         </w:rPr>
-        <w:t>`. Такой подход позволяет оценить способность алгоритма к обучению на лету без развёртывания в реальной системе.</w:t>
+        <w:t>. Такой подход позволяет оценить способность алгоритма к обучению на лету без разв</w:t>
+      </w:r>
+      <w:r>
+        <w:rPr>
+          <w:lang w:val="ru-BY"/>
+        </w:rPr>
+        <w:t>е</w:t>
+      </w:r>
+      <w:r>
+        <w:rPr>
+          <w:lang w:val="ru-BY"/>
+        </w:rPr>
+        <w:t>ртывания в реальной системе.</w:t>
       </w:r>
     </w:p>
     <w:p>
@@ -8173,7 +9600,31 @@
         <w:rPr>
           <w:lang w:val="ru-BY"/>
         </w:rPr>
-        <w:t xml:space="preserve"> учитывает не только факт успеха, но и степень вовлечённости: полное прослушивание даёт больший вклад, чем частичное.</w:t>
+        <w:t xml:space="preserve"> учитывает не только факт успеха, но и степень вовлеч</w:t>
+      </w:r>
+      <w:r>
+        <w:rPr>
+          <w:lang w:val="ru-BY"/>
+        </w:rPr>
+        <w:t>е</w:t>
+      </w:r>
+      <w:r>
+        <w:rPr>
+          <w:lang w:val="ru-BY"/>
+        </w:rPr>
+        <w:t>нности: полное прослушивание да</w:t>
+      </w:r>
+      <w:r>
+        <w:rPr>
+          <w:lang w:val="ru-BY"/>
+        </w:rPr>
+        <w:t>е</w:t>
+      </w:r>
+      <w:r>
+        <w:rPr>
+          <w:lang w:val="ru-BY"/>
+        </w:rPr>
+        <w:t>т больший вклад, чем частичное.</w:t>
       </w:r>
     </w:p>
     <w:p>
@@ -8398,7 +9849,19 @@
         <w:rPr>
           <w:lang w:val="ru-BY"/>
         </w:rPr>
-        <w:t xml:space="preserve"> (нормализованный дисконтированный накопленный выигрыш). Однако эти метрики требуют списка из нескольких рекомендаций, тогда как в данной работе агент на каждом шаге выдаёт ровно один трек. Поэтому в итоговом сравнении используются только CTR и </w:t>
+        <w:t xml:space="preserve"> (нормализованный дисконтированный накопленный выигрыш). Однако эти метрики требуют списка из нескольких рекомендаций, тогда как в данной работе агент на каждом шаге выда</w:t>
+      </w:r>
+      <w:r>
+        <w:rPr>
+          <w:lang w:val="ru-BY"/>
+        </w:rPr>
+        <w:t>е</w:t>
+      </w:r>
+      <w:r>
+        <w:rPr>
+          <w:lang w:val="ru-BY"/>
+        </w:rPr>
+        <w:t xml:space="preserve">т ровно один трек. Поэтому в итоговом сравнении используются только CTR и </w:t>
       </w:r>
       <w:proofErr w:type="spellStart"/>
       <w:r>
@@ -8436,16 +9899,35 @@
           <w:lang w:val="ru-BY"/>
         </w:rPr>
       </w:pPr>
+      <w:bookmarkStart w:id="14" w:name="_Toc228794103"/>
       <w:r>
         <w:rPr>
           <w:lang w:val="ru-BY"/>
         </w:rPr>
         <w:t>Сравнение моделей</w:t>
       </w:r>
+      <w:bookmarkEnd w:id="14"/>
     </w:p>
     <w:p>
       <w:r>
         <w:t>Результаты экспериментального сравнения пяти алгоритмов рекомендаций представлены в таблице 3.1.</w:t>
+      </w:r>
+    </w:p>
+    <w:p>
+      <w:pPr>
+        <w:pStyle w:val="afd"/>
+      </w:pPr>
+      <w:r>
+        <w:t>Таблица 2</w:t>
+      </w:r>
+      <w:r>
+        <w:t xml:space="preserve"> – </w:t>
+      </w:r>
+      <w:r>
+        <w:t xml:space="preserve">Сравнение </w:t>
+      </w:r>
+      <w:r>
+        <w:t>моделей по ключевым метрикам</w:t>
       </w:r>
     </w:p>
     <w:tbl>
@@ -8714,7 +10196,7 @@
                 <w:color w:val="0F1115"/>
                 <w:szCs w:val="28"/>
               </w:rPr>
-              <w:t>0.4675</w:t>
+              <w:t>0.7749</w:t>
             </w:r>
           </w:p>
         </w:tc>
@@ -8736,7 +10218,7 @@
                 <w:color w:val="0F1115"/>
                 <w:szCs w:val="28"/>
               </w:rPr>
-              <w:t>0.4913</w:t>
+              <w:t>0.7864</w:t>
             </w:r>
           </w:p>
         </w:tc>
@@ -8750,15 +10232,13 @@
               <w:ind w:firstLine="0"/>
               <w:rPr>
                 <w:szCs w:val="28"/>
-                <w:lang w:val="ru-BY"/>
               </w:rPr>
             </w:pPr>
             <w:r>
               <w:rPr>
-                <w:color w:val="0F1115"/>
                 <w:szCs w:val="28"/>
               </w:rPr>
-              <w:t>7 241</w:t>
+              <w:t>31582</w:t>
             </w:r>
           </w:p>
         </w:tc>
@@ -8780,7 +10260,7 @@
                 <w:color w:val="0F1115"/>
                 <w:szCs w:val="28"/>
               </w:rPr>
-              <w:t>15 489</w:t>
+              <w:t>40755</w:t>
             </w:r>
           </w:p>
         </w:tc>
@@ -8852,7 +10332,7 @@
                 <w:color w:val="0F1115"/>
                 <w:szCs w:val="28"/>
               </w:rPr>
-              <w:t>0.7899</w:t>
+              <w:t>0.6664</w:t>
             </w:r>
           </w:p>
         </w:tc>
@@ -8874,7 +10354,7 @@
                 <w:color w:val="0F1115"/>
                 <w:szCs w:val="28"/>
               </w:rPr>
-              <w:t>0.7985</w:t>
+              <w:t>0.6820</w:t>
             </w:r>
           </w:p>
         </w:tc>
@@ -8888,15 +10368,13 @@
               <w:ind w:firstLine="0"/>
               <w:rPr>
                 <w:szCs w:val="28"/>
-                <w:lang w:val="ru-BY"/>
               </w:rPr>
             </w:pPr>
             <w:r>
               <w:rPr>
-                <w:color w:val="0F1115"/>
                 <w:szCs w:val="28"/>
               </w:rPr>
-              <w:t>32 685</w:t>
+              <w:t>9784</w:t>
             </w:r>
           </w:p>
         </w:tc>
@@ -8918,7 +10396,7 @@
                 <w:color w:val="0F1115"/>
                 <w:szCs w:val="28"/>
               </w:rPr>
-              <w:t>41 377</w:t>
+              <w:t>14682</w:t>
             </w:r>
           </w:p>
         </w:tc>
@@ -8979,21 +10457,16 @@
             <w:pPr>
               <w:ind w:firstLine="0"/>
               <w:rPr>
-                <w:b/>
-                <w:bCs/>
                 <w:szCs w:val="28"/>
                 <w:lang w:val="ru-BY"/>
               </w:rPr>
             </w:pPr>
             <w:r>
               <w:rPr>
-                <w:rStyle w:val="affb"/>
-                <w:b w:val="0"/>
-                <w:bCs w:val="0"/>
                 <w:color w:val="0F1115"/>
                 <w:szCs w:val="28"/>
               </w:rPr>
-              <w:t>0.7578</w:t>
+              <w:t>0.7731</w:t>
             </w:r>
           </w:p>
         </w:tc>
@@ -9006,21 +10479,16 @@
             <w:pPr>
               <w:ind w:firstLine="0"/>
               <w:rPr>
-                <w:b/>
-                <w:bCs/>
                 <w:szCs w:val="28"/>
                 <w:lang w:val="ru-BY"/>
               </w:rPr>
             </w:pPr>
             <w:r>
               <w:rPr>
-                <w:rStyle w:val="affb"/>
-                <w:b w:val="0"/>
-                <w:bCs w:val="0"/>
                 <w:color w:val="0F1115"/>
                 <w:szCs w:val="28"/>
               </w:rPr>
-              <w:t>0.7679</w:t>
+              <w:t>0.7856</w:t>
             </w:r>
           </w:p>
         </w:tc>
@@ -9034,15 +10502,13 @@
               <w:ind w:firstLine="0"/>
               <w:rPr>
                 <w:szCs w:val="28"/>
-                <w:lang w:val="ru-BY"/>
               </w:rPr>
             </w:pPr>
             <w:r>
               <w:rPr>
-                <w:color w:val="0F1115"/>
                 <w:szCs w:val="28"/>
               </w:rPr>
-              <w:t>32 804</w:t>
+              <w:t>32738</w:t>
             </w:r>
           </w:p>
         </w:tc>
@@ -9064,7 +10530,7 @@
                 <w:color w:val="0F1115"/>
                 <w:szCs w:val="28"/>
               </w:rPr>
-              <w:t>43 289</w:t>
+              <w:t>42344</w:t>
             </w:r>
           </w:p>
         </w:tc>
@@ -9129,10 +10595,13 @@
             </w:pPr>
             <w:r>
               <w:rPr>
+                <w:rStyle w:val="affb"/>
+                <w:b w:val="0"/>
+                <w:bCs w:val="0"/>
                 <w:color w:val="0F1115"/>
                 <w:szCs w:val="28"/>
               </w:rPr>
-              <w:t>0.6976</w:t>
+              <w:t>0.8074</w:t>
             </w:r>
           </w:p>
         </w:tc>
@@ -9151,10 +10620,13 @@
             </w:pPr>
             <w:r>
               <w:rPr>
+                <w:rStyle w:val="affb"/>
+                <w:b w:val="0"/>
+                <w:bCs w:val="0"/>
                 <w:color w:val="0F1115"/>
                 <w:szCs w:val="28"/>
               </w:rPr>
-              <w:t>0.7097</w:t>
+              <w:t>0.8125</w:t>
             </w:r>
           </w:p>
         </w:tc>
@@ -9168,15 +10640,13 @@
               <w:ind w:firstLine="0"/>
               <w:rPr>
                 <w:szCs w:val="28"/>
-                <w:lang w:val="ru-BY"/>
               </w:rPr>
             </w:pPr>
             <w:r>
               <w:rPr>
-                <w:color w:val="0F1115"/>
                 <w:szCs w:val="28"/>
               </w:rPr>
-              <w:t>21 779</w:t>
+              <w:t>17820</w:t>
             </w:r>
           </w:p>
         </w:tc>
@@ -9198,7 +10668,7 @@
                 <w:color w:val="0F1115"/>
                 <w:szCs w:val="28"/>
               </w:rPr>
-              <w:t>31 218</w:t>
+              <w:t>22070</w:t>
             </w:r>
           </w:p>
         </w:tc>
@@ -9246,7 +10716,7 @@
                 <w:color w:val="0F1115"/>
                 <w:szCs w:val="28"/>
               </w:rPr>
-              <w:t>Контекстуальный бандит</w:t>
+              <w:t>Контекстуальный</w:t>
             </w:r>
           </w:p>
         </w:tc>
@@ -9268,7 +10738,7 @@
                 <w:color w:val="0F1115"/>
                 <w:szCs w:val="28"/>
               </w:rPr>
-              <w:t>0.6212</w:t>
+              <w:t>0.6762</w:t>
             </w:r>
           </w:p>
         </w:tc>
@@ -9290,7 +10760,7 @@
                 <w:color w:val="0F1115"/>
                 <w:szCs w:val="28"/>
               </w:rPr>
-              <w:t>0.6368</w:t>
+              <w:t>0.6906</w:t>
             </w:r>
           </w:p>
         </w:tc>
@@ -9304,15 +10774,13 @@
               <w:ind w:firstLine="0"/>
               <w:rPr>
                 <w:szCs w:val="28"/>
-                <w:lang w:val="ru-BY"/>
               </w:rPr>
             </w:pPr>
             <w:r>
               <w:rPr>
-                <w:color w:val="0F1115"/>
                 <w:szCs w:val="28"/>
               </w:rPr>
-              <w:t>13 437</w:t>
+              <w:t>20344</w:t>
             </w:r>
           </w:p>
         </w:tc>
@@ -9334,7 +10802,7 @@
                 <w:color w:val="0F1115"/>
                 <w:szCs w:val="28"/>
               </w:rPr>
-              <w:t>21 631</w:t>
+              <w:t>9410</w:t>
             </w:r>
           </w:p>
         </w:tc>
@@ -9342,801 +10810,613 @@
     </w:tbl>
     <w:p>
       <w:pPr>
-        <w:rPr>
-          <w:lang w:val="ru-BY"/>
-        </w:rPr>
-      </w:pPr>
-    </w:p>
-    <w:p>
-      <w:pPr>
-        <w:rPr>
-          <w:lang w:val="ru-BY"/>
-        </w:rPr>
-      </w:pPr>
-      <w:r>
-        <w:rPr>
+        <w:jc w:val="center"/>
+        <w:rPr>
+          <w:lang w:val="ru-BY"/>
+        </w:rPr>
+      </w:pPr>
+      <w:r>
+        <w:rPr>
+          <w:noProof/>
           <w:lang w:val="ru-BY"/>
         </w:rPr>
         <w:lastRenderedPageBreak/>
+        <w:drawing>
+          <wp:inline distT="0" distB="0" distL="0" distR="0" wp14:anchorId="3B958B25" wp14:editId="78B9BAF5">
+            <wp:extent cx="4700696" cy="2794408"/>
+            <wp:effectExtent l="0" t="0" r="5080" b="6350"/>
+            <wp:docPr id="1" name="Рисунок 1"/>
+            <wp:cNvGraphicFramePr>
+              <a:graphicFrameLocks xmlns:a="http://schemas.openxmlformats.org/drawingml/2006/main" noChangeAspect="1"/>
+            </wp:cNvGraphicFramePr>
+            <a:graphic xmlns:a="http://schemas.openxmlformats.org/drawingml/2006/main">
+              <a:graphicData uri="http://schemas.openxmlformats.org/drawingml/2006/picture">
+                <pic:pic xmlns:pic="http://schemas.openxmlformats.org/drawingml/2006/picture">
+                  <pic:nvPicPr>
+                    <pic:cNvPr id="1" name="Рисунок 1"/>
+                    <pic:cNvPicPr>
+                      <a:picLocks noChangeAspect="1" noChangeArrowheads="1"/>
+                    </pic:cNvPicPr>
+                  </pic:nvPicPr>
+                  <pic:blipFill>
+                    <a:blip r:embed="rId11" cstate="print">
+                      <a:extLst>
+                        <a:ext uri="{28A0092B-C50C-407E-A947-70E740481C1C}">
+                          <a14:useLocalDpi xmlns:a14="http://schemas.microsoft.com/office/drawing/2010/main" val="0"/>
+                        </a:ext>
+                      </a:extLst>
+                    </a:blip>
+                    <a:stretch>
+                      <a:fillRect/>
+                    </a:stretch>
+                  </pic:blipFill>
+                  <pic:spPr bwMode="auto">
+                    <a:xfrm>
+                      <a:off x="0" y="0"/>
+                      <a:ext cx="4700696" cy="2794408"/>
+                    </a:xfrm>
+                    <a:prstGeom prst="rect">
+                      <a:avLst/>
+                    </a:prstGeom>
+                    <a:noFill/>
+                    <a:ln>
+                      <a:noFill/>
+                    </a:ln>
+                  </pic:spPr>
+                </pic:pic>
+              </a:graphicData>
+            </a:graphic>
+          </wp:inline>
+        </w:drawing>
+      </w:r>
+    </w:p>
+    <w:p>
+      <w:pPr>
+        <w:pStyle w:val="a4"/>
+        <w:rPr>
+          <w:b/>
+          <w:bCs/>
+          <w:sz w:val="26"/>
+          <w:szCs w:val="26"/>
+        </w:rPr>
+      </w:pPr>
+      <w:r>
+        <w:rPr>
+          <w:b/>
+          <w:bCs/>
+          <w:sz w:val="26"/>
+          <w:szCs w:val="26"/>
+        </w:rPr>
+        <w:t xml:space="preserve">Рисунок </w:t>
+      </w:r>
+      <w:r>
+        <w:rPr>
+          <w:b/>
+          <w:bCs/>
+          <w:sz w:val="26"/>
+          <w:szCs w:val="26"/>
+        </w:rPr>
+        <w:t>3</w:t>
+      </w:r>
+      <w:r>
+        <w:rPr>
+          <w:b/>
+          <w:bCs/>
+          <w:sz w:val="26"/>
+          <w:szCs w:val="26"/>
+        </w:rPr>
+        <w:t>.</w:t>
+      </w:r>
+      <w:r>
+        <w:rPr>
+          <w:b/>
+          <w:bCs/>
+          <w:sz w:val="26"/>
+          <w:szCs w:val="26"/>
+        </w:rPr>
+        <w:t>1</w:t>
+      </w:r>
+      <w:r>
+        <w:rPr>
+          <w:b/>
+          <w:bCs/>
+          <w:sz w:val="26"/>
+          <w:szCs w:val="26"/>
+        </w:rPr>
+        <w:t xml:space="preserve"> – </w:t>
+      </w:r>
+      <w:r>
+        <w:rPr>
+          <w:b/>
+          <w:bCs/>
+          <w:sz w:val="26"/>
+          <w:szCs w:val="26"/>
+        </w:rPr>
+        <w:t>Сравнение CTR</w:t>
+      </w:r>
+    </w:p>
+    <w:p>
+      <w:pPr>
+        <w:rPr>
+          <w:lang w:val="ru-BY"/>
+        </w:rPr>
+      </w:pPr>
+      <w:r>
+        <w:rPr>
+          <w:lang w:val="ru-BY"/>
+        </w:rPr>
         <w:t>В ходе выполнения практической части были получены следующие выводы:</w:t>
       </w:r>
     </w:p>
     <w:p>
       <w:pPr>
-        <w:rPr>
-          <w:lang w:val="ru-BY"/>
-        </w:rPr>
-      </w:pPr>
-      <w:r>
-        <w:rPr>
-          <w:lang w:val="ru-BY"/>
-        </w:rPr>
-        <w:t>**</w:t>
+        <w:pStyle w:val="ac"/>
+        <w:numPr>
+          <w:ilvl w:val="0"/>
+          <w:numId w:val="35"/>
+        </w:numPr>
+        <w:rPr>
+          <w:lang w:val="ru-BY"/>
+        </w:rPr>
+      </w:pPr>
+      <w:r>
+        <w:rPr>
+          <w:lang w:val="ru-BY"/>
+        </w:rPr>
+        <w:t xml:space="preserve">Случайная модель неожиданно показала высокий CTR (77.5%) при наибольшем количестве показов (40 755). Это объясняется тем, что при случайном угадывании в среде с часто повторяющимися треками вероятность совпадения оказывается значительной. Однако модель не использует накопленную статистику и не способна к обучению. Модель </w:t>
       </w:r>
       <w:proofErr w:type="spellStart"/>
       <w:r>
         <w:rPr>
           <w:lang w:val="ru-BY"/>
         </w:rPr>
-        <w:t>Бейзлайны</w:t>
+        <w:t>Popularity</w:t>
       </w:r>
       <w:proofErr w:type="spellEnd"/>
       <w:r>
         <w:rPr>
           <w:lang w:val="ru-BY"/>
         </w:rPr>
-        <w:t>.** Случайная модель (</w:t>
+        <w:t xml:space="preserve"> показала более низкий результат (CTR 66.6%, 14 682 показа), что говорит о том, что популярные треки составляют относительно малую долю реальных прослушиваний каждого конкретного пользователя.</w:t>
+      </w:r>
+    </w:p>
+    <w:p>
+      <w:pPr>
+        <w:pStyle w:val="ac"/>
+        <w:numPr>
+          <w:ilvl w:val="0"/>
+          <w:numId w:val="35"/>
+        </w:numPr>
+        <w:rPr>
+          <w:lang w:val="ru-BY"/>
+        </w:rPr>
+      </w:pPr>
+      <w:r>
+        <w:t xml:space="preserve">Наивысший результат среди всех моделей показал алгоритм UCB </w:t>
+      </w:r>
+      <w:r>
+        <w:t>при</w:t>
+      </w:r>
+      <w:r>
+        <w:t xml:space="preserve"> CTR 80.7% </w:t>
+      </w:r>
+      <w:r>
+        <w:t>и</w:t>
+      </w:r>
+      <w:r>
+        <w:t xml:space="preserve"> среднем вознаграждении 0.8125. Умеренное значение параметра </w:t>
+      </w:r>
+      <m:oMath>
+        <m:r>
+          <w:rPr>
+            <w:rFonts w:ascii="Cambria Math" w:hAnsi="Cambria Math"/>
+          </w:rPr>
+          <m:t>c</m:t>
+        </m:r>
+      </m:oMath>
+      <w:r>
+        <w:t> обеспечило эффективный баланс исследования и эксплуатации в условиях полного пространства действий (11 157 треков). Оптимистическая стратегия UCB, поощряющая выбор редко используемых треков, позволила успешно обнаруживать новые релевантные рекомендации. При этом модель сделала всего 22 070 показов</w:t>
+      </w:r>
+      <w:r>
+        <w:t xml:space="preserve">, что </w:t>
+      </w:r>
+      <w:r>
+        <w:t xml:space="preserve">почти вдвое меньше, чем </w:t>
       </w:r>
       <w:proofErr w:type="spellStart"/>
       <w:r>
-        <w:rPr>
-          <w:lang w:val="ru-BY"/>
-        </w:rPr>
-        <w:t>Random</w:t>
+        <w:t>EpsilonGreedy</w:t>
       </w:r>
       <w:proofErr w:type="spellEnd"/>
       <w:r>
-        <w:rPr>
-          <w:lang w:val="ru-BY"/>
-        </w:rPr>
-        <w:t>) ожидаемо показала наихудшие результаты с CTR около 46.7%, что соответствует практически случайному угадыванию в условиях разреженного пространства действий. Модель популярности (</w:t>
+        <w:t xml:space="preserve"> и Random, что говорит о более «качественном», а не «количественном» характере рекомендаций.</w:t>
+      </w:r>
+    </w:p>
+    <w:p>
+      <w:pPr>
+        <w:pStyle w:val="ac"/>
+        <w:numPr>
+          <w:ilvl w:val="0"/>
+          <w:numId w:val="35"/>
+        </w:numPr>
+        <w:rPr>
+          <w:lang w:val="ru-BY"/>
+        </w:rPr>
+      </w:pPr>
+      <w:r>
+        <w:t>Эпсилон-жадный алгоритм (</w:t>
+      </w:r>
+      <m:oMath>
+        <m:r>
+          <w:rPr>
+            <w:rFonts w:ascii="Cambria Math" w:hAnsi="Cambria Math"/>
+          </w:rPr>
+          <m:t>ε</m:t>
+        </m:r>
+        <m:r>
+          <w:rPr>
+            <w:rFonts w:ascii="Cambria Math" w:hAnsi="Cambria Math"/>
+          </w:rPr>
+          <m:t>=</m:t>
+        </m:r>
+        <m:r>
+          <w:rPr>
+            <w:rFonts w:ascii="Cambria Math" w:hAnsi="Cambria Math"/>
+          </w:rPr>
+          <m:t xml:space="preserve"> 0.05</m:t>
+        </m:r>
+      </m:oMath>
+      <w:r>
+        <w:t>) показал CTR 77.3%</w:t>
+      </w:r>
+      <w:r>
+        <w:t xml:space="preserve"> </w:t>
+      </w:r>
+      <w:r>
+        <w:t>–</w:t>
+      </w:r>
+      <w:r>
+        <w:t xml:space="preserve"> это </w:t>
+      </w:r>
+      <w:r>
+        <w:t>практически на уровне случайной модели. При большом пространстве действий фиксированные 5% случайных рекомендаций распределяются по всем 11 157 трекам, что размывает эффект исследования.</w:t>
+      </w:r>
+    </w:p>
+    <w:p>
+      <w:pPr>
+        <w:pStyle w:val="ac"/>
+        <w:numPr>
+          <w:ilvl w:val="0"/>
+          <w:numId w:val="35"/>
+        </w:numPr>
+        <w:rPr>
+          <w:lang w:val="ru-BY"/>
+        </w:rPr>
+      </w:pPr>
+      <w:r>
+        <w:rPr>
+          <w:lang w:val="ru-BY"/>
+        </w:rPr>
+        <w:t>Контекстуальный</w:t>
+      </w:r>
+      <w:r>
+        <w:t xml:space="preserve"> алгоритм </w:t>
       </w:r>
       <w:proofErr w:type="spellStart"/>
       <w:r>
-        <w:rPr>
-          <w:lang w:val="ru-BY"/>
-        </w:rPr>
-        <w:t>Popularity</w:t>
+        <w:t>SimpleLinearTS</w:t>
       </w:r>
       <w:proofErr w:type="spellEnd"/>
       <w:r>
-        <w:rPr>
-          <w:lang w:val="ru-BY"/>
-        </w:rPr>
-        <w:t xml:space="preserve">), напротив, продемонстрировала наивысший CTR среди всех алгоритмов — 79.0%. Это объясняется спецификой датасета Yandex </w:t>
+        <w:t xml:space="preserve"> показал CTR 67.6% при наименьшем количестве показов (9 410). Низкий результат подтверждает, что случайные признаки треков не несут полезной информации о контенте. Для </w:t>
+      </w:r>
+      <w:r>
+        <w:lastRenderedPageBreak/>
+        <w:t>раскрытия потенциала контекстуальных методов необходимы реальные характеристики треков.</w:t>
+      </w:r>
+    </w:p>
+    <w:p>
+      <w:r>
+        <w:t xml:space="preserve">Анализ </w:t>
       </w:r>
       <w:proofErr w:type="spellStart"/>
       <w:r>
-        <w:rPr>
-          <w:lang w:val="ru-BY"/>
-        </w:rPr>
+        <w:t>Reward</w:t>
+      </w:r>
+      <w:proofErr w:type="spellEnd"/>
+      <w:r>
+        <w:t xml:space="preserve"> </w:t>
+      </w:r>
+      <w:proofErr w:type="spellStart"/>
+      <w:r>
+        <w:t>History</w:t>
+      </w:r>
+      <w:proofErr w:type="spellEnd"/>
+      <w:r>
+        <w:t xml:space="preserve"> показывает, что награда всех бандитских алгоритмов растёт со временем, стабилизируясь по мере накопления статистики. Наиболее быстрый рост демонстрирует UCB, что согласуется с его наивысшим финальным CTR (80.7%). Эпсилон-жадный алгоритм также показывает положительную динамику, однако его эффективность ограничена при большом пространстве действий. Модель популярности, не имея механизма обновления, демонстрирует стабильный, но не растущий уровень награды.</w:t>
+      </w:r>
+    </w:p>
+    <w:p>
+      <w:pPr>
+        <w:jc w:val="center"/>
+        <w:rPr>
+          <w:sz w:val="24"/>
+          <w:szCs w:val="24"/>
+          <w:lang w:eastAsia="ru-RU"/>
+        </w:rPr>
+      </w:pPr>
+      <w:r>
+        <w:rPr>
+          <w:sz w:val="24"/>
+          <w:szCs w:val="24"/>
+          <w:lang w:eastAsia="ru-RU"/>
+        </w:rPr>
+        <w:drawing>
+          <wp:inline distT="0" distB="0" distL="0" distR="0" wp14:anchorId="029257D8" wp14:editId="0E2DC736">
+            <wp:extent cx="4693341" cy="2569446"/>
+            <wp:effectExtent l="0" t="0" r="0" b="2540"/>
+            <wp:docPr id="5" name="Рисунок 5"/>
+            <wp:cNvGraphicFramePr>
+              <a:graphicFrameLocks xmlns:a="http://schemas.openxmlformats.org/drawingml/2006/main" noChangeAspect="1"/>
+            </wp:cNvGraphicFramePr>
+            <a:graphic xmlns:a="http://schemas.openxmlformats.org/drawingml/2006/main">
+              <a:graphicData uri="http://schemas.openxmlformats.org/drawingml/2006/picture">
+                <pic:pic xmlns:pic="http://schemas.openxmlformats.org/drawingml/2006/picture">
+                  <pic:nvPicPr>
+                    <pic:cNvPr id="0" name="Picture 10"/>
+                    <pic:cNvPicPr>
+                      <a:picLocks noChangeAspect="1" noChangeArrowheads="1"/>
+                    </pic:cNvPicPr>
+                  </pic:nvPicPr>
+                  <pic:blipFill>
+                    <a:blip r:embed="rId12" cstate="print">
+                      <a:extLst>
+                        <a:ext uri="{28A0092B-C50C-407E-A947-70E740481C1C}">
+                          <a14:useLocalDpi xmlns:a14="http://schemas.microsoft.com/office/drawing/2010/main" val="0"/>
+                        </a:ext>
+                      </a:extLst>
+                    </a:blip>
+                    <a:srcRect/>
+                    <a:stretch>
+                      <a:fillRect/>
+                    </a:stretch>
+                  </pic:blipFill>
+                  <pic:spPr bwMode="auto">
+                    <a:xfrm>
+                      <a:off x="0" y="0"/>
+                      <a:ext cx="4702575" cy="2574501"/>
+                    </a:xfrm>
+                    <a:prstGeom prst="rect">
+                      <a:avLst/>
+                    </a:prstGeom>
+                    <a:noFill/>
+                    <a:ln>
+                      <a:noFill/>
+                    </a:ln>
+                  </pic:spPr>
+                </pic:pic>
+              </a:graphicData>
+            </a:graphic>
+          </wp:inline>
+        </w:drawing>
+      </w:r>
+    </w:p>
+    <w:p>
+      <w:pPr>
+        <w:pStyle w:val="a4"/>
+        <w:rPr>
+          <w:b/>
+          <w:bCs/>
+          <w:sz w:val="26"/>
+          <w:szCs w:val="26"/>
+          <w:lang w:val="be-BY"/>
+        </w:rPr>
+      </w:pPr>
+      <w:r>
+        <w:rPr>
+          <w:b/>
+          <w:bCs/>
+          <w:sz w:val="26"/>
+          <w:szCs w:val="26"/>
+        </w:rPr>
+        <w:t xml:space="preserve">Рисунок </w:t>
+      </w:r>
+      <w:r>
+        <w:rPr>
+          <w:b/>
+          <w:bCs/>
+          <w:sz w:val="26"/>
+          <w:szCs w:val="26"/>
+        </w:rPr>
+        <w:t>3</w:t>
+      </w:r>
+      <w:r>
+        <w:rPr>
+          <w:b/>
+          <w:bCs/>
+          <w:sz w:val="26"/>
+          <w:szCs w:val="26"/>
+        </w:rPr>
+        <w:t>.</w:t>
+      </w:r>
+      <w:r>
+        <w:rPr>
+          <w:b/>
+          <w:bCs/>
+          <w:sz w:val="26"/>
+          <w:szCs w:val="26"/>
+        </w:rPr>
+        <w:t>2</w:t>
+      </w:r>
+      <w:r>
+        <w:rPr>
+          <w:b/>
+          <w:bCs/>
+          <w:sz w:val="26"/>
+          <w:szCs w:val="26"/>
+        </w:rPr>
+        <w:t xml:space="preserve"> – </w:t>
+      </w:r>
+      <w:r>
+        <w:rPr>
+          <w:b/>
+          <w:bCs/>
+          <w:sz w:val="26"/>
+          <w:szCs w:val="26"/>
+        </w:rPr>
+        <w:t xml:space="preserve">График </w:t>
+      </w:r>
+      <w:r>
+        <w:rPr>
+          <w:b/>
+          <w:bCs/>
+          <w:sz w:val="26"/>
+          <w:szCs w:val="26"/>
+          <w:lang w:val="be-BY"/>
+        </w:rPr>
+        <w:t>Reward History</w:t>
+      </w:r>
+    </w:p>
+    <w:p>
+      <w:pPr>
+        <w:rPr>
+          <w:sz w:val="24"/>
+          <w:szCs w:val="24"/>
+          <w:lang w:eastAsia="ru-RU"/>
+        </w:rPr>
+      </w:pPr>
+    </w:p>
+    <w:p>
+      <w:r>
+        <w:t>Таким образом, в условиях проведённого эксперимента наилучшие результаты показал алгоритм UCB, обеспечивший эффективный баланс исследования и эксплуатации при умеренном значении параметра. Простые стратегии (</w:t>
+      </w:r>
+      <w:proofErr w:type="spellStart"/>
+      <w:r>
+        <w:t>EpsilonGreedy</w:t>
+      </w:r>
+      <w:proofErr w:type="spellEnd"/>
+      <w:r>
+        <w:t>) оказались ограничены при большом пространстве действий, а контекстуальные методы (</w:t>
+      </w:r>
+      <w:proofErr w:type="spellStart"/>
+      <w:r>
+        <w:t>SimpleLinearTS</w:t>
+      </w:r>
+      <w:proofErr w:type="spellEnd"/>
+      <w:r>
+        <w:t>) требуют реальных признаков контента для реализации своего потенциала.</w:t>
+      </w:r>
+    </w:p>
+    <w:p>
+      <w:pPr>
+        <w:pStyle w:val="2"/>
+      </w:pPr>
+      <w:bookmarkStart w:id="15" w:name="_Toc228794104"/>
+      <w:r>
+        <w:t>Выводы по главе</w:t>
+      </w:r>
+      <w:bookmarkEnd w:id="15"/>
+    </w:p>
+    <w:p>
+      <w:r>
+        <w:t xml:space="preserve">В третьей главе представлена программная реализация системы рекомендаций с подкреплением и выполнен сравнительный анализ пяти алгоритмов на датасете Yandex </w:t>
+      </w:r>
+      <w:proofErr w:type="spellStart"/>
+      <w:r>
         <w:t>Yambda</w:t>
       </w:r>
       <w:proofErr w:type="spellEnd"/>
       <w:r>
-        <w:rPr>
-          <w:lang w:val="ru-BY"/>
-        </w:rPr>
-        <w:t xml:space="preserve">: распределение прослушиваний крайне неравномерно, и рекомендация самых популярных треков даёт высокую вероятность совпадения с реальным выбором пользователя. Однако </w:t>
+        <w:t xml:space="preserve">. Разработанный программный комплекс включает среду </w:t>
       </w:r>
       <w:proofErr w:type="spellStart"/>
       <w:r>
-        <w:rPr>
-          <w:lang w:val="ru-BY"/>
-        </w:rPr>
-        <w:t>Popularity</w:t>
+        <w:t>RecommenderEnv</w:t>
       </w:r>
       <w:proofErr w:type="spellEnd"/>
       <w:r>
-        <w:rPr>
-          <w:lang w:val="ru-BY"/>
-        </w:rPr>
-        <w:t xml:space="preserve"> не учитывает индивидуальные предпочтения и не способна к исследованию, рекомендуя всегда одно и то же.</w:t>
-      </w:r>
-    </w:p>
-    <w:p>
-      <w:pPr>
-        <w:rPr>
-          <w:lang w:val="ru-BY"/>
-        </w:rPr>
-      </w:pPr>
-    </w:p>
-    <w:p>
-      <w:pPr>
-        <w:rPr>
-          <w:lang w:val="ru-BY"/>
-        </w:rPr>
-      </w:pPr>
-      <w:r>
-        <w:rPr>
-          <w:lang w:val="ru-BY"/>
-        </w:rPr>
-        <w:t>**Бандиты.** Эпсилон-жадный алгоритм (</w:t>
+        <w:t xml:space="preserve">, конвейер обработки данных, </w:t>
+      </w:r>
+      <w:r>
+        <w:lastRenderedPageBreak/>
+        <w:t xml:space="preserve">унифицированный интерфейс моделей и модуль оценки с метриками CTR и </w:t>
       </w:r>
       <w:proofErr w:type="spellStart"/>
       <w:r>
-        <w:rPr>
-          <w:lang w:val="ru-BY"/>
-        </w:rPr>
-        <w:t>EpsilonGreedy</w:t>
+        <w:t>Average</w:t>
       </w:r>
       <w:proofErr w:type="spellEnd"/>
       <w:r>
-        <w:rPr>
-          <w:lang w:val="ru-BY"/>
-        </w:rPr>
-        <w:t xml:space="preserve">, ε = 0.05) показал второй результат по CTR (75.8%), уступив только </w:t>
+        <w:t xml:space="preserve"> </w:t>
       </w:r>
       <w:proofErr w:type="spellStart"/>
       <w:r>
-        <w:rPr>
-          <w:lang w:val="ru-BY"/>
-        </w:rPr>
-        <w:t>Popularity</w:t>
+        <w:t>Reward</w:t>
       </w:r>
       <w:proofErr w:type="spellEnd"/>
       <w:r>
-        <w:rPr>
-          <w:lang w:val="ru-BY"/>
-        </w:rPr>
-        <w:t>. Это объясняется тем, что модель быстро находит успешные треки и эксплуатирует их 95% времени, лишь изредка исследуя новые. Существенный отрыв от случайной модели (более 30 процентных пунктов) подтверждает эффективность даже простейшей стратегии обучения с подкреплением.</w:t>
-      </w:r>
-    </w:p>
-    <w:p>
-      <w:pPr>
-        <w:rPr>
-          <w:lang w:val="ru-BY"/>
-        </w:rPr>
-      </w:pPr>
-    </w:p>
-    <w:p>
-      <w:pPr>
-        <w:rPr>
-          <w:lang w:val="ru-BY"/>
-        </w:rPr>
-      </w:pPr>
-      <w:r>
-        <w:rPr>
-          <w:lang w:val="ru-BY"/>
-        </w:rPr>
-        <w:t xml:space="preserve">Алгоритм UCB (c = 0.3) достиг CTR 69.8% — ниже, чем </w:t>
+        <w:t>.</w:t>
+      </w:r>
+    </w:p>
+    <w:p>
+      <w:r>
+        <w:t xml:space="preserve">Экспериментальное сравнение показало, что наилучшие результаты достигаются алгоритмом UCB (CTR 80.7%), который обеспечил эффективный баланс исследования и эксплуатации в условиях большого пространства действий. Эпсилон-жадный алгоритм (CTR 77.3%) показал результат на уровне случайной модели, что связано с неэффективным распределением доли случайных рекомендаций по всему пространству треков. Контекстуальный </w:t>
       </w:r>
       <w:proofErr w:type="spellStart"/>
       <w:r>
-        <w:rPr>
-          <w:lang w:val="ru-BY"/>
-        </w:rPr>
-        <w:t>EpsilonGreedy</w:t>
+        <w:t>SimpleLinearTS</w:t>
       </w:r>
       <w:proofErr w:type="spellEnd"/>
       <w:r>
-        <w:rPr>
-          <w:lang w:val="ru-BY"/>
-        </w:rPr>
-        <w:t>, но при меньшем количестве показов (31 218 против 43 289). Это может быть связано с тем, что UCB тратит значительную часть взаимодействий на исследование редко выбираемых треков, многие из которых получают нулевую награду. Умеренное значение параметра c ограничивает избыточное исследование, но в условиях сильно разреженной обратной связи даже небольшой оптимизм приводит к заметным потерям в CTR.</w:t>
-      </w:r>
-    </w:p>
-    <w:p>
-      <w:pPr>
-        <w:rPr>
-          <w:lang w:val="ru-BY"/>
-        </w:rPr>
-      </w:pPr>
-    </w:p>
-    <w:p>
-      <w:pPr>
-        <w:rPr>
-          <w:lang w:val="ru-BY"/>
-        </w:rPr>
-      </w:pPr>
-      <w:r>
-        <w:rPr>
-          <w:lang w:val="ru-BY"/>
-        </w:rPr>
-        <w:t xml:space="preserve">Контекстуальный алгоритм </w:t>
-      </w:r>
-      <w:proofErr w:type="spellStart"/>
-      <w:r>
-        <w:rPr>
-          <w:lang w:val="ru-BY"/>
-        </w:rPr>
-        <w:t>SimpleLinearTS</w:t>
-      </w:r>
-      <w:proofErr w:type="spellEnd"/>
-      <w:r>
-        <w:rPr>
-          <w:lang w:val="ru-BY"/>
-        </w:rPr>
-        <w:t xml:space="preserve"> показал CTR 62.1% — ниже, чем у бесконтекстных бандитов. Вероятной причиной является использование случайных признаков треков (`</w:t>
-      </w:r>
-      <w:proofErr w:type="spellStart"/>
-      <w:r>
-        <w:rPr>
-          <w:lang w:val="ru-BY"/>
-        </w:rPr>
-        <w:t>n_features</w:t>
-      </w:r>
-      <w:proofErr w:type="spellEnd"/>
-      <w:r>
-        <w:rPr>
-          <w:lang w:val="ru-BY"/>
-        </w:rPr>
-        <w:t xml:space="preserve"> = 10`), которые не несут реальной информации о контенте. В отсутствие настоящих контентных признаков (жанр, темп, настроение) линейная модель не может извлечь значимых закономерностей, а случайный характер векторов признаков вносит дополнительный шум. При этом метод требует больше данных для обучения, что при ограниченном числе взаимодействий (21 631 показ) приводит к </w:t>
-      </w:r>
-      <w:proofErr w:type="spellStart"/>
-      <w:r>
-        <w:rPr>
-          <w:lang w:val="ru-BY"/>
-        </w:rPr>
-        <w:t>недообучению</w:t>
-      </w:r>
-      <w:proofErr w:type="spellEnd"/>
-      <w:r>
-        <w:rPr>
-          <w:lang w:val="ru-BY"/>
-        </w:rPr>
-        <w:t>.</w:t>
-      </w:r>
-    </w:p>
-    <w:p>
-      <w:pPr>
-        <w:rPr>
-          <w:lang w:val="ru-BY"/>
-        </w:rPr>
-      </w:pPr>
-    </w:p>
-    <w:p>
-      <w:pPr>
-        <w:rPr>
-          <w:lang w:val="ru-BY"/>
-        </w:rPr>
-      </w:pPr>
-      <w:r>
-        <w:rPr>
-          <w:lang w:val="ru-BY"/>
-        </w:rPr>
-        <w:t xml:space="preserve">**Общая динамика.** Анализ </w:t>
-      </w:r>
-      <w:proofErr w:type="spellStart"/>
-      <w:r>
-        <w:rPr>
-          <w:lang w:val="ru-BY"/>
-        </w:rPr>
-        <w:t>Reward</w:t>
-      </w:r>
-      <w:proofErr w:type="spellEnd"/>
-      <w:r>
-        <w:rPr>
-          <w:lang w:val="ru-BY"/>
-        </w:rPr>
-        <w:t xml:space="preserve"> </w:t>
-      </w:r>
-      <w:proofErr w:type="spellStart"/>
-      <w:r>
-        <w:rPr>
-          <w:lang w:val="ru-BY"/>
-        </w:rPr>
-        <w:t>History</w:t>
-      </w:r>
-      <w:proofErr w:type="spellEnd"/>
-      <w:r>
-        <w:rPr>
-          <w:lang w:val="ru-BY"/>
-        </w:rPr>
-        <w:t xml:space="preserve"> (рисунок 3.1) показывает, что награда всех бандитских алгоритмов растёт со временем, стабилизируясь </w:t>
-      </w:r>
-      <w:r>
-        <w:rPr>
-          <w:lang w:val="ru-BY"/>
-        </w:rPr>
-        <w:lastRenderedPageBreak/>
-        <w:t xml:space="preserve">по мере накопления статистики. Наиболее быстрый рост демонстрирует </w:t>
-      </w:r>
-      <w:proofErr w:type="spellStart"/>
-      <w:r>
-        <w:rPr>
-          <w:lang w:val="ru-BY"/>
-        </w:rPr>
-        <w:t>EpsilonGreedy</w:t>
-      </w:r>
-      <w:proofErr w:type="spellEnd"/>
-      <w:r>
-        <w:rPr>
-          <w:lang w:val="ru-BY"/>
-        </w:rPr>
-        <w:t>, что согласуется с его высоким финальным CTR. Модель популярности, не имея механизма обновления, показывает стабильный, но не растущий уровень награды.</w:t>
-      </w:r>
-    </w:p>
-    <w:p>
-      <w:pPr>
-        <w:rPr>
-          <w:lang w:val="ru-BY"/>
-        </w:rPr>
-      </w:pPr>
-    </w:p>
-    <w:p>
-      <w:pPr>
-        <w:rPr>
-          <w:lang w:val="ru-BY"/>
-        </w:rPr>
-      </w:pPr>
-      <w:r>
-        <w:rPr>
-          <w:lang w:val="ru-BY"/>
-        </w:rPr>
-        <w:t>Таким образом, в условиях использованного датасета простые стратегии эксплуатации (</w:t>
-      </w:r>
-      <w:proofErr w:type="spellStart"/>
-      <w:r>
-        <w:rPr>
-          <w:lang w:val="ru-BY"/>
-        </w:rPr>
-        <w:t>Popularity</w:t>
-      </w:r>
-      <w:proofErr w:type="spellEnd"/>
-      <w:r>
-        <w:rPr>
-          <w:lang w:val="ru-BY"/>
-        </w:rPr>
-        <w:t xml:space="preserve">, </w:t>
-      </w:r>
-      <w:proofErr w:type="spellStart"/>
-      <w:r>
-        <w:rPr>
-          <w:lang w:val="ru-BY"/>
-        </w:rPr>
-        <w:t>EpsilonGreedy</w:t>
-      </w:r>
-      <w:proofErr w:type="spellEnd"/>
-      <w:r>
-        <w:rPr>
-          <w:lang w:val="ru-BY"/>
-        </w:rPr>
-        <w:t>) оказались наиболее эффективными по метрике CTR. Контекстуальные методы требуют реальных признаков контента для реализации своего потенциала, а эффективность исследования в UCB ограничена разреженностью обратной связи.</w:t>
-      </w:r>
-    </w:p>
-    <w:p>
-      <w:pPr>
-        <w:rPr>
-          <w:lang w:val="ru-BY"/>
-        </w:rPr>
-      </w:pPr>
-    </w:p>
-    <w:tbl>
-      <w:tblPr>
-        <w:tblW w:w="11280" w:type="dxa"/>
-        <w:shd w:val="clear" w:color="auto" w:fill="FFFFFF"/>
-        <w:tblCellMar>
-          <w:top w:w="15" w:type="dxa"/>
-          <w:left w:w="15" w:type="dxa"/>
-          <w:bottom w:w="15" w:type="dxa"/>
-          <w:right w:w="15" w:type="dxa"/>
-        </w:tblCellMar>
-        <w:tblLook w:val="04A0" w:firstRow="1" w:lastRow="0" w:firstColumn="1" w:lastColumn="0" w:noHBand="0" w:noVBand="1"/>
-      </w:tblPr>
-      <w:tblGrid>
-        <w:gridCol w:w="1958"/>
-        <w:gridCol w:w="5229"/>
-        <w:gridCol w:w="4093"/>
-      </w:tblGrid>
-      <w:tr>
-        <w:trPr>
-          <w:tblHeader/>
-        </w:trPr>
-        <w:tc>
-          <w:tcPr>
-            <w:tcW w:w="0" w:type="auto"/>
-            <w:tcBorders>
-              <w:top w:val="nil"/>
-            </w:tcBorders>
-            <w:shd w:val="clear" w:color="auto" w:fill="FFFFFF"/>
-            <w:tcMar>
-              <w:top w:w="150" w:type="dxa"/>
-              <w:left w:w="0" w:type="dxa"/>
-              <w:bottom w:w="150" w:type="dxa"/>
-              <w:right w:w="240" w:type="dxa"/>
-            </w:tcMar>
-            <w:vAlign w:val="center"/>
-            <w:hideMark/>
-          </w:tcPr>
-          <w:p>
-            <w:pPr>
-              <w:rPr>
-                <w:lang w:val="ru-BY"/>
-              </w:rPr>
-            </w:pPr>
-            <w:r>
-              <w:rPr>
-                <w:lang w:val="ru-BY"/>
-              </w:rPr>
-              <w:t>Рисунок</w:t>
-            </w:r>
-          </w:p>
-        </w:tc>
-        <w:tc>
-          <w:tcPr>
-            <w:tcW w:w="0" w:type="auto"/>
-            <w:tcBorders>
-              <w:top w:val="nil"/>
-            </w:tcBorders>
-            <w:shd w:val="clear" w:color="auto" w:fill="FFFFFF"/>
-            <w:tcMar>
-              <w:top w:w="150" w:type="dxa"/>
-              <w:left w:w="240" w:type="dxa"/>
-              <w:bottom w:w="150" w:type="dxa"/>
-              <w:right w:w="240" w:type="dxa"/>
-            </w:tcMar>
-            <w:vAlign w:val="center"/>
-            <w:hideMark/>
-          </w:tcPr>
-          <w:p>
-            <w:pPr>
-              <w:rPr>
-                <w:lang w:val="ru-BY"/>
-              </w:rPr>
-            </w:pPr>
-            <w:r>
-              <w:rPr>
-                <w:lang w:val="ru-BY"/>
-              </w:rPr>
-              <w:t>Что</w:t>
-            </w:r>
-          </w:p>
-        </w:tc>
-        <w:tc>
-          <w:tcPr>
-            <w:tcW w:w="0" w:type="auto"/>
-            <w:tcBorders>
-              <w:top w:val="nil"/>
-            </w:tcBorders>
-            <w:shd w:val="clear" w:color="auto" w:fill="FFFFFF"/>
-            <w:tcMar>
-              <w:top w:w="150" w:type="dxa"/>
-              <w:left w:w="240" w:type="dxa"/>
-              <w:bottom w:w="150" w:type="dxa"/>
-              <w:right w:w="240" w:type="dxa"/>
-            </w:tcMar>
-            <w:vAlign w:val="center"/>
-            <w:hideMark/>
-          </w:tcPr>
-          <w:p>
-            <w:pPr>
-              <w:rPr>
-                <w:lang w:val="ru-BY"/>
-              </w:rPr>
-            </w:pPr>
-            <w:r>
-              <w:rPr>
-                <w:lang w:val="ru-BY"/>
-              </w:rPr>
-              <w:t>Файл</w:t>
-            </w:r>
-          </w:p>
-        </w:tc>
-      </w:tr>
-      <w:tr>
-        <w:tc>
-          <w:tcPr>
-            <w:tcW w:w="0" w:type="auto"/>
-            <w:shd w:val="clear" w:color="auto" w:fill="FFFFFF"/>
-            <w:tcMar>
-              <w:top w:w="150" w:type="dxa"/>
-              <w:left w:w="0" w:type="dxa"/>
-              <w:bottom w:w="150" w:type="dxa"/>
-              <w:right w:w="240" w:type="dxa"/>
-            </w:tcMar>
-            <w:vAlign w:val="center"/>
-            <w:hideMark/>
-          </w:tcPr>
-          <w:p>
-            <w:pPr>
-              <w:rPr>
-                <w:lang w:val="ru-BY"/>
-              </w:rPr>
-            </w:pPr>
-            <w:r>
-              <w:rPr>
-                <w:lang w:val="ru-BY"/>
-              </w:rPr>
-              <w:t>3.1</w:t>
-            </w:r>
-          </w:p>
-        </w:tc>
-        <w:tc>
-          <w:tcPr>
-            <w:tcW w:w="0" w:type="auto"/>
-            <w:shd w:val="clear" w:color="auto" w:fill="FFFFFF"/>
-            <w:tcMar>
-              <w:top w:w="150" w:type="dxa"/>
-              <w:left w:w="240" w:type="dxa"/>
-              <w:bottom w:w="150" w:type="dxa"/>
-              <w:right w:w="240" w:type="dxa"/>
-            </w:tcMar>
-            <w:vAlign w:val="center"/>
-            <w:hideMark/>
-          </w:tcPr>
-          <w:p>
-            <w:pPr>
-              <w:rPr>
-                <w:lang w:val="ru-BY"/>
-              </w:rPr>
-            </w:pPr>
-            <w:r>
-              <w:rPr>
-                <w:lang w:val="ru-BY"/>
-              </w:rPr>
-              <w:t>Сравнение CTR (столбцы)</w:t>
-            </w:r>
-          </w:p>
-        </w:tc>
-        <w:tc>
-          <w:tcPr>
-            <w:tcW w:w="0" w:type="auto"/>
-            <w:shd w:val="clear" w:color="auto" w:fill="FFFFFF"/>
-            <w:tcMar>
-              <w:top w:w="150" w:type="dxa"/>
-              <w:left w:w="240" w:type="dxa"/>
-              <w:bottom w:w="150" w:type="dxa"/>
-              <w:right w:w="0" w:type="dxa"/>
-            </w:tcMar>
-            <w:vAlign w:val="center"/>
-            <w:hideMark/>
-          </w:tcPr>
-          <w:p>
-            <w:pPr>
-              <w:rPr>
-                <w:lang w:val="ru-BY"/>
-              </w:rPr>
-            </w:pPr>
-            <w:r>
-              <w:rPr>
-                <w:lang w:val="ru-BY"/>
-              </w:rPr>
-              <w:t>ctr_comparison.png</w:t>
-            </w:r>
-          </w:p>
-        </w:tc>
-      </w:tr>
-      <w:tr>
-        <w:tc>
-          <w:tcPr>
-            <w:tcW w:w="0" w:type="auto"/>
-            <w:shd w:val="clear" w:color="auto" w:fill="FFFFFF"/>
-            <w:tcMar>
-              <w:top w:w="150" w:type="dxa"/>
-              <w:left w:w="0" w:type="dxa"/>
-              <w:bottom w:w="150" w:type="dxa"/>
-              <w:right w:w="240" w:type="dxa"/>
-            </w:tcMar>
-            <w:vAlign w:val="center"/>
-            <w:hideMark/>
-          </w:tcPr>
-          <w:p>
-            <w:pPr>
-              <w:rPr>
-                <w:lang w:val="ru-BY"/>
-              </w:rPr>
-            </w:pPr>
-            <w:r>
-              <w:rPr>
-                <w:lang w:val="ru-BY"/>
-              </w:rPr>
-              <w:t>3.2</w:t>
-            </w:r>
-          </w:p>
-        </w:tc>
-        <w:tc>
-          <w:tcPr>
-            <w:tcW w:w="0" w:type="auto"/>
-            <w:shd w:val="clear" w:color="auto" w:fill="FFFFFF"/>
-            <w:tcMar>
-              <w:top w:w="150" w:type="dxa"/>
-              <w:left w:w="240" w:type="dxa"/>
-              <w:bottom w:w="150" w:type="dxa"/>
-              <w:right w:w="240" w:type="dxa"/>
-            </w:tcMar>
-            <w:vAlign w:val="center"/>
-            <w:hideMark/>
-          </w:tcPr>
-          <w:p>
-            <w:pPr>
-              <w:rPr>
-                <w:lang w:val="ru-BY"/>
-              </w:rPr>
-            </w:pPr>
-            <w:r>
-              <w:rPr>
-                <w:lang w:val="ru-BY"/>
-              </w:rPr>
-              <w:t xml:space="preserve">Динамика награды </w:t>
-            </w:r>
-            <w:proofErr w:type="spellStart"/>
-            <w:r>
-              <w:rPr>
-                <w:lang w:val="ru-BY"/>
-              </w:rPr>
-              <w:t>EpsilonGreedy</w:t>
-            </w:r>
-            <w:proofErr w:type="spellEnd"/>
-          </w:p>
-        </w:tc>
-        <w:tc>
-          <w:tcPr>
-            <w:tcW w:w="0" w:type="auto"/>
-            <w:shd w:val="clear" w:color="auto" w:fill="FFFFFF"/>
-            <w:tcMar>
-              <w:top w:w="150" w:type="dxa"/>
-              <w:left w:w="240" w:type="dxa"/>
-              <w:bottom w:w="150" w:type="dxa"/>
-              <w:right w:w="0" w:type="dxa"/>
-            </w:tcMar>
-            <w:vAlign w:val="center"/>
-            <w:hideMark/>
-          </w:tcPr>
-          <w:p>
-            <w:pPr>
-              <w:rPr>
-                <w:lang w:val="ru-BY"/>
-              </w:rPr>
-            </w:pPr>
-            <w:r>
-              <w:rPr>
-                <w:lang w:val="ru-BY"/>
-              </w:rPr>
-              <w:t>reward_epsilon_greedy.png</w:t>
-            </w:r>
-          </w:p>
-        </w:tc>
-      </w:tr>
-      <w:tr>
-        <w:tc>
-          <w:tcPr>
-            <w:tcW w:w="0" w:type="auto"/>
-            <w:shd w:val="clear" w:color="auto" w:fill="FFFFFF"/>
-            <w:tcMar>
-              <w:top w:w="150" w:type="dxa"/>
-              <w:left w:w="0" w:type="dxa"/>
-              <w:bottom w:w="150" w:type="dxa"/>
-              <w:right w:w="240" w:type="dxa"/>
-            </w:tcMar>
-            <w:vAlign w:val="center"/>
-            <w:hideMark/>
-          </w:tcPr>
-          <w:p>
-            <w:pPr>
-              <w:rPr>
-                <w:lang w:val="ru-BY"/>
-              </w:rPr>
-            </w:pPr>
-            <w:r>
-              <w:rPr>
-                <w:lang w:val="ru-BY"/>
-              </w:rPr>
-              <w:t>3.3</w:t>
-            </w:r>
-          </w:p>
-        </w:tc>
-        <w:tc>
-          <w:tcPr>
-            <w:tcW w:w="0" w:type="auto"/>
-            <w:shd w:val="clear" w:color="auto" w:fill="FFFFFF"/>
-            <w:tcMar>
-              <w:top w:w="150" w:type="dxa"/>
-              <w:left w:w="240" w:type="dxa"/>
-              <w:bottom w:w="150" w:type="dxa"/>
-              <w:right w:w="240" w:type="dxa"/>
-            </w:tcMar>
-            <w:vAlign w:val="center"/>
-            <w:hideMark/>
-          </w:tcPr>
-          <w:p>
-            <w:pPr>
-              <w:rPr>
-                <w:lang w:val="ru-BY"/>
-              </w:rPr>
-            </w:pPr>
-            <w:r>
-              <w:rPr>
-                <w:lang w:val="ru-BY"/>
-              </w:rPr>
-              <w:t>Динамика награды UCB</w:t>
-            </w:r>
-          </w:p>
-        </w:tc>
-        <w:tc>
-          <w:tcPr>
-            <w:tcW w:w="0" w:type="auto"/>
-            <w:shd w:val="clear" w:color="auto" w:fill="FFFFFF"/>
-            <w:tcMar>
-              <w:top w:w="150" w:type="dxa"/>
-              <w:left w:w="240" w:type="dxa"/>
-              <w:bottom w:w="150" w:type="dxa"/>
-              <w:right w:w="0" w:type="dxa"/>
-            </w:tcMar>
-            <w:vAlign w:val="center"/>
-            <w:hideMark/>
-          </w:tcPr>
-          <w:p>
-            <w:pPr>
-              <w:rPr>
-                <w:lang w:val="ru-BY"/>
-              </w:rPr>
-            </w:pPr>
-            <w:r>
-              <w:rPr>
-                <w:lang w:val="ru-BY"/>
-              </w:rPr>
-              <w:t>reward_ucb.png</w:t>
-            </w:r>
-          </w:p>
-        </w:tc>
-      </w:tr>
-    </w:tbl>
-    <w:p>
-      <w:pPr>
-        <w:rPr>
-          <w:lang w:val="ru-BY"/>
-        </w:rPr>
-      </w:pPr>
+        <w:t xml:space="preserve"> (CTR 67.6%) подтвердил, что случайные признаки треков не заменяют реальные контентные характеристики. Все бандитские алгоритмы продемонстрировали способность к онлайн-обучению, что подтверждается ростом награды во времени.</w:t>
+      </w:r>
     </w:p>
     <w:p>
       <w:pPr>
         <w:pStyle w:val="a6"/>
         <w:spacing w:after="600" w:line="340" w:lineRule="atLeast"/>
       </w:pPr>
-      <w:bookmarkStart w:id="2" w:name="_Toc228284450"/>
+      <w:bookmarkStart w:id="16" w:name="_Toc228794105"/>
       <w:r>
         <w:lastRenderedPageBreak/>
         <w:t>Заключение</w:t>
       </w:r>
-      <w:bookmarkEnd w:id="2"/>
+      <w:bookmarkEnd w:id="16"/>
     </w:p>
     <w:p>
       <w:pPr>
         <w:spacing w:line="340" w:lineRule="atLeast"/>
       </w:pPr>
       <w:r>
-        <w:t xml:space="preserve">В рамках курсового проекта была рассмотрена тема обучения нейронных сетей с подкреплением, проведён анализ их классификации, основных парадигм и практических задач, а также выполнено экспериментальное исследование двух современных алгоритмов глубокого RL </w:t>
+        <w:t xml:space="preserve">В рамках курсовой работы проведён сравнительный анализ алгоритмов многоруких и контекстуальных бандитов применительно к задаче музыкальных рекомендаций на датасете Yandex </w:t>
+      </w:r>
+      <w:proofErr w:type="spellStart"/>
+      <w:r>
+        <w:t>Yambda</w:t>
+      </w:r>
+      <w:proofErr w:type="spellEnd"/>
+      <w:r>
+        <w:t>.</w:t>
+      </w:r>
+    </w:p>
+    <w:p>
+      <w:pPr>
+        <w:spacing w:line="340" w:lineRule="atLeast"/>
+      </w:pPr>
+      <w:r>
+        <w:t xml:space="preserve">В теоретической части рассмотрены основы обучения с подкреплением и формализация задачи рекомендаций в терминах Марковского процесса принятия решений. Выявлены ограничения классических подходов </w:t>
       </w:r>
       <w:r>
         <w:t>–</w:t>
       </w:r>
       <w:r>
-        <w:t xml:space="preserve"> Deep Q</w:t>
-      </w:r>
-      <w:r>
-        <w:t>-</w:t>
-      </w:r>
-      <w:r>
-        <w:t xml:space="preserve">Network (DQN) и </w:t>
-      </w:r>
-      <w:r>
-        <w:rPr>
-          <w:lang w:val="en-US"/>
-        </w:rPr>
-        <w:t>Proximal</w:t>
-      </w:r>
-      <w:r>
-        <w:t xml:space="preserve"> Policy </w:t>
-      </w:r>
-      <w:r>
-        <w:rPr>
-          <w:lang w:val="en-US"/>
-        </w:rPr>
-        <w:t>Optimization</w:t>
-      </w:r>
-      <w:r>
-        <w:t xml:space="preserve"> (PPO).</w:t>
+        <w:t xml:space="preserve"> коллаборативной и контентной фильтрации </w:t>
+      </w:r>
+      <w:r>
+        <w:t>–</w:t>
+      </w:r>
+      <w:r>
+        <w:t xml:space="preserve"> и обоснованы преимущества RL-парадигмы. Детально разобраны алгоритмы семейства многоруких бандитов: эпсилон-жадный, UCB и семплирование Томпсона с контекстуальной модификацией.</w:t>
       </w:r>
     </w:p>
     <w:p>
@@ -10144,51 +11424,318 @@
         <w:spacing w:line="340" w:lineRule="atLeast"/>
       </w:pPr>
       <w:r>
-        <w:t xml:space="preserve">В первой части работы были систематизированы базовые понятия искусственных нейронных сетей, их архитектуры и области применения. Показано, что нейросети являются универсальным инструментом обработки информации, способным решать широкий спектр задач </w:t>
+        <w:t xml:space="preserve">В практической части реализован программный комплекс, включающий среду </w:t>
+      </w:r>
+      <w:proofErr w:type="spellStart"/>
+      <w:r>
+        <w:t>RecommenderEnv</w:t>
+      </w:r>
+      <w:proofErr w:type="spellEnd"/>
+      <w:r>
+        <w:t>, конвейер обработки данных и пять алгоритмов рекомендаций (</w:t>
+      </w:r>
+      <w:proofErr w:type="spellStart"/>
+      <w:r>
+        <w:t>Random</w:t>
+      </w:r>
+      <w:proofErr w:type="spellEnd"/>
+      <w:r>
+        <w:t xml:space="preserve">, </w:t>
+      </w:r>
+      <w:proofErr w:type="spellStart"/>
+      <w:r>
+        <w:t>Popularity</w:t>
+      </w:r>
+      <w:proofErr w:type="spellEnd"/>
+      <w:r>
+        <w:t xml:space="preserve">, </w:t>
+      </w:r>
+      <w:proofErr w:type="spellStart"/>
+      <w:r>
+        <w:t>EpsilonGreedy</w:t>
+      </w:r>
+      <w:proofErr w:type="spellEnd"/>
+      <w:r>
+        <w:t xml:space="preserve">, UCB, </w:t>
+      </w:r>
+      <w:proofErr w:type="spellStart"/>
+      <w:r>
+        <w:t>SimpleLinearTS</w:t>
+      </w:r>
+      <w:proofErr w:type="spellEnd"/>
+      <w:r>
+        <w:t xml:space="preserve">). Проведено экспериментальное сравнение моделей по метрикам CTR и </w:t>
+      </w:r>
+      <w:proofErr w:type="spellStart"/>
+      <w:r>
+        <w:t>Average</w:t>
+      </w:r>
+      <w:proofErr w:type="spellEnd"/>
+      <w:r>
+        <w:t xml:space="preserve"> </w:t>
+      </w:r>
+      <w:proofErr w:type="spellStart"/>
+      <w:r>
+        <w:t>Reward</w:t>
+      </w:r>
+      <w:proofErr w:type="spellEnd"/>
+      <w:r>
+        <w:t>.</w:t>
+      </w:r>
+    </w:p>
+    <w:p>
+      <w:pPr>
+        <w:spacing w:line="340" w:lineRule="atLeast"/>
+      </w:pPr>
+      <w:r>
+        <w:t>Основные результаты:</w:t>
+      </w:r>
+    </w:p>
+    <w:p>
+      <w:pPr>
+        <w:numPr>
+          <w:ilvl w:val="0"/>
+          <w:numId w:val="37"/>
+        </w:numPr>
+        <w:tabs>
+          <w:tab w:val="num" w:pos="720"/>
+        </w:tabs>
+        <w:spacing w:line="340" w:lineRule="atLeast"/>
+      </w:pPr>
+      <w:r>
+        <w:t>Наилучшие показатели продемонстрировал алгоритм UCB</w:t>
+      </w:r>
+      <w:r>
+        <w:t xml:space="preserve">, </w:t>
+      </w:r>
+      <w:r>
+        <w:t>где</w:t>
+      </w:r>
+      <w:r>
+        <w:t xml:space="preserve"> CTR</w:t>
+      </w:r>
+      <w:r>
+        <w:t xml:space="preserve"> равен</w:t>
+      </w:r>
+      <w:r>
+        <w:t xml:space="preserve"> 80.7% при среднем вознаграждении 0.8125. Умеренное значение параметра c = 0.3 обеспечило эффективный баланс исследования и эксплуатации в условиях большого пространства действий (11 157 треков). Модель показала высокое качество рекомендаций при относительно небольшом количестве показов (22 070).</w:t>
+      </w:r>
+    </w:p>
+    <w:p>
+      <w:pPr>
+        <w:numPr>
+          <w:ilvl w:val="0"/>
+          <w:numId w:val="37"/>
+        </w:numPr>
+        <w:tabs>
+          <w:tab w:val="num" w:pos="720"/>
+        </w:tabs>
+        <w:spacing w:line="340" w:lineRule="atLeast"/>
+      </w:pPr>
+      <w:r>
+        <w:t>Эпсилон-жадный алгоритм достиг CTR 77.3%, что сопоставимо со случайной моделью (77.5%). При большом пространстве действий фиксированная доля случайных рекомендаций распределяется слишком тонко, снижая эффективность исследования.</w:t>
+      </w:r>
+    </w:p>
+    <w:p>
+      <w:pPr>
+        <w:numPr>
+          <w:ilvl w:val="0"/>
+          <w:numId w:val="37"/>
+        </w:numPr>
+        <w:tabs>
+          <w:tab w:val="num" w:pos="720"/>
+        </w:tabs>
+        <w:spacing w:line="340" w:lineRule="atLeast"/>
+      </w:pPr>
+      <w:r>
+        <w:t xml:space="preserve">Модель </w:t>
+      </w:r>
+      <w:proofErr w:type="spellStart"/>
+      <w:r>
+        <w:t>Popularity</w:t>
+      </w:r>
+      <w:proofErr w:type="spellEnd"/>
+      <w:r>
+        <w:t xml:space="preserve"> показала CTR 66.6%, что свидетельствует о том, что глобально популярные треки составляют относительно малую долю реальных прослушиваний каждого пользователя.</w:t>
+      </w:r>
+    </w:p>
+    <w:p>
+      <w:pPr>
+        <w:numPr>
+          <w:ilvl w:val="0"/>
+          <w:numId w:val="37"/>
+        </w:numPr>
+        <w:tabs>
+          <w:tab w:val="num" w:pos="720"/>
+        </w:tabs>
+        <w:spacing w:line="340" w:lineRule="atLeast"/>
+      </w:pPr>
+      <w:r>
+        <w:t xml:space="preserve">Контекстуальный алгоритм </w:t>
+      </w:r>
+      <w:proofErr w:type="spellStart"/>
+      <w:r>
+        <w:t>SimpleLinearTS</w:t>
+      </w:r>
+      <w:proofErr w:type="spellEnd"/>
+      <w:r>
+        <w:t xml:space="preserve"> достиг лишь 67.6% CTR при наименьшем количестве показов (9 410). Использование случайных признаков треков не позволяет извлечь значимых закономерностей. Для реализации потенциала контекстуальных методов необходимы реальные контентные характеристики.</w:t>
+      </w:r>
+    </w:p>
+    <w:p>
+      <w:pPr>
+        <w:numPr>
+          <w:ilvl w:val="0"/>
+          <w:numId w:val="37"/>
+        </w:numPr>
+        <w:tabs>
+          <w:tab w:val="num" w:pos="720"/>
+        </w:tabs>
+        <w:spacing w:line="340" w:lineRule="atLeast"/>
+      </w:pPr>
+      <w:r>
+        <w:t>Все бандитские алгоритмы продемонстрировали способность к онлайн-обучению, что подтверждается ростом награды во времени.</w:t>
+      </w:r>
+    </w:p>
+    <w:p>
+      <w:pPr>
+        <w:spacing w:line="340" w:lineRule="atLeast"/>
+      </w:pPr>
+      <w:r>
+        <w:t>Реализованный программный комплекс является гибким инструментом для дальнейших исследований с использованием реальных контентных признаков и более сложных алгоритмов глубокого обучения с подкреплением.</w:t>
+      </w:r>
+    </w:p>
+    <w:p>
+      <w:pPr>
+        <w:pStyle w:val="a6"/>
+      </w:pPr>
+      <w:bookmarkStart w:id="17" w:name="_Toc228794106"/>
+      <w:r>
+        <w:lastRenderedPageBreak/>
+        <w:t>Список использованных источников</w:t>
+      </w:r>
+      <w:bookmarkEnd w:id="17"/>
+    </w:p>
+    <w:p>
+      <w:pPr>
+        <w:numPr>
+          <w:ilvl w:val="6"/>
+          <w:numId w:val="17"/>
+        </w:numPr>
+      </w:pPr>
+      <w:bookmarkStart w:id="18" w:name="_Ref214732136"/>
+      <w:bookmarkStart w:id="19" w:name="_Ref176729358"/>
+      <w:bookmarkStart w:id="20" w:name="_Ref176729806"/>
+      <w:bookmarkStart w:id="21" w:name="_Ref176726028"/>
+      <w:r>
+        <w:t xml:space="preserve">Головко, В. А. Нейросетевые технологии обработки </w:t>
+      </w:r>
+      <w:proofErr w:type="gramStart"/>
+      <w:r>
+        <w:t>данных :</w:t>
+      </w:r>
+      <w:proofErr w:type="gramEnd"/>
+      <w:r>
+        <w:t xml:space="preserve"> учеб. пособие / В. А. Головко, В. В. </w:t>
+      </w:r>
+      <w:proofErr w:type="spellStart"/>
+      <w:r>
+        <w:t>Краснопрошин</w:t>
+      </w:r>
+      <w:proofErr w:type="spellEnd"/>
+      <w:r>
+        <w:t xml:space="preserve">. – </w:t>
+      </w:r>
+      <w:proofErr w:type="gramStart"/>
+      <w:r>
+        <w:t>Минск :</w:t>
+      </w:r>
+      <w:proofErr w:type="gramEnd"/>
+      <w:r>
+        <w:t xml:space="preserve"> БГУ, 2017. – 263 с. – (Классическое университетское издание). – URL: </w:t>
+      </w:r>
+      <w:hyperlink r:id="rId13" w:history="1">
+        <w:r>
+          <w:rPr>
+            <w:rStyle w:val="ad"/>
+          </w:rPr>
+          <w:t>http://elib.bsu.by/handle/123456789/193558</w:t>
+        </w:r>
+      </w:hyperlink>
+      <w:bookmarkEnd w:id="18"/>
+      <w:r>
+        <w:t xml:space="preserve"> (дата доступа</w:t>
+      </w:r>
+      <w:r>
+        <w:t>: 25.10.2025)</w:t>
+      </w:r>
+      <w:r>
+        <w:t>.</w:t>
+      </w:r>
+    </w:p>
+    <w:p>
+      <w:pPr>
+        <w:numPr>
+          <w:ilvl w:val="6"/>
+          <w:numId w:val="5"/>
+        </w:numPr>
+      </w:pPr>
+      <w:bookmarkStart w:id="22" w:name="_Ref214732198"/>
+      <w:r>
+        <w:t xml:space="preserve">Созыкин, А. В. Обзор методов обучения глубоких нейронных сетей / А. В. Созыкин // Вестник ЮУрГУ. Серия: Вычислительная математика и информатика. – 2017. – Т. 6, № 3. – С. 28–59. – DOI: </w:t>
+      </w:r>
+      <w:hyperlink r:id="rId14" w:history="1">
+        <w:r>
+          <w:rPr>
+            <w:rStyle w:val="ad"/>
+          </w:rPr>
+          <w:t>10.14529/cmse170303</w:t>
+        </w:r>
+      </w:hyperlink>
+      <w:r>
+        <w:t>.</w:t>
+      </w:r>
+      <w:bookmarkEnd w:id="22"/>
+    </w:p>
+    <w:p>
+      <w:pPr>
+        <w:numPr>
+          <w:ilvl w:val="6"/>
+          <w:numId w:val="5"/>
+        </w:numPr>
+      </w:pPr>
+      <w:bookmarkStart w:id="23" w:name="_Ref215923707"/>
+      <w:r>
+        <w:t xml:space="preserve">Якименко, В. В. Использование нейронных сетей в музыкальной индустрии / В. В. Якименко ; науч. рук. И. Л. Савостьянова // </w:t>
+      </w:r>
+      <w:r>
+        <w:t>Актуальные проблемы авиации и космонавтики – 2022.</w:t>
+      </w:r>
+      <w:r>
+        <w:t xml:space="preserve"> –</w:t>
+      </w:r>
+      <w:r>
+        <w:t xml:space="preserve"> Т</w:t>
+      </w:r>
+      <w:r>
+        <w:t>.</w:t>
+      </w:r>
+      <w:r>
+        <w:t xml:space="preserve"> 2. – С. </w:t>
+      </w:r>
+      <w:r>
+        <w:t>536</w:t>
       </w:r>
       <w:r>
         <w:t>–</w:t>
       </w:r>
       <w:r>
-        <w:t xml:space="preserve"> от анализа изображений и текста до прогнозирования и управления динамическими </w:t>
-      </w:r>
-      <w:r>
-        <w:t xml:space="preserve">системами. Также в главе </w:t>
-      </w:r>
-      <w:r>
-        <w:t>рассмотрены три ключевые парадигмы обучения: с учителем, без учителя и с подкреплением. Особое внимание уделено обучению с подкреплением, как наиболее перспективному подходу для построения интеллектуальных агентов, способных взаимодействовать со средой и формировать оптимальные стратегии поведения.</w:t>
-      </w:r>
-    </w:p>
-    <w:p>
-      <w:pPr>
-        <w:spacing w:line="340" w:lineRule="atLeast"/>
-      </w:pPr>
-      <w:r>
-        <w:t>Во второй</w:t>
-      </w:r>
-      <w:r>
-        <w:t xml:space="preserve"> главе определён круг практических задач, решаемых методами RL: управление динамическими системами, создание игровых искусственных интеллектов, оптимизация бизнес‑процессов и ресурсов. Это подтвердило актуальность применения RL в реальных условиях.</w:t>
-      </w:r>
-    </w:p>
-    <w:p>
-      <w:pPr>
-        <w:spacing w:line="340" w:lineRule="atLeast"/>
-      </w:pPr>
-      <w:r>
-        <w:t>Осуществлена реализация и сравнительный анализ</w:t>
-      </w:r>
-      <w:r>
-        <w:t xml:space="preserve"> </w:t>
-      </w:r>
-      <w:r>
-        <w:t>алгоритмов DQN и PPO на задаче CartPole</w:t>
-      </w:r>
-      <w:r>
-        <w:t>-</w:t>
-      </w:r>
-      <w:r>
-        <w:t>v1. Эксперимент показал, что:</w:t>
-      </w:r>
+        <w:t>538</w:t>
+      </w:r>
+      <w:r>
+        <w:t>.</w:t>
+      </w:r>
+      <w:bookmarkEnd w:id="23"/>
     </w:p>
     <w:p>
       <w:pPr>
@@ -10197,26 +11744,30 @@
           <w:ilvl w:val="6"/>
           <w:numId w:val="5"/>
         </w:numPr>
-        <w:spacing w:line="340" w:lineRule="atLeast"/>
-        <w:rPr>
-          <w:spacing w:val="-6"/>
-        </w:rPr>
-      </w:pPr>
-      <w:bookmarkStart w:id="3" w:name="_Ref214745431"/>
-      <w:r>
-        <w:rPr>
-          <w:spacing w:val="-6"/>
-        </w:rPr>
-        <w:t>DQN обладает более высокой скоростью сходимости и эффективностью, решив задачу за 71 эпизод и продемонстрировав лучшие результаты на валидации</w:t>
-      </w:r>
-      <w:r>
-        <w:rPr>
-          <w:spacing w:val="-6"/>
-          <w:lang w:val="be-BY"/>
-        </w:rPr>
-        <w:t>.</w:t>
-      </w:r>
-      <w:bookmarkEnd w:id="3"/>
+        <w:rPr>
+          <w:lang w:val="en-US"/>
+        </w:rPr>
+      </w:pPr>
+      <w:bookmarkStart w:id="24" w:name="_Ref228793052"/>
+      <w:r>
+        <w:rPr>
+          <w:lang w:val="en-US"/>
+        </w:rPr>
+        <w:t xml:space="preserve">Afsar, M. M., Crump, T., Far, B. Reinforcement Learning based Recommender Systems: A Survey // ACM Computing Surveys. </w:t>
+      </w:r>
+      <w:r>
+        <w:rPr>
+          <w:lang w:val="en-US"/>
+        </w:rPr>
+        <w:t>–</w:t>
+      </w:r>
+      <w:r>
+        <w:rPr>
+          <w:lang w:val="en-US"/>
+        </w:rPr>
+        <w:t xml:space="preserve"> 2022.</w:t>
+      </w:r>
+      <w:bookmarkEnd w:id="24"/>
     </w:p>
     <w:p>
       <w:pPr>
@@ -10225,19 +11776,179 @@
           <w:ilvl w:val="6"/>
           <w:numId w:val="5"/>
         </w:numPr>
-        <w:spacing w:line="340" w:lineRule="atLeast"/>
-      </w:pPr>
-      <w:bookmarkStart w:id="4" w:name="_Ref214745454"/>
-      <w:r>
-        <w:t>PPO характеризуется более плавным процессом обучения и меньшей дисперсией результатов, что свидетельствует о стабильности поведения агента, однако в рамках эксперимента он не достиг порогового значения в пределах 1000 эпизодов</w:t>
+        <w:rPr>
+          <w:lang w:val="en-US"/>
+        </w:rPr>
+      </w:pPr>
+      <w:bookmarkStart w:id="25" w:name="_Ref228793132"/>
+      <w:r>
+        <w:rPr>
+          <w:lang w:val="en-US"/>
+        </w:rPr>
+        <w:t xml:space="preserve">Auer, P., </w:t>
+      </w:r>
+      <w:proofErr w:type="spellStart"/>
+      <w:r>
+        <w:rPr>
+          <w:lang w:val="en-US"/>
+        </w:rPr>
+        <w:t>Cesa</w:t>
+      </w:r>
+      <w:proofErr w:type="spellEnd"/>
+      <w:r>
+        <w:rPr>
+          <w:lang w:val="en-US"/>
+        </w:rPr>
+        <w:t xml:space="preserve">-Bianchi, N., Fischer, P. Finite-time Analysis of the Multiarmed Bandit Problem // Machine Learning. </w:t>
+      </w:r>
+      <w:r>
+        <w:rPr>
+          <w:lang w:val="en-US"/>
+        </w:rPr>
+        <w:t>–</w:t>
+      </w:r>
+      <w:r>
+        <w:rPr>
+          <w:lang w:val="en-US"/>
+        </w:rPr>
+        <w:t xml:space="preserve"> 2002. </w:t>
+      </w:r>
+      <w:r>
+        <w:rPr>
+          <w:lang w:val="en-US"/>
+        </w:rPr>
+        <w:t>–</w:t>
+      </w:r>
+      <w:r>
+        <w:rPr>
+          <w:lang w:val="en-US"/>
+        </w:rPr>
+        <w:t xml:space="preserve"> Vol. 47.</w:t>
+      </w:r>
+      <w:bookmarkEnd w:id="25"/>
+    </w:p>
+    <w:p>
+      <w:pPr>
+        <w:numPr>
+          <w:ilvl w:val="6"/>
+          <w:numId w:val="5"/>
+        </w:numPr>
+        <w:rPr>
+          <w:lang w:val="en-US"/>
+        </w:rPr>
+      </w:pPr>
+      <w:bookmarkStart w:id="26" w:name="_Ref214732188"/>
+      <w:bookmarkStart w:id="27" w:name="_Ref216038778"/>
+      <w:bookmarkStart w:id="28" w:name="_Ref176730198"/>
+      <w:bookmarkEnd w:id="19"/>
+      <w:bookmarkEnd w:id="20"/>
+      <w:proofErr w:type="spellStart"/>
+      <w:r>
+        <w:rPr>
+          <w:lang w:val="en-US"/>
+        </w:rPr>
+        <w:t>Laskin</w:t>
+      </w:r>
+      <w:proofErr w:type="spellEnd"/>
+      <w:r>
+        <w:rPr>
+          <w:lang w:val="en-US"/>
+        </w:rPr>
+        <w:t xml:space="preserve">, M. </w:t>
+      </w:r>
+      <w:r>
+        <w:rPr>
+          <w:lang w:val="en-US"/>
+        </w:rPr>
+        <w:t>Reinforcement learning with Deep Q Networks</w:t>
+      </w:r>
+      <w:r>
+        <w:rPr>
+          <w:lang w:val="en-US"/>
+        </w:rPr>
+        <w:t xml:space="preserve"> / </w:t>
+      </w:r>
+      <w:r>
+        <w:rPr>
+          <w:lang w:val="en-US"/>
+        </w:rPr>
+        <w:t xml:space="preserve">M. </w:t>
+      </w:r>
+      <w:proofErr w:type="spellStart"/>
+      <w:r>
+        <w:rPr>
+          <w:lang w:val="en-US"/>
+        </w:rPr>
+        <w:t>Laskin</w:t>
+      </w:r>
+      <w:proofErr w:type="spellEnd"/>
+      <w:r>
+        <w:rPr>
+          <w:lang w:val="en-US"/>
+        </w:rPr>
+        <w:t xml:space="preserve"> // </w:t>
+      </w:r>
+      <w:proofErr w:type="spellStart"/>
+      <w:r>
+        <w:rPr>
+          <w:lang w:val="en-US"/>
+        </w:rPr>
+        <w:t>Anyscale</w:t>
+      </w:r>
+      <w:proofErr w:type="spellEnd"/>
+      <w:r>
+        <w:rPr>
+          <w:lang w:val="en-US"/>
+        </w:rPr>
+        <w:t xml:space="preserve"> Blog</w:t>
+      </w:r>
+      <w:r>
+        <w:rPr>
+          <w:lang w:val="en-US"/>
+        </w:rPr>
+        <w:t xml:space="preserve">. – 01.03.2022. – URL: </w:t>
+      </w:r>
+      <w:hyperlink r:id="rId15" w:history="1">
+        <w:r>
+          <w:rPr>
+            <w:rStyle w:val="ad"/>
+            <w:lang w:val="en-US"/>
+          </w:rPr>
+          <w:t>https://www.anyscale.com/blog/reinforcement-learning-with-deep-q-networks</w:t>
+        </w:r>
+      </w:hyperlink>
+      <w:r>
+        <w:rPr>
+          <w:lang w:val="en-US"/>
+        </w:rPr>
+        <w:t xml:space="preserve"> (date of access: </w:t>
       </w:r>
       <w:r>
         <w:rPr>
           <w:lang w:val="be-BY"/>
         </w:rPr>
+        <w:t>11</w:t>
+      </w:r>
+      <w:r>
+        <w:rPr>
+          <w:lang w:val="en-US"/>
+        </w:rPr>
+        <w:t>.11.2025</w:t>
+      </w:r>
+      <w:r>
+        <w:rPr>
+          <w:lang w:val="en-US"/>
+        </w:rPr>
+        <w:t>)</w:t>
+      </w:r>
+      <w:bookmarkEnd w:id="26"/>
+      <w:r>
+        <w:rPr>
+          <w:lang w:val="en-US"/>
+        </w:rPr>
         <w:t>.</w:t>
       </w:r>
-      <w:bookmarkEnd w:id="4"/>
+      <w:bookmarkEnd w:id="27"/>
     </w:p>
     <w:p>
       <w:pPr>
@@ -10246,390 +11957,108 @@
           <w:ilvl w:val="6"/>
           <w:numId w:val="5"/>
         </w:numPr>
-        <w:spacing w:line="340" w:lineRule="atLeast"/>
-      </w:pPr>
-      <w:r>
-        <w:rPr>
-          <w:lang w:val="be-BY"/>
-        </w:rPr>
-        <w:t>О</w:t>
-      </w:r>
-      <w:r>
-        <w:t>ба алгоритма способны достигать максимального вознаграждения, но различаются по динамике обучения и итоговой производительности.</w:t>
-      </w:r>
-    </w:p>
-    <w:p>
-      <w:pPr>
-        <w:spacing w:line="340" w:lineRule="atLeast"/>
-      </w:pPr>
-      <w:r>
-        <w:t>Таким образом, можно заключить, что DQN является более предпочтительным для решения задачи CartPole</w:t>
-      </w:r>
-      <w:r>
-        <w:t>-</w:t>
-      </w:r>
-      <w:r>
-        <w:t>v1 по критериям скорости и итоговой эффективности, тогда как PPO может рассматриваться как альтернатива в случаях, когда приоритетом является стабильность обучения и контроль за изменением стратегии.</w:t>
-      </w:r>
-    </w:p>
-    <w:p>
-      <w:pPr>
-        <w:spacing w:line="340" w:lineRule="atLeast"/>
-      </w:pPr>
-      <w:r>
-        <w:t>Практическая значимость работы заключается в том, что проведённый анализ подтверждает необходимость выбора алгоритма RL в зависимости от конкретной задачи и её требований. Полученные результаты демонстрируют, что даже в относительно простой среде различия в архитектуре и механизмах обучения приводят к заметным отличиям в производительности, что важно учитывать при проектировании интеллектуальных систем.</w:t>
-      </w:r>
-    </w:p>
-    <w:p>
-      <w:pPr>
-        <w:pStyle w:val="a6"/>
-      </w:pPr>
-      <w:bookmarkStart w:id="5" w:name="_Toc228284451"/>
-      <w:r>
-        <w:lastRenderedPageBreak/>
-        <w:t>Список использованных источников</w:t>
-      </w:r>
-      <w:bookmarkEnd w:id="5"/>
-    </w:p>
-    <w:p>
-      <w:pPr>
-        <w:numPr>
-          <w:ilvl w:val="6"/>
-          <w:numId w:val="17"/>
-        </w:numPr>
-      </w:pPr>
-      <w:bookmarkStart w:id="6" w:name="_Ref214732136"/>
-      <w:bookmarkStart w:id="7" w:name="_Ref176729358"/>
-      <w:bookmarkStart w:id="8" w:name="_Ref176729806"/>
-      <w:bookmarkStart w:id="9" w:name="_Ref176726028"/>
-      <w:r>
-        <w:t xml:space="preserve">Головко, В. А. Нейросетевые технологии обработки </w:t>
-      </w:r>
-      <w:proofErr w:type="gramStart"/>
-      <w:r>
-        <w:t>данных :</w:t>
-      </w:r>
-      <w:proofErr w:type="gramEnd"/>
-      <w:r>
-        <w:t xml:space="preserve"> учеб. пособие / В. А. Головко, В. В. </w:t>
-      </w:r>
-      <w:proofErr w:type="spellStart"/>
-      <w:r>
-        <w:t>Краснопрошин</w:t>
-      </w:r>
-      <w:proofErr w:type="spellEnd"/>
-      <w:r>
-        <w:t xml:space="preserve">. – </w:t>
-      </w:r>
-      <w:proofErr w:type="gramStart"/>
-      <w:r>
-        <w:t>Минск :</w:t>
-      </w:r>
-      <w:proofErr w:type="gramEnd"/>
-      <w:r>
-        <w:t xml:space="preserve"> БГУ, 2017. – 263 с. – (Классическое университетское издание). – URL: </w:t>
-      </w:r>
-      <w:hyperlink r:id="rId8" w:history="1">
-        <w:r>
-          <w:rPr>
-            <w:rStyle w:val="ad"/>
-          </w:rPr>
-          <w:t>http://elib.bsu.by/handle/123456789/193558</w:t>
-        </w:r>
-      </w:hyperlink>
-      <w:bookmarkEnd w:id="6"/>
-      <w:r>
-        <w:t xml:space="preserve"> (дата доступа</w:t>
-      </w:r>
-      <w:r>
-        <w:t>: 25.10.2025)</w:t>
-      </w:r>
-      <w:r>
-        <w:t>.</w:t>
-      </w:r>
-    </w:p>
-    <w:p>
-      <w:pPr>
-        <w:numPr>
-          <w:ilvl w:val="6"/>
-          <w:numId w:val="17"/>
-        </w:numPr>
-      </w:pPr>
-      <w:bookmarkStart w:id="10" w:name="_Ref215923712"/>
-      <w:bookmarkStart w:id="11" w:name="_Ref216104885"/>
-      <w:r>
-        <w:t xml:space="preserve">Использование нейронных сетей для прогнозной аналитики / В. А. Усова, Е. А. </w:t>
-      </w:r>
-      <w:proofErr w:type="spellStart"/>
-      <w:r>
-        <w:t>Зинкович</w:t>
-      </w:r>
-      <w:proofErr w:type="spellEnd"/>
-      <w:r>
-        <w:t xml:space="preserve">, М. К. Пригожий, О. М. </w:t>
-      </w:r>
-      <w:proofErr w:type="spellStart"/>
-      <w:proofErr w:type="gramStart"/>
-      <w:r>
-        <w:t>Раптунович</w:t>
-      </w:r>
-      <w:proofErr w:type="spellEnd"/>
-      <w:r>
-        <w:t xml:space="preserve"> ;</w:t>
-      </w:r>
-      <w:proofErr w:type="gramEnd"/>
-      <w:r>
-        <w:t xml:space="preserve"> науч. рук. А. А. Ефремов // Актуальные вопросы экономики и информационных технологий : сборник тезисов и статей докладов 60-ой юбилейной научной конференции аспирантов, магистрантов и студентов БГУИР, Минск, 22–26 апреля 2024 г. – Минск : БГУИР, 2024. – С. 86–90. – URL: </w:t>
-      </w:r>
-      <w:hyperlink r:id="rId9" w:history="1">
-        <w:r>
-          <w:rPr>
-            <w:rStyle w:val="ad"/>
-          </w:rPr>
-          <w:t>https://libeldoc.bsuir.by/handle/123456789/56327</w:t>
-        </w:r>
-      </w:hyperlink>
-      <w:r>
-        <w:t xml:space="preserve"> (дата обращения: 03.12.2025).</w:t>
-      </w:r>
-      <w:bookmarkEnd w:id="10"/>
-      <w:bookmarkEnd w:id="11"/>
-    </w:p>
-    <w:p>
-      <w:pPr>
-        <w:numPr>
-          <w:ilvl w:val="6"/>
-          <w:numId w:val="17"/>
-        </w:numPr>
-      </w:pPr>
-      <w:bookmarkStart w:id="12" w:name="_Ref215923702"/>
-      <w:bookmarkStart w:id="13" w:name="_Ref216104784"/>
-      <w:r>
-        <w:t>Пальмов, С. В</w:t>
-      </w:r>
-      <w:r>
-        <w:t xml:space="preserve">. </w:t>
-      </w:r>
-      <w:r>
-        <w:t>Компьютерное зрение как одна из ключевых технологий будущего</w:t>
-      </w:r>
-      <w:r>
-        <w:t xml:space="preserve"> / </w:t>
-      </w:r>
-      <w:r>
-        <w:t xml:space="preserve">С. В. Пальмов, В. В. </w:t>
-      </w:r>
-      <w:proofErr w:type="spellStart"/>
-      <w:r>
-        <w:t>Акунишникова</w:t>
-      </w:r>
-      <w:proofErr w:type="spellEnd"/>
-      <w:r>
-        <w:t xml:space="preserve"> // Индустриальная экономика. – 2025. – № 2. – С. 186–191.</w:t>
-      </w:r>
-      <w:bookmarkEnd w:id="12"/>
-      <w:bookmarkEnd w:id="13"/>
-    </w:p>
-    <w:p>
-      <w:pPr>
+        <w:rPr>
+          <w:lang w:val="en-US"/>
+        </w:rPr>
+      </w:pPr>
+      <w:bookmarkStart w:id="29" w:name="_Ref228793156"/>
+      <w:r>
+        <w:rPr>
+          <w:lang w:val="en-US"/>
+        </w:rPr>
+        <w:t>Li, L. et al. A Contextual-Bandit Approach to Personalized News Article Recommendation // WWW 2010.</w:t>
+      </w:r>
+      <w:bookmarkEnd w:id="29"/>
+    </w:p>
+    <w:p>
+      <w:pPr>
+        <w:pStyle w:val="ac"/>
         <w:numPr>
           <w:ilvl w:val="6"/>
           <w:numId w:val="5"/>
         </w:numPr>
-      </w:pPr>
-      <w:bookmarkStart w:id="14" w:name="_Ref214732198"/>
-      <w:r>
-        <w:t xml:space="preserve">Созыкин, А. В. Обзор методов обучения глубоких нейронных сетей / А. В. Созыкин // Вестник ЮУрГУ. Серия: Вычислительная математика и информатика. – 2017. – Т. 6, № 3. – С. </w:t>
-      </w:r>
-      <w:r>
-        <w:t>28–59</w:t>
-      </w:r>
-      <w:r>
-        <w:t xml:space="preserve">. – DOI: </w:t>
-      </w:r>
-      <w:hyperlink r:id="rId10" w:history="1">
-        <w:r>
-          <w:rPr>
-            <w:rStyle w:val="ad"/>
-          </w:rPr>
-          <w:t>10.14529/cmse170303</w:t>
-        </w:r>
-      </w:hyperlink>
-      <w:r>
-        <w:t>.</w:t>
-      </w:r>
-      <w:bookmarkEnd w:id="14"/>
-    </w:p>
-    <w:p>
-      <w:pPr>
+        <w:rPr>
+          <w:lang w:val="en-US"/>
+        </w:rPr>
+      </w:pPr>
+      <w:bookmarkStart w:id="30" w:name="_Ref228793146"/>
+      <w:r>
+        <w:rPr>
+          <w:lang w:val="en-US"/>
+        </w:rPr>
+        <w:t xml:space="preserve">Russo, D. et al. A Tutorial on Thompson Sampling // Foundations and Trends in Machine Learning. </w:t>
+      </w:r>
+      <w:r>
+        <w:rPr>
+          <w:lang w:val="en-US"/>
+        </w:rPr>
+        <w:t>–</w:t>
+      </w:r>
+      <w:r>
+        <w:rPr>
+          <w:lang w:val="en-US"/>
+        </w:rPr>
+        <w:t xml:space="preserve"> 2018.</w:t>
+      </w:r>
+      <w:bookmarkEnd w:id="30"/>
+    </w:p>
+    <w:p>
+      <w:pPr>
+        <w:pStyle w:val="ac"/>
         <w:numPr>
           <w:ilvl w:val="6"/>
           <w:numId w:val="5"/>
         </w:numPr>
-      </w:pPr>
-      <w:bookmarkStart w:id="15" w:name="_Ref215923707"/>
-      <w:r>
-        <w:t xml:space="preserve">Якименко, В. В. Использование нейронных сетей в музыкальной индустрии / В. В. Якименко ; науч. рук. И. Л. Савостьянова // </w:t>
-      </w:r>
-      <w:r>
-        <w:t>Актуальные проблемы авиации и космонавтики – 2022.</w:t>
-      </w:r>
-      <w:r>
-        <w:t xml:space="preserve"> –</w:t>
-      </w:r>
-      <w:r>
-        <w:t xml:space="preserve"> Т</w:t>
-      </w:r>
-      <w:r>
-        <w:t>.</w:t>
-      </w:r>
-      <w:r>
-        <w:t xml:space="preserve"> 2. – С. </w:t>
-      </w:r>
-      <w:r>
-        <w:t>536</w:t>
-      </w:r>
-      <w:r>
+        <w:rPr>
+          <w:lang w:val="en-US"/>
+        </w:rPr>
+      </w:pPr>
+      <w:bookmarkStart w:id="31" w:name="_Ref228792996"/>
+      <w:r>
+        <w:rPr>
+          <w:lang w:val="en-US"/>
+        </w:rPr>
+        <w:t xml:space="preserve">Sutton, R. S., </w:t>
+      </w:r>
+      <w:proofErr w:type="spellStart"/>
+      <w:r>
+        <w:rPr>
+          <w:lang w:val="en-US"/>
+        </w:rPr>
+        <w:t>Barto</w:t>
+      </w:r>
+      <w:proofErr w:type="spellEnd"/>
+      <w:r>
+        <w:rPr>
+          <w:lang w:val="en-US"/>
+        </w:rPr>
+        <w:t xml:space="preserve">, A. G. Reinforcement Learning: An Introduction. </w:t>
+      </w:r>
+      <w:r>
+        <w:rPr>
+          <w:lang w:val="en-US"/>
+        </w:rPr>
         <w:t>–</w:t>
       </w:r>
       <w:r>
-        <w:t>538</w:t>
-      </w:r>
-      <w:r>
-        <w:t>.</w:t>
-      </w:r>
-      <w:bookmarkEnd w:id="15"/>
-    </w:p>
-    <w:p>
-      <w:pPr>
-        <w:numPr>
-          <w:ilvl w:val="6"/>
-          <w:numId w:val="5"/>
-        </w:numPr>
         <w:rPr>
           <w:lang w:val="en-US"/>
         </w:rPr>
-      </w:pPr>
-      <w:bookmarkStart w:id="16" w:name="_Ref214732188"/>
-      <w:bookmarkStart w:id="17" w:name="_Ref216038778"/>
-      <w:bookmarkStart w:id="18" w:name="_Ref176730198"/>
-      <w:bookmarkEnd w:id="7"/>
-      <w:bookmarkEnd w:id="8"/>
+        <w:t xml:space="preserve"> 2nd ed. </w:t>
+      </w:r>
       <w:r>
         <w:rPr>
           <w:lang w:val="en-US"/>
         </w:rPr>
-        <w:t xml:space="preserve">Laskin, M. </w:t>
+        <w:t>–</w:t>
       </w:r>
       <w:r>
         <w:rPr>
           <w:lang w:val="en-US"/>
         </w:rPr>
-        <w:t>Reinforcement learning with Deep Q Networks</w:t>
-      </w:r>
-      <w:r>
-        <w:rPr>
-          <w:lang w:val="en-US"/>
-        </w:rPr>
-        <w:t xml:space="preserve"> / </w:t>
-      </w:r>
-      <w:r>
-        <w:rPr>
-          <w:lang w:val="en-US"/>
-        </w:rPr>
-        <w:t>M. Laskin</w:t>
-      </w:r>
-      <w:r>
-        <w:rPr>
-          <w:lang w:val="en-US"/>
-        </w:rPr>
-        <w:t xml:space="preserve"> // </w:t>
-      </w:r>
-      <w:proofErr w:type="spellStart"/>
-      <w:r>
-        <w:rPr>
-          <w:lang w:val="en-US"/>
-        </w:rPr>
-        <w:t>Anyscale</w:t>
-      </w:r>
-      <w:proofErr w:type="spellEnd"/>
-      <w:r>
-        <w:rPr>
-          <w:lang w:val="en-US"/>
-        </w:rPr>
-        <w:t xml:space="preserve"> Blog</w:t>
-      </w:r>
-      <w:r>
-        <w:rPr>
-          <w:lang w:val="en-US"/>
-        </w:rPr>
-        <w:t xml:space="preserve">. – 01.03.2022. – </w:t>
-      </w:r>
-      <w:r>
-        <w:rPr>
-          <w:lang w:val="en-US"/>
-        </w:rPr>
-        <w:t>URL</w:t>
-      </w:r>
-      <w:r>
-        <w:rPr>
-          <w:lang w:val="en-US"/>
-        </w:rPr>
-        <w:t xml:space="preserve">: </w:t>
-      </w:r>
-      <w:hyperlink r:id="rId11" w:history="1">
-        <w:r>
-          <w:rPr>
-            <w:rStyle w:val="ad"/>
-            <w:lang w:val="en-US"/>
-          </w:rPr>
-          <w:t>https://www.anyscale.com/blog/reinforcement-learning-with-deep-q-networks</w:t>
-        </w:r>
-      </w:hyperlink>
-      <w:r>
-        <w:rPr>
-          <w:lang w:val="en-US"/>
-        </w:rPr>
-        <w:t xml:space="preserve"> </w:t>
-      </w:r>
-      <w:r>
-        <w:rPr>
-          <w:lang w:val="en-US"/>
-        </w:rPr>
-        <w:t>(</w:t>
-      </w:r>
-      <w:r>
-        <w:rPr>
-          <w:lang w:val="en-US"/>
-        </w:rPr>
-        <w:t xml:space="preserve">date of access: </w:t>
-      </w:r>
-      <w:r>
-        <w:rPr>
-          <w:lang w:val="be-BY"/>
-        </w:rPr>
-        <w:t>11</w:t>
-      </w:r>
-      <w:r>
-        <w:rPr>
-          <w:lang w:val="en-US"/>
-        </w:rPr>
-        <w:t>.11.2025</w:t>
-      </w:r>
-      <w:r>
-        <w:rPr>
-          <w:lang w:val="en-US"/>
-        </w:rPr>
-        <w:t>)</w:t>
-      </w:r>
-      <w:bookmarkEnd w:id="16"/>
-      <w:r>
-        <w:rPr>
-          <w:lang w:val="en-US"/>
-        </w:rPr>
-        <w:t>.</w:t>
-      </w:r>
-      <w:bookmarkEnd w:id="17"/>
+        <w:t xml:space="preserve"> MIT Press, 2018.</w:t>
+      </w:r>
+      <w:bookmarkEnd w:id="31"/>
     </w:p>
     <w:p>
       <w:pPr>
@@ -10642,269 +12071,135 @@
           <w:lang w:val="en-US"/>
         </w:rPr>
       </w:pPr>
-      <w:bookmarkStart w:id="19" w:name="_Ref214732172"/>
-      <w:bookmarkStart w:id="20" w:name="_Ref176727645"/>
+      <w:bookmarkStart w:id="32" w:name="_Ref176727645"/>
+      <w:bookmarkStart w:id="33" w:name="_Ref214742069"/>
       <w:r>
         <w:rPr>
           <w:lang w:val="en-US"/>
         </w:rPr>
-        <w:t>OpenAI. OpenAI Five defeats Dota 2 world champions.</w:t>
+        <w:t>Tan, C. Comparative Study of Reinforcement Learning Performance Based on PPO and DQN Algorithms</w:t>
       </w:r>
       <w:r>
         <w:rPr>
           <w:lang w:val="en-US"/>
         </w:rPr>
-        <w:t xml:space="preserve"> –</w:t>
+        <w:t xml:space="preserve"> / </w:t>
       </w:r>
       <w:r>
         <w:rPr>
           <w:lang w:val="en-US"/>
         </w:rPr>
-        <w:t xml:space="preserve"> URL</w:t>
+        <w:t>C. Tan</w:t>
       </w:r>
       <w:r>
         <w:rPr>
           <w:lang w:val="en-US"/>
         </w:rPr>
-        <w:t xml:space="preserve">: </w:t>
-      </w:r>
-      <w:hyperlink r:id="rId12" w:history="1">
+        <w:t xml:space="preserve"> // Proceedings of CONF‑CDS 2025 Symposium: Application of Machine Learning in Engineering</w:t>
+      </w:r>
+      <w:r>
+        <w:rPr>
+          <w:lang w:val="en-US"/>
+        </w:rPr>
+        <w:t xml:space="preserve"> / eds.: M. Omar, M. U. Shafiq.</w:t>
+      </w:r>
+      <w:r>
+        <w:rPr>
+          <w:lang w:val="en-US"/>
+        </w:rPr>
+        <w:t xml:space="preserve"> – Edmonton: University of Alberta, 2025. – </w:t>
+      </w:r>
+      <w:r>
+        <w:t>С</w:t>
+      </w:r>
+      <w:r>
+        <w:rPr>
+          <w:lang w:val="en-US"/>
+        </w:rPr>
+        <w:t xml:space="preserve">. 30–36. – DOI: </w:t>
+      </w:r>
+      <w:hyperlink r:id="rId16" w:history="1">
         <w:r>
           <w:rPr>
             <w:rStyle w:val="ad"/>
             <w:lang w:val="en-US"/>
           </w:rPr>
-          <w:t>https://openai.com/index/openai-five-defeats-dota-2-world-champions/</w:t>
+          <w:t>10.54254/2755-2721/2025.AST24879</w:t>
         </w:r>
       </w:hyperlink>
       <w:r>
         <w:rPr>
           <w:lang w:val="en-US"/>
         </w:rPr>
-        <w:t xml:space="preserve"> (</w:t>
-      </w:r>
-      <w:r>
-        <w:rPr>
-          <w:lang w:val="en-US"/>
-        </w:rPr>
-        <w:t>date of access</w:t>
-      </w:r>
-      <w:r>
-        <w:rPr>
-          <w:lang w:val="en-US"/>
-        </w:rPr>
-        <w:t>: 18.11.2025</w:t>
-      </w:r>
-      <w:r>
-        <w:rPr>
-          <w:lang w:val="en-US"/>
-        </w:rPr>
-        <w:t>).</w:t>
-      </w:r>
-      <w:bookmarkEnd w:id="19"/>
-      <w:r>
-        <w:rPr>
-          <w:lang w:val="en-US"/>
-        </w:rPr>
-        <w:t xml:space="preserve"> </w:t>
-      </w:r>
-    </w:p>
-    <w:p>
-      <w:pPr>
+        <w:t>.</w:t>
+      </w:r>
+      <w:bookmarkEnd w:id="32"/>
+      <w:bookmarkEnd w:id="33"/>
+    </w:p>
+    <w:p>
+      <w:pPr>
+        <w:pStyle w:val="ac"/>
         <w:numPr>
           <w:ilvl w:val="6"/>
           <w:numId w:val="5"/>
         </w:numPr>
-        <w:suppressAutoHyphens/>
         <w:rPr>
           <w:lang w:val="en-US"/>
         </w:rPr>
       </w:pPr>
-      <w:bookmarkStart w:id="21" w:name="_Ref214742069"/>
+      <w:bookmarkStart w:id="34" w:name="_Ref215923697"/>
       <w:r>
         <w:rPr>
           <w:lang w:val="en-US"/>
         </w:rPr>
-        <w:t>Tan, C. Comparative Study of Reinforcement Learning Performance Based on PPO and DQN Algorithms</w:t>
-      </w:r>
+        <w:t xml:space="preserve">Yandex </w:t>
+      </w:r>
+      <w:proofErr w:type="spellStart"/>
       <w:r>
         <w:rPr>
           <w:lang w:val="en-US"/>
         </w:rPr>
-        <w:t xml:space="preserve"> / </w:t>
-      </w:r>
+        <w:t>Yambda</w:t>
+      </w:r>
+      <w:proofErr w:type="spellEnd"/>
       <w:r>
         <w:rPr>
           <w:lang w:val="en-US"/>
         </w:rPr>
-        <w:t>C. Tan</w:t>
+        <w:t xml:space="preserve"> Dataset. </w:t>
       </w:r>
       <w:r>
         <w:rPr>
           <w:lang w:val="en-US"/>
         </w:rPr>
-        <w:t xml:space="preserve"> // Proceedings of CONF‑CDS 2025 Symposium: Application of Machine Learning in Engineering</w:t>
+        <w:t>–</w:t>
       </w:r>
       <w:r>
         <w:rPr>
           <w:lang w:val="en-US"/>
         </w:rPr>
-        <w:t xml:space="preserve"> / eds.: M. Omar, M. U. Shafiq.</w:t>
-      </w:r>
-      <w:r>
+        <w:t xml:space="preserve"> URL: https://research.yandex.com/datasets/yambda</w:t>
+      </w:r>
+    </w:p>
+    <w:bookmarkEnd w:id="21"/>
+    <w:bookmarkEnd w:id="28"/>
+    <w:bookmarkEnd w:id="34"/>
+    <w:p>
+      <w:pPr>
+        <w:ind w:firstLine="0"/>
         <w:rPr>
           <w:lang w:val="en-US"/>
         </w:rPr>
-        <w:t xml:space="preserve"> – Edmonton: University of Alberta, 2025. – </w:t>
-      </w:r>
-      <w:r>
-        <w:t>С</w:t>
-      </w:r>
+      </w:pPr>
       <w:r>
         <w:rPr>
           <w:lang w:val="en-US"/>
         </w:rPr>
-        <w:t xml:space="preserve">. 30–36. – DOI: </w:t>
-      </w:r>
-      <w:hyperlink r:id="rId13" w:history="1">
-        <w:r>
-          <w:rPr>
-            <w:rStyle w:val="ad"/>
-            <w:lang w:val="en-US"/>
-          </w:rPr>
-          <w:t>10.54254/2755-2721/2025.AST24879</w:t>
-        </w:r>
-      </w:hyperlink>
-      <w:r>
-        <w:rPr>
-          <w:lang w:val="en-US"/>
-        </w:rPr>
-        <w:t>.</w:t>
-      </w:r>
-      <w:bookmarkEnd w:id="20"/>
-      <w:bookmarkEnd w:id="21"/>
-    </w:p>
-    <w:p>
-      <w:pPr>
-        <w:numPr>
-          <w:ilvl w:val="6"/>
-          <w:numId w:val="5"/>
-        </w:numPr>
-        <w:rPr>
-          <w:lang w:val="en-US"/>
-        </w:rPr>
-      </w:pPr>
-      <w:bookmarkStart w:id="22" w:name="_Ref215923697"/>
-      <w:r>
-        <w:rPr>
-          <w:lang w:val="en-US"/>
-        </w:rPr>
-        <w:t>Recent Trends in Deep Learning Based Natural Language Processing</w:t>
-      </w:r>
-      <w:r>
-        <w:rPr>
-          <w:lang w:val="en-US"/>
-        </w:rPr>
-        <w:t xml:space="preserve"> / </w:t>
-      </w:r>
-      <w:r>
-        <w:rPr>
-          <w:lang w:val="en-US"/>
-        </w:rPr>
-        <w:t>T. Young, D. Hazarika, S. Poria, E. Cambria</w:t>
-      </w:r>
-      <w:r>
-        <w:rPr>
-          <w:lang w:val="en-US"/>
-        </w:rPr>
-        <w:t xml:space="preserve"> // arXiv:1708.02709v8 [cs.CL]. – 2018. – URL: </w:t>
-      </w:r>
-      <w:hyperlink r:id="rId14" w:history="1">
-        <w:r>
-          <w:rPr>
-            <w:rStyle w:val="ad"/>
-            <w:lang w:val="en-US"/>
-          </w:rPr>
-          <w:t>https://arxiv.org/abs/1708.02709</w:t>
-        </w:r>
-      </w:hyperlink>
-      <w:r>
-        <w:rPr>
-          <w:lang w:val="be-BY"/>
-        </w:rPr>
         <w:t xml:space="preserve"> </w:t>
       </w:r>
-      <w:r>
-        <w:rPr>
-          <w:lang w:val="en-US"/>
-        </w:rPr>
-        <w:t>(</w:t>
-      </w:r>
-      <w:r>
-        <w:rPr>
-          <w:lang w:val="en-US"/>
-        </w:rPr>
-        <w:t>date of access</w:t>
-      </w:r>
-      <w:r>
-        <w:rPr>
-          <w:lang w:val="en-US"/>
-        </w:rPr>
-        <w:t xml:space="preserve">: </w:t>
-      </w:r>
-      <w:r>
-        <w:rPr>
-          <w:lang w:val="be-BY"/>
-        </w:rPr>
-        <w:t>01</w:t>
-      </w:r>
-      <w:r>
-        <w:rPr>
-          <w:lang w:val="en-US"/>
-        </w:rPr>
-        <w:t>.12.2025</w:t>
-      </w:r>
-      <w:r>
-        <w:rPr>
-          <w:lang w:val="en-US"/>
-        </w:rPr>
-        <w:t>).</w:t>
-      </w:r>
-      <w:bookmarkEnd w:id="22"/>
-    </w:p>
-    <w:bookmarkEnd w:id="9"/>
-    <w:bookmarkEnd w:id="18"/>
-    <w:p>
-      <w:r>
-        <w:lastRenderedPageBreak/>
-        <w:t xml:space="preserve">Полный код </w:t>
-      </w:r>
-      <w:r>
-        <w:t>расположен</w:t>
-      </w:r>
-      <w:r>
-        <w:t xml:space="preserve"> </w:t>
-      </w:r>
-      <w:r>
-        <w:t>по ссылке</w:t>
-      </w:r>
-      <w:r>
-        <w:t xml:space="preserve">: </w:t>
-      </w:r>
-      <w:hyperlink r:id="rId15" w:history="1">
-        <w:r>
-          <w:rPr>
-            <w:rStyle w:val="ad"/>
-          </w:rPr>
-          <w:t>https://drive.google.com/file/d/1EbxXI38Vs8IOVwFiwxaKMHKFbToctaJJ/view?usp=drive_link</w:t>
-        </w:r>
-      </w:hyperlink>
-      <w:r>
-        <w:t xml:space="preserve"> </w:t>
-      </w:r>
     </w:p>
     <w:sectPr>
-      <w:footerReference w:type="default" r:id="rId16"/>
+      <w:footerReference w:type="default" r:id="rId17"/>
       <w:pgSz w:w="11906" w:h="16838"/>
       <w:pgMar w:top="1134" w:right="851" w:bottom="1134" w:left="1701" w:header="709" w:footer="709" w:gutter="0"/>
       <w:cols w:space="708"/>
@@ -10916,7 +12211,7 @@
 </file>
 
 <file path=word/endnotes.xml><?xml version="1.0" encoding="utf-8"?>
-<w:endnotes xmlns:wpc="http://schemas.microsoft.com/office/word/2010/wordprocessingCanvas" xmlns:cx="http://schemas.microsoft.com/office/drawing/2014/chartex" xmlns:cx1="http://schemas.microsoft.com/office/drawing/2015/9/8/chartex" xmlns:cx2="http://schemas.microsoft.com/office/drawing/2015/10/21/chartex" xmlns:cx3="http://schemas.microsoft.com/office/drawing/2016/5/9/chartex" xmlns:cx4="http://schemas.microsoft.com/office/drawing/2016/5/10/chartex" xmlns:cx5="http://schemas.microsoft.com/office/drawing/2016/5/11/chartex" xmlns:cx6="http://schemas.microsoft.com/office/drawing/2016/5/12/chartex" xmlns:cx7="http://schemas.microsoft.com/office/drawing/2016/5/13/chartex" xmlns:cx8="http://schemas.microsoft.com/office/drawing/2016/5/14/chartex" xmlns:mc="http://schemas.openxmlformats.org/markup-compatibility/2006" xmlns:aink="http://schemas.microsoft.com/office/drawing/2016/ink" xmlns:am3d="http://schemas.microsoft.com/office/drawing/2017/model3d" xmlns:o="urn:schemas-microsoft-com:office:office" xmlns:oel="http://schemas.microsoft.com/office/2019/extlst" xmlns:r="http://schemas.openxmlformats.org/officeDocument/2006/relationships" xmlns:m="http://schemas.openxmlformats.org/officeDocument/2006/math" xmlns:v="urn:schemas-microsoft-com:vml" xmlns:wp14="http://schemas.microsoft.com/office/word/2010/wordprocessingDrawing" xmlns:wp="http://schemas.openxmlformats.org/drawingml/2006/wordprocessingDrawing" xmlns:w10="urn:schemas-microsoft-com:office:word" xmlns:w="http://schemas.openxmlformats.org/wordprocessingml/2006/main" xmlns:w14="http://schemas.microsoft.com/office/word/2010/wordml" xmlns:w15="http://schemas.microsoft.com/office/word/2012/wordml" xmlns:w16cex="http://schemas.microsoft.com/office/word/2018/wordml/cex" xmlns:w16cid="http://schemas.microsoft.com/office/word/2016/wordml/cid" xmlns:w16="http://schemas.microsoft.com/office/word/2018/wordml" xmlns:w16du="http://schemas.microsoft.com/office/word/2023/wordml/word16du" xmlns:w16sdtdh="http://schemas.microsoft.com/office/word/2020/wordml/sdtdatahash" xmlns:w16sdtfl="http://schemas.microsoft.com/office/word/2024/wordml/sdtformatlock" xmlns:w16se="http://schemas.microsoft.com/office/word/2015/wordml/symex" xmlns:wpg="http://schemas.microsoft.com/office/word/2010/wordprocessingGroup" xmlns:wpi="http://schemas.microsoft.com/office/word/2010/wordprocessingInk" xmlns:wne="http://schemas.microsoft.com/office/word/2006/wordml" xmlns:wps="http://schemas.microsoft.com/office/word/2010/wordprocessingShape" mc:Ignorable="w14 w15 w16se w16cid w16 w16cex w16sdtdh w16sdtfl w16du wp14">
+<w:endnotes xmlns:wpc="http://schemas.microsoft.com/office/word/2010/wordprocessingCanvas" xmlns:cx="http://schemas.microsoft.com/office/drawing/2014/chartex" xmlns:cx1="http://schemas.microsoft.com/office/drawing/2015/9/8/chartex" xmlns:cx2="http://schemas.microsoft.com/office/drawing/2015/10/21/chartex" xmlns:cx3="http://schemas.microsoft.com/office/drawing/2016/5/9/chartex" xmlns:cx4="http://schemas.microsoft.com/office/drawing/2016/5/10/chartex" xmlns:cx5="http://schemas.microsoft.com/office/drawing/2016/5/11/chartex" xmlns:cx6="http://schemas.microsoft.com/office/drawing/2016/5/12/chartex" xmlns:cx7="http://schemas.microsoft.com/office/drawing/2016/5/13/chartex" xmlns:cx8="http://schemas.microsoft.com/office/drawing/2016/5/14/chartex" xmlns:mc="http://schemas.openxmlformats.org/markup-compatibility/2006" xmlns:aink="http://schemas.microsoft.com/office/drawing/2016/ink" xmlns:am3d="http://schemas.microsoft.com/office/drawing/2017/model3d" xmlns:o="urn:schemas-microsoft-com:office:office" xmlns:oel="http://schemas.microsoft.com/office/2019/extlst" xmlns:r="http://schemas.openxmlformats.org/officeDocument/2006/relationships" xmlns:m="http://schemas.openxmlformats.org/officeDocument/2006/math" xmlns:v="urn:schemas-microsoft-com:vml" xmlns:wp14="http://schemas.microsoft.com/office/word/2010/wordprocessingDrawing" xmlns:wp="http://schemas.openxmlformats.org/drawingml/2006/wordprocessingDrawing" xmlns:w10="urn:schemas-microsoft-com:office:word" xmlns:w="http://schemas.openxmlformats.org/wordprocessingml/2006/main" xmlns:w14="http://schemas.microsoft.com/office/word/2010/wordml" xmlns:w15="http://schemas.microsoft.com/office/word/2012/wordml" xmlns:w16cex="http://schemas.microsoft.com/office/word/2018/wordml/cex" xmlns:w16cid="http://schemas.microsoft.com/office/word/2016/wordml/cid" xmlns:w16="http://schemas.microsoft.com/office/word/2018/wordml" xmlns:w16sdtdh="http://schemas.microsoft.com/office/word/2020/wordml/sdtdatahash" xmlns:w16se="http://schemas.microsoft.com/office/word/2015/wordml/symex" xmlns:wpg="http://schemas.microsoft.com/office/word/2010/wordprocessingGroup" xmlns:wpi="http://schemas.microsoft.com/office/word/2010/wordprocessingInk" xmlns:wne="http://schemas.microsoft.com/office/word/2006/wordml" xmlns:wps="http://schemas.microsoft.com/office/word/2010/wordprocessingShape" mc:Ignorable="w14 w15 w16se w16cid w16 w16cex w16sdtdh wp14">
   <w:endnote w:type="separator" w:id="-1">
     <w:p>
       <w:pPr>
@@ -10941,7 +12236,7 @@
 </file>
 
 <file path=word/footer1.xml><?xml version="1.0" encoding="utf-8"?>
-<w:ftr xmlns:wpc="http://schemas.microsoft.com/office/word/2010/wordprocessingCanvas" xmlns:cx="http://schemas.microsoft.com/office/drawing/2014/chartex" xmlns:cx1="http://schemas.microsoft.com/office/drawing/2015/9/8/chartex" xmlns:cx2="http://schemas.microsoft.com/office/drawing/2015/10/21/chartex" xmlns:cx3="http://schemas.microsoft.com/office/drawing/2016/5/9/chartex" xmlns:cx4="http://schemas.microsoft.com/office/drawing/2016/5/10/chartex" xmlns:cx5="http://schemas.microsoft.com/office/drawing/2016/5/11/chartex" xmlns:cx6="http://schemas.microsoft.com/office/drawing/2016/5/12/chartex" xmlns:cx7="http://schemas.microsoft.com/office/drawing/2016/5/13/chartex" xmlns:cx8="http://schemas.microsoft.com/office/drawing/2016/5/14/chartex" xmlns:mc="http://schemas.openxmlformats.org/markup-compatibility/2006" xmlns:aink="http://schemas.microsoft.com/office/drawing/2016/ink" xmlns:am3d="http://schemas.microsoft.com/office/drawing/2017/model3d" xmlns:o="urn:schemas-microsoft-com:office:office" xmlns:oel="http://schemas.microsoft.com/office/2019/extlst" xmlns:r="http://schemas.openxmlformats.org/officeDocument/2006/relationships" xmlns:m="http://schemas.openxmlformats.org/officeDocument/2006/math" xmlns:v="urn:schemas-microsoft-com:vml" xmlns:wp14="http://schemas.microsoft.com/office/word/2010/wordprocessingDrawing" xmlns:wp="http://schemas.openxmlformats.org/drawingml/2006/wordprocessingDrawing" xmlns:w10="urn:schemas-microsoft-com:office:word" xmlns:w="http://schemas.openxmlformats.org/wordprocessingml/2006/main" xmlns:w14="http://schemas.microsoft.com/office/word/2010/wordml" xmlns:w15="http://schemas.microsoft.com/office/word/2012/wordml" xmlns:w16cex="http://schemas.microsoft.com/office/word/2018/wordml/cex" xmlns:w16cid="http://schemas.microsoft.com/office/word/2016/wordml/cid" xmlns:w16="http://schemas.microsoft.com/office/word/2018/wordml" xmlns:w16du="http://schemas.microsoft.com/office/word/2023/wordml/word16du" xmlns:w16sdtdh="http://schemas.microsoft.com/office/word/2020/wordml/sdtdatahash" xmlns:w16sdtfl="http://schemas.microsoft.com/office/word/2024/wordml/sdtformatlock" xmlns:w16se="http://schemas.microsoft.com/office/word/2015/wordml/symex" xmlns:wpg="http://schemas.microsoft.com/office/word/2010/wordprocessingGroup" xmlns:wpi="http://schemas.microsoft.com/office/word/2010/wordprocessingInk" xmlns:wne="http://schemas.microsoft.com/office/word/2006/wordml" xmlns:wps="http://schemas.microsoft.com/office/word/2010/wordprocessingShape" mc:Ignorable="w14 w15 w16se w16cid w16 w16cex w16sdtdh w16sdtfl w16du wp14">
+<w:ftr xmlns:wpc="http://schemas.microsoft.com/office/word/2010/wordprocessingCanvas" xmlns:cx="http://schemas.microsoft.com/office/drawing/2014/chartex" xmlns:cx1="http://schemas.microsoft.com/office/drawing/2015/9/8/chartex" xmlns:cx2="http://schemas.microsoft.com/office/drawing/2015/10/21/chartex" xmlns:cx3="http://schemas.microsoft.com/office/drawing/2016/5/9/chartex" xmlns:cx4="http://schemas.microsoft.com/office/drawing/2016/5/10/chartex" xmlns:cx5="http://schemas.microsoft.com/office/drawing/2016/5/11/chartex" xmlns:cx6="http://schemas.microsoft.com/office/drawing/2016/5/12/chartex" xmlns:cx7="http://schemas.microsoft.com/office/drawing/2016/5/13/chartex" xmlns:cx8="http://schemas.microsoft.com/office/drawing/2016/5/14/chartex" xmlns:mc="http://schemas.openxmlformats.org/markup-compatibility/2006" xmlns:aink="http://schemas.microsoft.com/office/drawing/2016/ink" xmlns:am3d="http://schemas.microsoft.com/office/drawing/2017/model3d" xmlns:o="urn:schemas-microsoft-com:office:office" xmlns:oel="http://schemas.microsoft.com/office/2019/extlst" xmlns:r="http://schemas.openxmlformats.org/officeDocument/2006/relationships" xmlns:m="http://schemas.openxmlformats.org/officeDocument/2006/math" xmlns:v="urn:schemas-microsoft-com:vml" xmlns:wp14="http://schemas.microsoft.com/office/word/2010/wordprocessingDrawing" xmlns:wp="http://schemas.openxmlformats.org/drawingml/2006/wordprocessingDrawing" xmlns:w10="urn:schemas-microsoft-com:office:word" xmlns:w="http://schemas.openxmlformats.org/wordprocessingml/2006/main" xmlns:w14="http://schemas.microsoft.com/office/word/2010/wordml" xmlns:w15="http://schemas.microsoft.com/office/word/2012/wordml" xmlns:w16cex="http://schemas.microsoft.com/office/word/2018/wordml/cex" xmlns:w16cid="http://schemas.microsoft.com/office/word/2016/wordml/cid" xmlns:w16="http://schemas.microsoft.com/office/word/2018/wordml" xmlns:w16sdtdh="http://schemas.microsoft.com/office/word/2020/wordml/sdtdatahash" xmlns:w16se="http://schemas.microsoft.com/office/word/2015/wordml/symex" xmlns:wpg="http://schemas.microsoft.com/office/word/2010/wordprocessingGroup" xmlns:wpi="http://schemas.microsoft.com/office/word/2010/wordprocessingInk" xmlns:wne="http://schemas.microsoft.com/office/word/2006/wordml" xmlns:wps="http://schemas.microsoft.com/office/word/2010/wordprocessingShape" mc:Ignorable="w14 w15 w16se w16cid w16 w16cex w16sdtdh wp14">
   <w:p>
     <w:pPr>
       <w:pStyle w:val="aa"/>
@@ -10993,7 +12288,7 @@
 </file>
 
 <file path=word/footnotes.xml><?xml version="1.0" encoding="utf-8"?>
-<w:footnotes xmlns:wpc="http://schemas.microsoft.com/office/word/2010/wordprocessingCanvas" xmlns:cx="http://schemas.microsoft.com/office/drawing/2014/chartex" xmlns:cx1="http://schemas.microsoft.com/office/drawing/2015/9/8/chartex" xmlns:cx2="http://schemas.microsoft.com/office/drawing/2015/10/21/chartex" xmlns:cx3="http://schemas.microsoft.com/office/drawing/2016/5/9/chartex" xmlns:cx4="http://schemas.microsoft.com/office/drawing/2016/5/10/chartex" xmlns:cx5="http://schemas.microsoft.com/office/drawing/2016/5/11/chartex" xmlns:cx6="http://schemas.microsoft.com/office/drawing/2016/5/12/chartex" xmlns:cx7="http://schemas.microsoft.com/office/drawing/2016/5/13/chartex" xmlns:cx8="http://schemas.microsoft.com/office/drawing/2016/5/14/chartex" xmlns:mc="http://schemas.openxmlformats.org/markup-compatibility/2006" xmlns:aink="http://schemas.microsoft.com/office/drawing/2016/ink" xmlns:am3d="http://schemas.microsoft.com/office/drawing/2017/model3d" xmlns:o="urn:schemas-microsoft-com:office:office" xmlns:oel="http://schemas.microsoft.com/office/2019/extlst" xmlns:r="http://schemas.openxmlformats.org/officeDocument/2006/relationships" xmlns:m="http://schemas.openxmlformats.org/officeDocument/2006/math" xmlns:v="urn:schemas-microsoft-com:vml" xmlns:wp14="http://schemas.microsoft.com/office/word/2010/wordprocessingDrawing" xmlns:wp="http://schemas.openxmlformats.org/drawingml/2006/wordprocessingDrawing" xmlns:w10="urn:schemas-microsoft-com:office:word" xmlns:w="http://schemas.openxmlformats.org/wordprocessingml/2006/main" xmlns:w14="http://schemas.microsoft.com/office/word/2010/wordml" xmlns:w15="http://schemas.microsoft.com/office/word/2012/wordml" xmlns:w16cex="http://schemas.microsoft.com/office/word/2018/wordml/cex" xmlns:w16cid="http://schemas.microsoft.com/office/word/2016/wordml/cid" xmlns:w16="http://schemas.microsoft.com/office/word/2018/wordml" xmlns:w16du="http://schemas.microsoft.com/office/word/2023/wordml/word16du" xmlns:w16sdtdh="http://schemas.microsoft.com/office/word/2020/wordml/sdtdatahash" xmlns:w16sdtfl="http://schemas.microsoft.com/office/word/2024/wordml/sdtformatlock" xmlns:w16se="http://schemas.microsoft.com/office/word/2015/wordml/symex" xmlns:wpg="http://schemas.microsoft.com/office/word/2010/wordprocessingGroup" xmlns:wpi="http://schemas.microsoft.com/office/word/2010/wordprocessingInk" xmlns:wne="http://schemas.microsoft.com/office/word/2006/wordml" xmlns:wps="http://schemas.microsoft.com/office/word/2010/wordprocessingShape" mc:Ignorable="w14 w15 w16se w16cid w16 w16cex w16sdtdh w16sdtfl w16du wp14">
+<w:footnotes xmlns:wpc="http://schemas.microsoft.com/office/word/2010/wordprocessingCanvas" xmlns:cx="http://schemas.microsoft.com/office/drawing/2014/chartex" xmlns:cx1="http://schemas.microsoft.com/office/drawing/2015/9/8/chartex" xmlns:cx2="http://schemas.microsoft.com/office/drawing/2015/10/21/chartex" xmlns:cx3="http://schemas.microsoft.com/office/drawing/2016/5/9/chartex" xmlns:cx4="http://schemas.microsoft.com/office/drawing/2016/5/10/chartex" xmlns:cx5="http://schemas.microsoft.com/office/drawing/2016/5/11/chartex" xmlns:cx6="http://schemas.microsoft.com/office/drawing/2016/5/12/chartex" xmlns:cx7="http://schemas.microsoft.com/office/drawing/2016/5/13/chartex" xmlns:cx8="http://schemas.microsoft.com/office/drawing/2016/5/14/chartex" xmlns:mc="http://schemas.openxmlformats.org/markup-compatibility/2006" xmlns:aink="http://schemas.microsoft.com/office/drawing/2016/ink" xmlns:am3d="http://schemas.microsoft.com/office/drawing/2017/model3d" xmlns:o="urn:schemas-microsoft-com:office:office" xmlns:oel="http://schemas.microsoft.com/office/2019/extlst" xmlns:r="http://schemas.openxmlformats.org/officeDocument/2006/relationships" xmlns:m="http://schemas.openxmlformats.org/officeDocument/2006/math" xmlns:v="urn:schemas-microsoft-com:vml" xmlns:wp14="http://schemas.microsoft.com/office/word/2010/wordprocessingDrawing" xmlns:wp="http://schemas.openxmlformats.org/drawingml/2006/wordprocessingDrawing" xmlns:w10="urn:schemas-microsoft-com:office:word" xmlns:w="http://schemas.openxmlformats.org/wordprocessingml/2006/main" xmlns:w14="http://schemas.microsoft.com/office/word/2010/wordml" xmlns:w15="http://schemas.microsoft.com/office/word/2012/wordml" xmlns:w16cex="http://schemas.microsoft.com/office/word/2018/wordml/cex" xmlns:w16cid="http://schemas.microsoft.com/office/word/2016/wordml/cid" xmlns:w16="http://schemas.microsoft.com/office/word/2018/wordml" xmlns:w16sdtdh="http://schemas.microsoft.com/office/word/2020/wordml/sdtdatahash" xmlns:w16se="http://schemas.microsoft.com/office/word/2015/wordml/symex" xmlns:wpg="http://schemas.microsoft.com/office/word/2010/wordprocessingGroup" xmlns:wpi="http://schemas.microsoft.com/office/word/2010/wordprocessingInk" xmlns:wne="http://schemas.microsoft.com/office/word/2006/wordml" xmlns:wps="http://schemas.microsoft.com/office/word/2010/wordprocessingShape" mc:Ignorable="w14 w15 w16se w16cid w16 w16cex w16sdtdh wp14">
   <w:footnote w:type="separator" w:id="-1">
     <w:p>
       <w:pPr>
@@ -11018,7 +12313,7 @@
 </file>
 
 <file path=word/numbering.xml><?xml version="1.0" encoding="utf-8"?>
-<w:numbering xmlns:wpc="http://schemas.microsoft.com/office/word/2010/wordprocessingCanvas" xmlns:cx="http://schemas.microsoft.com/office/drawing/2014/chartex" xmlns:cx1="http://schemas.microsoft.com/office/drawing/2015/9/8/chartex" xmlns:cx2="http://schemas.microsoft.com/office/drawing/2015/10/21/chartex" xmlns:cx3="http://schemas.microsoft.com/office/drawing/2016/5/9/chartex" xmlns:cx4="http://schemas.microsoft.com/office/drawing/2016/5/10/chartex" xmlns:cx5="http://schemas.microsoft.com/office/drawing/2016/5/11/chartex" xmlns:cx6="http://schemas.microsoft.com/office/drawing/2016/5/12/chartex" xmlns:cx7="http://schemas.microsoft.com/office/drawing/2016/5/13/chartex" xmlns:cx8="http://schemas.microsoft.com/office/drawing/2016/5/14/chartex" xmlns:mc="http://schemas.openxmlformats.org/markup-compatibility/2006" xmlns:aink="http://schemas.microsoft.com/office/drawing/2016/ink" xmlns:am3d="http://schemas.microsoft.com/office/drawing/2017/model3d" xmlns:o="urn:schemas-microsoft-com:office:office" xmlns:oel="http://schemas.microsoft.com/office/2019/extlst" xmlns:r="http://schemas.openxmlformats.org/officeDocument/2006/relationships" xmlns:m="http://schemas.openxmlformats.org/officeDocument/2006/math" xmlns:v="urn:schemas-microsoft-com:vml" xmlns:wp14="http://schemas.microsoft.com/office/word/2010/wordprocessingDrawing" xmlns:wp="http://schemas.openxmlformats.org/drawingml/2006/wordprocessingDrawing" xmlns:w10="urn:schemas-microsoft-com:office:word" xmlns:w="http://schemas.openxmlformats.org/wordprocessingml/2006/main" xmlns:w14="http://schemas.microsoft.com/office/word/2010/wordml" xmlns:w15="http://schemas.microsoft.com/office/word/2012/wordml" xmlns:w16cex="http://schemas.microsoft.com/office/word/2018/wordml/cex" xmlns:w16cid="http://schemas.microsoft.com/office/word/2016/wordml/cid" xmlns:w16="http://schemas.microsoft.com/office/word/2018/wordml" xmlns:w16du="http://schemas.microsoft.com/office/word/2023/wordml/word16du" xmlns:w16sdtdh="http://schemas.microsoft.com/office/word/2020/wordml/sdtdatahash" xmlns:w16sdtfl="http://schemas.microsoft.com/office/word/2024/wordml/sdtformatlock" xmlns:w16se="http://schemas.microsoft.com/office/word/2015/wordml/symex" xmlns:wpg="http://schemas.microsoft.com/office/word/2010/wordprocessingGroup" xmlns:wpi="http://schemas.microsoft.com/office/word/2010/wordprocessingInk" xmlns:wne="http://schemas.microsoft.com/office/word/2006/wordml" xmlns:wps="http://schemas.microsoft.com/office/word/2010/wordprocessingShape" mc:Ignorable="w14 w15 w16se w16cid w16 w16cex w16sdtdh w16sdtfl w16du wp14">
+<w:numbering xmlns:wpc="http://schemas.microsoft.com/office/word/2010/wordprocessingCanvas" xmlns:cx="http://schemas.microsoft.com/office/drawing/2014/chartex" xmlns:cx1="http://schemas.microsoft.com/office/drawing/2015/9/8/chartex" xmlns:cx2="http://schemas.microsoft.com/office/drawing/2015/10/21/chartex" xmlns:cx3="http://schemas.microsoft.com/office/drawing/2016/5/9/chartex" xmlns:cx4="http://schemas.microsoft.com/office/drawing/2016/5/10/chartex" xmlns:cx5="http://schemas.microsoft.com/office/drawing/2016/5/11/chartex" xmlns:cx6="http://schemas.microsoft.com/office/drawing/2016/5/12/chartex" xmlns:cx7="http://schemas.microsoft.com/office/drawing/2016/5/13/chartex" xmlns:cx8="http://schemas.microsoft.com/office/drawing/2016/5/14/chartex" xmlns:mc="http://schemas.openxmlformats.org/markup-compatibility/2006" xmlns:aink="http://schemas.microsoft.com/office/drawing/2016/ink" xmlns:am3d="http://schemas.microsoft.com/office/drawing/2017/model3d" xmlns:o="urn:schemas-microsoft-com:office:office" xmlns:oel="http://schemas.microsoft.com/office/2019/extlst" xmlns:r="http://schemas.openxmlformats.org/officeDocument/2006/relationships" xmlns:m="http://schemas.openxmlformats.org/officeDocument/2006/math" xmlns:v="urn:schemas-microsoft-com:vml" xmlns:wp14="http://schemas.microsoft.com/office/word/2010/wordprocessingDrawing" xmlns:wp="http://schemas.openxmlformats.org/drawingml/2006/wordprocessingDrawing" xmlns:w10="urn:schemas-microsoft-com:office:word" xmlns:w="http://schemas.openxmlformats.org/wordprocessingml/2006/main" xmlns:w14="http://schemas.microsoft.com/office/word/2010/wordml" xmlns:w15="http://schemas.microsoft.com/office/word/2012/wordml" xmlns:w16cex="http://schemas.microsoft.com/office/word/2018/wordml/cex" xmlns:w16cid="http://schemas.microsoft.com/office/word/2016/wordml/cid" xmlns:w16="http://schemas.microsoft.com/office/word/2018/wordml" xmlns:w16sdtdh="http://schemas.microsoft.com/office/word/2020/wordml/sdtdatahash" xmlns:w16se="http://schemas.microsoft.com/office/word/2015/wordml/symex" xmlns:wpg="http://schemas.microsoft.com/office/word/2010/wordprocessingGroup" xmlns:wpi="http://schemas.microsoft.com/office/word/2010/wordprocessingInk" xmlns:wne="http://schemas.microsoft.com/office/word/2006/wordml" xmlns:wps="http://schemas.microsoft.com/office/word/2010/wordprocessingShape" mc:Ignorable="w14 w15 w16se w16cid w16 w16cex w16sdtdh wp14">
   <w:abstractNum w:abstractNumId="0" w15:restartNumberingAfterBreak="0">
     <w:nsid w:val="0AB168C4"/>
     <w:multiLevelType w:val="hybridMultilevel"/>
@@ -12250,6 +13545,234 @@
     </w:lvl>
   </w:abstractNum>
   <w:abstractNum w:abstractNumId="10" w15:restartNumberingAfterBreak="0">
+    <w:nsid w:val="319E2660"/>
+    <w:multiLevelType w:val="hybridMultilevel"/>
+    <w:tmpl w:val="F16C7FDC"/>
+    <w:lvl w:ilvl="0" w:tplc="1048EFC2">
+      <w:start w:val="1"/>
+      <w:numFmt w:val="bullet"/>
+      <w:suff w:val="space"/>
+      <w:lvlText w:val=""/>
+      <w:lvlJc w:val="left"/>
+      <w:pPr>
+        <w:ind w:left="0" w:firstLine="709"/>
+      </w:pPr>
+      <w:rPr>
+        <w:rFonts w:ascii="Symbol" w:hAnsi="Symbol" w:hint="default"/>
+      </w:rPr>
+    </w:lvl>
+    <w:lvl w:ilvl="1" w:tplc="FFFFFFFF" w:tentative="1">
+      <w:start w:val="1"/>
+      <w:numFmt w:val="bullet"/>
+      <w:lvlText w:val="o"/>
+      <w:lvlJc w:val="left"/>
+      <w:pPr>
+        <w:ind w:left="2149" w:hanging="360"/>
+      </w:pPr>
+      <w:rPr>
+        <w:rFonts w:ascii="Courier New" w:hAnsi="Courier New" w:cs="Courier New" w:hint="default"/>
+      </w:rPr>
+    </w:lvl>
+    <w:lvl w:ilvl="2" w:tplc="FFFFFFFF" w:tentative="1">
+      <w:start w:val="1"/>
+      <w:numFmt w:val="bullet"/>
+      <w:lvlText w:val=""/>
+      <w:lvlJc w:val="left"/>
+      <w:pPr>
+        <w:ind w:left="2869" w:hanging="360"/>
+      </w:pPr>
+      <w:rPr>
+        <w:rFonts w:ascii="Wingdings" w:hAnsi="Wingdings" w:hint="default"/>
+      </w:rPr>
+    </w:lvl>
+    <w:lvl w:ilvl="3" w:tplc="FFFFFFFF" w:tentative="1">
+      <w:start w:val="1"/>
+      <w:numFmt w:val="bullet"/>
+      <w:lvlText w:val=""/>
+      <w:lvlJc w:val="left"/>
+      <w:pPr>
+        <w:ind w:left="3589" w:hanging="360"/>
+      </w:pPr>
+      <w:rPr>
+        <w:rFonts w:ascii="Symbol" w:hAnsi="Symbol" w:hint="default"/>
+      </w:rPr>
+    </w:lvl>
+    <w:lvl w:ilvl="4" w:tplc="FFFFFFFF" w:tentative="1">
+      <w:start w:val="1"/>
+      <w:numFmt w:val="bullet"/>
+      <w:lvlText w:val="o"/>
+      <w:lvlJc w:val="left"/>
+      <w:pPr>
+        <w:ind w:left="4309" w:hanging="360"/>
+      </w:pPr>
+      <w:rPr>
+        <w:rFonts w:ascii="Courier New" w:hAnsi="Courier New" w:cs="Courier New" w:hint="default"/>
+      </w:rPr>
+    </w:lvl>
+    <w:lvl w:ilvl="5" w:tplc="FFFFFFFF" w:tentative="1">
+      <w:start w:val="1"/>
+      <w:numFmt w:val="bullet"/>
+      <w:lvlText w:val=""/>
+      <w:lvlJc w:val="left"/>
+      <w:pPr>
+        <w:ind w:left="5029" w:hanging="360"/>
+      </w:pPr>
+      <w:rPr>
+        <w:rFonts w:ascii="Wingdings" w:hAnsi="Wingdings" w:hint="default"/>
+      </w:rPr>
+    </w:lvl>
+    <w:lvl w:ilvl="6" w:tplc="FFFFFFFF" w:tentative="1">
+      <w:start w:val="1"/>
+      <w:numFmt w:val="bullet"/>
+      <w:lvlText w:val=""/>
+      <w:lvlJc w:val="left"/>
+      <w:pPr>
+        <w:ind w:left="5749" w:hanging="360"/>
+      </w:pPr>
+      <w:rPr>
+        <w:rFonts w:ascii="Symbol" w:hAnsi="Symbol" w:hint="default"/>
+      </w:rPr>
+    </w:lvl>
+    <w:lvl w:ilvl="7" w:tplc="FFFFFFFF" w:tentative="1">
+      <w:start w:val="1"/>
+      <w:numFmt w:val="bullet"/>
+      <w:lvlText w:val="o"/>
+      <w:lvlJc w:val="left"/>
+      <w:pPr>
+        <w:ind w:left="6469" w:hanging="360"/>
+      </w:pPr>
+      <w:rPr>
+        <w:rFonts w:ascii="Courier New" w:hAnsi="Courier New" w:cs="Courier New" w:hint="default"/>
+      </w:rPr>
+    </w:lvl>
+    <w:lvl w:ilvl="8" w:tplc="FFFFFFFF" w:tentative="1">
+      <w:start w:val="1"/>
+      <w:numFmt w:val="bullet"/>
+      <w:lvlText w:val=""/>
+      <w:lvlJc w:val="left"/>
+      <w:pPr>
+        <w:ind w:left="7189" w:hanging="360"/>
+      </w:pPr>
+      <w:rPr>
+        <w:rFonts w:ascii="Wingdings" w:hAnsi="Wingdings" w:hint="default"/>
+      </w:rPr>
+    </w:lvl>
+  </w:abstractNum>
+  <w:abstractNum w:abstractNumId="11" w15:restartNumberingAfterBreak="0">
+    <w:nsid w:val="342400B5"/>
+    <w:multiLevelType w:val="hybridMultilevel"/>
+    <w:tmpl w:val="4E2EC33E"/>
+    <w:lvl w:ilvl="0" w:tplc="25C8BBBA">
+      <w:start w:val="1"/>
+      <w:numFmt w:val="bullet"/>
+      <w:suff w:val="space"/>
+      <w:lvlText w:val=""/>
+      <w:lvlJc w:val="left"/>
+      <w:pPr>
+        <w:ind w:left="0" w:firstLine="1069"/>
+      </w:pPr>
+      <w:rPr>
+        <w:rFonts w:ascii="Symbol" w:hAnsi="Symbol" w:hint="default"/>
+      </w:rPr>
+    </w:lvl>
+    <w:lvl w:ilvl="1" w:tplc="FFFFFFFF" w:tentative="1">
+      <w:start w:val="1"/>
+      <w:numFmt w:val="bullet"/>
+      <w:lvlText w:val="o"/>
+      <w:lvlJc w:val="left"/>
+      <w:pPr>
+        <w:ind w:left="2149" w:hanging="360"/>
+      </w:pPr>
+      <w:rPr>
+        <w:rFonts w:ascii="Courier New" w:hAnsi="Courier New" w:cs="Courier New" w:hint="default"/>
+      </w:rPr>
+    </w:lvl>
+    <w:lvl w:ilvl="2" w:tplc="FFFFFFFF" w:tentative="1">
+      <w:start w:val="1"/>
+      <w:numFmt w:val="bullet"/>
+      <w:lvlText w:val=""/>
+      <w:lvlJc w:val="left"/>
+      <w:pPr>
+        <w:ind w:left="2869" w:hanging="360"/>
+      </w:pPr>
+      <w:rPr>
+        <w:rFonts w:ascii="Wingdings" w:hAnsi="Wingdings" w:hint="default"/>
+      </w:rPr>
+    </w:lvl>
+    <w:lvl w:ilvl="3" w:tplc="FFFFFFFF" w:tentative="1">
+      <w:start w:val="1"/>
+      <w:numFmt w:val="bullet"/>
+      <w:lvlText w:val=""/>
+      <w:lvlJc w:val="left"/>
+      <w:pPr>
+        <w:ind w:left="3589" w:hanging="360"/>
+      </w:pPr>
+      <w:rPr>
+        <w:rFonts w:ascii="Symbol" w:hAnsi="Symbol" w:hint="default"/>
+      </w:rPr>
+    </w:lvl>
+    <w:lvl w:ilvl="4" w:tplc="FFFFFFFF" w:tentative="1">
+      <w:start w:val="1"/>
+      <w:numFmt w:val="bullet"/>
+      <w:lvlText w:val="o"/>
+      <w:lvlJc w:val="left"/>
+      <w:pPr>
+        <w:ind w:left="4309" w:hanging="360"/>
+      </w:pPr>
+      <w:rPr>
+        <w:rFonts w:ascii="Courier New" w:hAnsi="Courier New" w:cs="Courier New" w:hint="default"/>
+      </w:rPr>
+    </w:lvl>
+    <w:lvl w:ilvl="5" w:tplc="FFFFFFFF" w:tentative="1">
+      <w:start w:val="1"/>
+      <w:numFmt w:val="bullet"/>
+      <w:lvlText w:val=""/>
+      <w:lvlJc w:val="left"/>
+      <w:pPr>
+        <w:ind w:left="5029" w:hanging="360"/>
+      </w:pPr>
+      <w:rPr>
+        <w:rFonts w:ascii="Wingdings" w:hAnsi="Wingdings" w:hint="default"/>
+      </w:rPr>
+    </w:lvl>
+    <w:lvl w:ilvl="6" w:tplc="FFFFFFFF" w:tentative="1">
+      <w:start w:val="1"/>
+      <w:numFmt w:val="bullet"/>
+      <w:lvlText w:val=""/>
+      <w:lvlJc w:val="left"/>
+      <w:pPr>
+        <w:ind w:left="5749" w:hanging="360"/>
+      </w:pPr>
+      <w:rPr>
+        <w:rFonts w:ascii="Symbol" w:hAnsi="Symbol" w:hint="default"/>
+      </w:rPr>
+    </w:lvl>
+    <w:lvl w:ilvl="7" w:tplc="FFFFFFFF" w:tentative="1">
+      <w:start w:val="1"/>
+      <w:numFmt w:val="bullet"/>
+      <w:lvlText w:val="o"/>
+      <w:lvlJc w:val="left"/>
+      <w:pPr>
+        <w:ind w:left="6469" w:hanging="360"/>
+      </w:pPr>
+      <w:rPr>
+        <w:rFonts w:ascii="Courier New" w:hAnsi="Courier New" w:cs="Courier New" w:hint="default"/>
+      </w:rPr>
+    </w:lvl>
+    <w:lvl w:ilvl="8" w:tplc="FFFFFFFF" w:tentative="1">
+      <w:start w:val="1"/>
+      <w:numFmt w:val="bullet"/>
+      <w:lvlText w:val=""/>
+      <w:lvlJc w:val="left"/>
+      <w:pPr>
+        <w:ind w:left="7189" w:hanging="360"/>
+      </w:pPr>
+      <w:rPr>
+        <w:rFonts w:ascii="Wingdings" w:hAnsi="Wingdings" w:hint="default"/>
+      </w:rPr>
+    </w:lvl>
+  </w:abstractNum>
+  <w:abstractNum w:abstractNumId="12" w15:restartNumberingAfterBreak="0">
     <w:nsid w:val="37C673F7"/>
     <w:multiLevelType w:val="multilevel"/>
     <w:tmpl w:val="7EBA3440"/>
@@ -12372,7 +13895,7 @@
       </w:rPr>
     </w:lvl>
   </w:abstractNum>
-  <w:abstractNum w:abstractNumId="11" w15:restartNumberingAfterBreak="0">
+  <w:abstractNum w:abstractNumId="13" w15:restartNumberingAfterBreak="0">
     <w:nsid w:val="38B37647"/>
     <w:multiLevelType w:val="hybridMultilevel"/>
     <w:tmpl w:val="A1CA4C16"/>
@@ -12485,7 +14008,7 @@
       </w:rPr>
     </w:lvl>
   </w:abstractNum>
-  <w:abstractNum w:abstractNumId="12" w15:restartNumberingAfterBreak="0">
+  <w:abstractNum w:abstractNumId="14" w15:restartNumberingAfterBreak="0">
     <w:nsid w:val="3B835003"/>
     <w:multiLevelType w:val="hybridMultilevel"/>
     <w:tmpl w:val="FC665E50"/>
@@ -12571,7 +14094,7 @@
       </w:pPr>
     </w:lvl>
   </w:abstractNum>
-  <w:abstractNum w:abstractNumId="13" w15:restartNumberingAfterBreak="0">
+  <w:abstractNum w:abstractNumId="15" w15:restartNumberingAfterBreak="0">
     <w:nsid w:val="44163172"/>
     <w:multiLevelType w:val="multilevel"/>
     <w:tmpl w:val="28CC7FFE"/>
@@ -12720,7 +14243,7 @@
       </w:rPr>
     </w:lvl>
   </w:abstractNum>
-  <w:abstractNum w:abstractNumId="14" w15:restartNumberingAfterBreak="0">
+  <w:abstractNum w:abstractNumId="16" w15:restartNumberingAfterBreak="0">
     <w:nsid w:val="45174767"/>
     <w:multiLevelType w:val="hybridMultilevel"/>
     <w:tmpl w:val="13D4200E"/>
@@ -12833,7 +14356,147 @@
       </w:rPr>
     </w:lvl>
   </w:abstractNum>
-  <w:abstractNum w:abstractNumId="15" w15:restartNumberingAfterBreak="0">
+  <w:abstractNum w:abstractNumId="17" w15:restartNumberingAfterBreak="0">
+    <w:nsid w:val="45367222"/>
+    <w:multiLevelType w:val="multilevel"/>
+    <w:tmpl w:val="9B0CC49E"/>
+    <w:lvl w:ilvl="0">
+      <w:start w:val="1"/>
+      <w:numFmt w:val="decimal"/>
+      <w:lvlText w:val="%1."/>
+      <w:lvlJc w:val="left"/>
+      <w:pPr>
+        <w:tabs>
+          <w:tab w:val="num" w:pos="720"/>
+        </w:tabs>
+        <w:ind w:left="0" w:firstLine="360"/>
+      </w:pPr>
+      <w:rPr>
+        <w:rFonts w:hint="default"/>
+      </w:rPr>
+    </w:lvl>
+    <w:lvl w:ilvl="1">
+      <w:start w:val="1"/>
+      <w:numFmt w:val="decimal"/>
+      <w:lvlText w:val="%2."/>
+      <w:lvlJc w:val="left"/>
+      <w:pPr>
+        <w:tabs>
+          <w:tab w:val="num" w:pos="1440"/>
+        </w:tabs>
+        <w:ind w:left="1440" w:hanging="360"/>
+      </w:pPr>
+      <w:rPr>
+        <w:rFonts w:hint="default"/>
+      </w:rPr>
+    </w:lvl>
+    <w:lvl w:ilvl="2">
+      <w:start w:val="1"/>
+      <w:numFmt w:val="decimal"/>
+      <w:lvlText w:val="%3."/>
+      <w:lvlJc w:val="left"/>
+      <w:pPr>
+        <w:tabs>
+          <w:tab w:val="num" w:pos="2160"/>
+        </w:tabs>
+        <w:ind w:left="2160" w:hanging="360"/>
+      </w:pPr>
+      <w:rPr>
+        <w:rFonts w:hint="default"/>
+      </w:rPr>
+    </w:lvl>
+    <w:lvl w:ilvl="3">
+      <w:start w:val="1"/>
+      <w:numFmt w:val="decimal"/>
+      <w:lvlText w:val="%4."/>
+      <w:lvlJc w:val="left"/>
+      <w:pPr>
+        <w:tabs>
+          <w:tab w:val="num" w:pos="2880"/>
+        </w:tabs>
+        <w:ind w:left="2880" w:hanging="360"/>
+      </w:pPr>
+      <w:rPr>
+        <w:rFonts w:hint="default"/>
+      </w:rPr>
+    </w:lvl>
+    <w:lvl w:ilvl="4">
+      <w:start w:val="1"/>
+      <w:numFmt w:val="decimal"/>
+      <w:lvlText w:val="%5."/>
+      <w:lvlJc w:val="left"/>
+      <w:pPr>
+        <w:tabs>
+          <w:tab w:val="num" w:pos="3600"/>
+        </w:tabs>
+        <w:ind w:left="3600" w:hanging="360"/>
+      </w:pPr>
+      <w:rPr>
+        <w:rFonts w:hint="default"/>
+      </w:rPr>
+    </w:lvl>
+    <w:lvl w:ilvl="5">
+      <w:start w:val="1"/>
+      <w:numFmt w:val="decimal"/>
+      <w:lvlText w:val="%6."/>
+      <w:lvlJc w:val="left"/>
+      <w:pPr>
+        <w:tabs>
+          <w:tab w:val="num" w:pos="4320"/>
+        </w:tabs>
+        <w:ind w:left="4320" w:hanging="360"/>
+      </w:pPr>
+      <w:rPr>
+        <w:rFonts w:hint="default"/>
+      </w:rPr>
+    </w:lvl>
+    <w:lvl w:ilvl="6">
+      <w:start w:val="1"/>
+      <w:numFmt w:val="decimal"/>
+      <w:lvlText w:val="%7."/>
+      <w:lvlJc w:val="left"/>
+      <w:pPr>
+        <w:tabs>
+          <w:tab w:val="num" w:pos="5040"/>
+        </w:tabs>
+        <w:ind w:left="5040" w:hanging="360"/>
+      </w:pPr>
+      <w:rPr>
+        <w:rFonts w:hint="default"/>
+      </w:rPr>
+    </w:lvl>
+    <w:lvl w:ilvl="7">
+      <w:start w:val="1"/>
+      <w:numFmt w:val="decimal"/>
+      <w:lvlText w:val="%8."/>
+      <w:lvlJc w:val="left"/>
+      <w:pPr>
+        <w:tabs>
+          <w:tab w:val="num" w:pos="5760"/>
+        </w:tabs>
+        <w:ind w:left="5760" w:hanging="360"/>
+      </w:pPr>
+      <w:rPr>
+        <w:rFonts w:hint="default"/>
+      </w:rPr>
+    </w:lvl>
+    <w:lvl w:ilvl="8">
+      <w:start w:val="1"/>
+      <w:numFmt w:val="decimal"/>
+      <w:lvlText w:val="%9."/>
+      <w:lvlJc w:val="left"/>
+      <w:pPr>
+        <w:tabs>
+          <w:tab w:val="num" w:pos="6480"/>
+        </w:tabs>
+        <w:ind w:left="6480" w:hanging="360"/>
+      </w:pPr>
+      <w:rPr>
+        <w:rFonts w:hint="default"/>
+      </w:rPr>
+    </w:lvl>
+  </w:abstractNum>
+  <w:abstractNum w:abstractNumId="18" w15:restartNumberingAfterBreak="0">
     <w:nsid w:val="4AE33B3A"/>
     <w:multiLevelType w:val="multilevel"/>
     <w:tmpl w:val="E970086E"/>
@@ -12946,7 +14609,7 @@
       </w:rPr>
     </w:lvl>
   </w:abstractNum>
-  <w:abstractNum w:abstractNumId="16" w15:restartNumberingAfterBreak="0">
+  <w:abstractNum w:abstractNumId="19" w15:restartNumberingAfterBreak="0">
     <w:nsid w:val="4F5941B3"/>
     <w:multiLevelType w:val="hybridMultilevel"/>
     <w:tmpl w:val="A456EF54"/>
@@ -13060,7 +14723,7 @@
       </w:rPr>
     </w:lvl>
   </w:abstractNum>
-  <w:abstractNum w:abstractNumId="17" w15:restartNumberingAfterBreak="0">
+  <w:abstractNum w:abstractNumId="20" w15:restartNumberingAfterBreak="0">
     <w:nsid w:val="50407C59"/>
     <w:multiLevelType w:val="hybridMultilevel"/>
     <w:tmpl w:val="5C58288E"/>
@@ -13146,7 +14809,121 @@
       </w:pPr>
     </w:lvl>
   </w:abstractNum>
-  <w:abstractNum w:abstractNumId="18" w15:restartNumberingAfterBreak="0">
+  <w:abstractNum w:abstractNumId="21" w15:restartNumberingAfterBreak="0">
+    <w:nsid w:val="5F2D154F"/>
+    <w:multiLevelType w:val="hybridMultilevel"/>
+    <w:tmpl w:val="BDD2B5A4"/>
+    <w:lvl w:ilvl="0" w:tplc="025489D4">
+      <w:start w:val="1"/>
+      <w:numFmt w:val="bullet"/>
+      <w:suff w:val="space"/>
+      <w:lvlText w:val=""/>
+      <w:lvlJc w:val="left"/>
+      <w:pPr>
+        <w:ind w:left="709" w:firstLine="360"/>
+      </w:pPr>
+      <w:rPr>
+        <w:rFonts w:ascii="Symbol" w:hAnsi="Symbol" w:hint="default"/>
+      </w:rPr>
+    </w:lvl>
+    <w:lvl w:ilvl="1" w:tplc="04190003" w:tentative="1">
+      <w:start w:val="1"/>
+      <w:numFmt w:val="bullet"/>
+      <w:lvlText w:val="o"/>
+      <w:lvlJc w:val="left"/>
+      <w:pPr>
+        <w:ind w:left="2149" w:hanging="360"/>
+      </w:pPr>
+      <w:rPr>
+        <w:rFonts w:ascii="Courier New" w:hAnsi="Courier New" w:cs="Courier New" w:hint="default"/>
+      </w:rPr>
+    </w:lvl>
+    <w:lvl w:ilvl="2" w:tplc="04190005" w:tentative="1">
+      <w:start w:val="1"/>
+      <w:numFmt w:val="bullet"/>
+      <w:lvlText w:val=""/>
+      <w:lvlJc w:val="left"/>
+      <w:pPr>
+        <w:ind w:left="2869" w:hanging="360"/>
+      </w:pPr>
+      <w:rPr>
+        <w:rFonts w:ascii="Wingdings" w:hAnsi="Wingdings" w:hint="default"/>
+      </w:rPr>
+    </w:lvl>
+    <w:lvl w:ilvl="3" w:tplc="04190001" w:tentative="1">
+      <w:start w:val="1"/>
+      <w:numFmt w:val="bullet"/>
+      <w:lvlText w:val=""/>
+      <w:lvlJc w:val="left"/>
+      <w:pPr>
+        <w:ind w:left="3589" w:hanging="360"/>
+      </w:pPr>
+      <w:rPr>
+        <w:rFonts w:ascii="Symbol" w:hAnsi="Symbol" w:hint="default"/>
+      </w:rPr>
+    </w:lvl>
+    <w:lvl w:ilvl="4" w:tplc="04190003" w:tentative="1">
+      <w:start w:val="1"/>
+      <w:numFmt w:val="bullet"/>
+      <w:lvlText w:val="o"/>
+      <w:lvlJc w:val="left"/>
+      <w:pPr>
+        <w:ind w:left="4309" w:hanging="360"/>
+      </w:pPr>
+      <w:rPr>
+        <w:rFonts w:ascii="Courier New" w:hAnsi="Courier New" w:cs="Courier New" w:hint="default"/>
+      </w:rPr>
+    </w:lvl>
+    <w:lvl w:ilvl="5" w:tplc="04190005" w:tentative="1">
+      <w:start w:val="1"/>
+      <w:numFmt w:val="bullet"/>
+      <w:lvlText w:val=""/>
+      <w:lvlJc w:val="left"/>
+      <w:pPr>
+        <w:ind w:left="5029" w:hanging="360"/>
+      </w:pPr>
+      <w:rPr>
+        <w:rFonts w:ascii="Wingdings" w:hAnsi="Wingdings" w:hint="default"/>
+      </w:rPr>
+    </w:lvl>
+    <w:lvl w:ilvl="6" w:tplc="04190001" w:tentative="1">
+      <w:start w:val="1"/>
+      <w:numFmt w:val="bullet"/>
+      <w:lvlText w:val=""/>
+      <w:lvlJc w:val="left"/>
+      <w:pPr>
+        <w:ind w:left="5749" w:hanging="360"/>
+      </w:pPr>
+      <w:rPr>
+        <w:rFonts w:ascii="Symbol" w:hAnsi="Symbol" w:hint="default"/>
+      </w:rPr>
+    </w:lvl>
+    <w:lvl w:ilvl="7" w:tplc="04190003" w:tentative="1">
+      <w:start w:val="1"/>
+      <w:numFmt w:val="bullet"/>
+      <w:lvlText w:val="o"/>
+      <w:lvlJc w:val="left"/>
+      <w:pPr>
+        <w:ind w:left="6469" w:hanging="360"/>
+      </w:pPr>
+      <w:rPr>
+        <w:rFonts w:ascii="Courier New" w:hAnsi="Courier New" w:cs="Courier New" w:hint="default"/>
+      </w:rPr>
+    </w:lvl>
+    <w:lvl w:ilvl="8" w:tplc="04190005" w:tentative="1">
+      <w:start w:val="1"/>
+      <w:numFmt w:val="bullet"/>
+      <w:lvlText w:val=""/>
+      <w:lvlJc w:val="left"/>
+      <w:pPr>
+        <w:ind w:left="7189" w:hanging="360"/>
+      </w:pPr>
+      <w:rPr>
+        <w:rFonts w:ascii="Wingdings" w:hAnsi="Wingdings" w:hint="default"/>
+      </w:rPr>
+    </w:lvl>
+  </w:abstractNum>
+  <w:abstractNum w:abstractNumId="22" w15:restartNumberingAfterBreak="0">
     <w:nsid w:val="61331CD5"/>
     <w:multiLevelType w:val="hybridMultilevel"/>
     <w:tmpl w:val="84762E04"/>
@@ -13259,7 +15036,7 @@
       </w:rPr>
     </w:lvl>
   </w:abstractNum>
-  <w:abstractNum w:abstractNumId="19" w15:restartNumberingAfterBreak="0">
+  <w:abstractNum w:abstractNumId="23" w15:restartNumberingAfterBreak="0">
     <w:nsid w:val="647B0250"/>
     <w:multiLevelType w:val="hybridMultilevel"/>
     <w:tmpl w:val="DD4E7AE6"/>
@@ -13372,7 +15149,7 @@
       </w:rPr>
     </w:lvl>
   </w:abstractNum>
-  <w:abstractNum w:abstractNumId="20" w15:restartNumberingAfterBreak="0">
+  <w:abstractNum w:abstractNumId="24" w15:restartNumberingAfterBreak="0">
     <w:nsid w:val="66D67764"/>
     <w:multiLevelType w:val="hybridMultilevel"/>
     <w:tmpl w:val="0ECE6378"/>
@@ -13458,7 +15235,7 @@
       </w:pPr>
     </w:lvl>
   </w:abstractNum>
-  <w:abstractNum w:abstractNumId="21" w15:restartNumberingAfterBreak="0">
+  <w:abstractNum w:abstractNumId="25" w15:restartNumberingAfterBreak="0">
     <w:nsid w:val="67031A9C"/>
     <w:multiLevelType w:val="hybridMultilevel"/>
     <w:tmpl w:val="7BE20772"/>
@@ -13548,7 +15325,7 @@
       </w:pPr>
     </w:lvl>
   </w:abstractNum>
-  <w:abstractNum w:abstractNumId="22" w15:restartNumberingAfterBreak="0">
+  <w:abstractNum w:abstractNumId="26" w15:restartNumberingAfterBreak="0">
     <w:nsid w:val="683B71CB"/>
     <w:multiLevelType w:val="multilevel"/>
     <w:tmpl w:val="A4FE3474"/>
@@ -13697,7 +15474,145 @@
       </w:rPr>
     </w:lvl>
   </w:abstractNum>
-  <w:abstractNum w:abstractNumId="23" w15:restartNumberingAfterBreak="0">
+  <w:abstractNum w:abstractNumId="27" w15:restartNumberingAfterBreak="0">
+    <w:nsid w:val="6D6F7D72"/>
+    <w:multiLevelType w:val="multilevel"/>
+    <w:tmpl w:val="D3564BB8"/>
+    <w:lvl w:ilvl="0">
+      <w:start w:val="1"/>
+      <w:numFmt w:val="decimal"/>
+      <w:suff w:val="space"/>
+      <w:lvlText w:val="%1."/>
+      <w:lvlJc w:val="left"/>
+      <w:pPr>
+        <w:ind w:left="0" w:firstLine="709"/>
+      </w:pPr>
+      <w:rPr>
+        <w:rFonts w:hint="default"/>
+      </w:rPr>
+    </w:lvl>
+    <w:lvl w:ilvl="1">
+      <w:start w:val="1"/>
+      <w:numFmt w:val="decimal"/>
+      <w:lvlText w:val="%2."/>
+      <w:lvlJc w:val="left"/>
+      <w:pPr>
+        <w:tabs>
+          <w:tab w:val="num" w:pos="1440"/>
+        </w:tabs>
+        <w:ind w:left="1440" w:hanging="360"/>
+      </w:pPr>
+      <w:rPr>
+        <w:rFonts w:hint="default"/>
+      </w:rPr>
+    </w:lvl>
+    <w:lvl w:ilvl="2">
+      <w:start w:val="1"/>
+      <w:numFmt w:val="decimal"/>
+      <w:lvlText w:val="%3."/>
+      <w:lvlJc w:val="left"/>
+      <w:pPr>
+        <w:tabs>
+          <w:tab w:val="num" w:pos="2160"/>
+        </w:tabs>
+        <w:ind w:left="2160" w:hanging="360"/>
+      </w:pPr>
+      <w:rPr>
+        <w:rFonts w:hint="default"/>
+      </w:rPr>
+    </w:lvl>
+    <w:lvl w:ilvl="3">
+      <w:start w:val="1"/>
+      <w:numFmt w:val="decimal"/>
+      <w:lvlText w:val="%4."/>
+      <w:lvlJc w:val="left"/>
+      <w:pPr>
+        <w:tabs>
+          <w:tab w:val="num" w:pos="2880"/>
+        </w:tabs>
+        <w:ind w:left="2880" w:hanging="360"/>
+      </w:pPr>
+      <w:rPr>
+        <w:rFonts w:hint="default"/>
+      </w:rPr>
+    </w:lvl>
+    <w:lvl w:ilvl="4">
+      <w:start w:val="1"/>
+      <w:numFmt w:val="decimal"/>
+      <w:lvlText w:val="%5."/>
+      <w:lvlJc w:val="left"/>
+      <w:pPr>
+        <w:tabs>
+          <w:tab w:val="num" w:pos="3600"/>
+        </w:tabs>
+        <w:ind w:left="3600" w:hanging="360"/>
+      </w:pPr>
+      <w:rPr>
+        <w:rFonts w:hint="default"/>
+      </w:rPr>
+    </w:lvl>
+    <w:lvl w:ilvl="5">
+      <w:start w:val="1"/>
+      <w:numFmt w:val="decimal"/>
+      <w:lvlText w:val="%6."/>
+      <w:lvlJc w:val="left"/>
+      <w:pPr>
+        <w:tabs>
+          <w:tab w:val="num" w:pos="4320"/>
+        </w:tabs>
+        <w:ind w:left="4320" w:hanging="360"/>
+      </w:pPr>
+      <w:rPr>
+        <w:rFonts w:hint="default"/>
+      </w:rPr>
+    </w:lvl>
+    <w:lvl w:ilvl="6">
+      <w:start w:val="1"/>
+      <w:numFmt w:val="decimal"/>
+      <w:lvlText w:val="%7."/>
+      <w:lvlJc w:val="left"/>
+      <w:pPr>
+        <w:tabs>
+          <w:tab w:val="num" w:pos="5040"/>
+        </w:tabs>
+        <w:ind w:left="5040" w:hanging="360"/>
+      </w:pPr>
+      <w:rPr>
+        <w:rFonts w:hint="default"/>
+      </w:rPr>
+    </w:lvl>
+    <w:lvl w:ilvl="7">
+      <w:start w:val="1"/>
+      <w:numFmt w:val="decimal"/>
+      <w:lvlText w:val="%8."/>
+      <w:lvlJc w:val="left"/>
+      <w:pPr>
+        <w:tabs>
+          <w:tab w:val="num" w:pos="5760"/>
+        </w:tabs>
+        <w:ind w:left="5760" w:hanging="360"/>
+      </w:pPr>
+      <w:rPr>
+        <w:rFonts w:hint="default"/>
+      </w:rPr>
+    </w:lvl>
+    <w:lvl w:ilvl="8">
+      <w:start w:val="1"/>
+      <w:numFmt w:val="decimal"/>
+      <w:lvlText w:val="%9."/>
+      <w:lvlJc w:val="left"/>
+      <w:pPr>
+        <w:tabs>
+          <w:tab w:val="num" w:pos="6480"/>
+        </w:tabs>
+        <w:ind w:left="6480" w:hanging="360"/>
+      </w:pPr>
+      <w:rPr>
+        <w:rFonts w:hint="default"/>
+      </w:rPr>
+    </w:lvl>
+  </w:abstractNum>
+  <w:abstractNum w:abstractNumId="28" w15:restartNumberingAfterBreak="0">
     <w:nsid w:val="715518B4"/>
     <w:multiLevelType w:val="hybridMultilevel"/>
     <w:tmpl w:val="BAC6E7C6"/>
@@ -13784,10 +15699,10 @@
     </w:lvl>
   </w:abstractNum>
   <w:num w:numId="1" w16cid:durableId="1489515714">
-    <w:abstractNumId w:val="15"/>
+    <w:abstractNumId w:val="18"/>
   </w:num>
   <w:num w:numId="2" w16cid:durableId="921258184">
-    <w:abstractNumId w:val="15"/>
+    <w:abstractNumId w:val="18"/>
     <w:lvlOverride w:ilvl="0">
       <w:startOverride w:val="1"/>
     </w:lvlOverride>
@@ -13817,7 +15732,7 @@
     </w:lvlOverride>
   </w:num>
   <w:num w:numId="3" w16cid:durableId="924534850">
-    <w:abstractNumId w:val="15"/>
+    <w:abstractNumId w:val="18"/>
     <w:lvlOverride w:ilvl="0">
       <w:startOverride w:val="1"/>
     </w:lvlOverride>
@@ -13847,7 +15762,7 @@
     </w:lvlOverride>
   </w:num>
   <w:num w:numId="4" w16cid:durableId="674069225">
-    <w:abstractNumId w:val="15"/>
+    <w:abstractNumId w:val="18"/>
     <w:lvlOverride w:ilvl="0">
       <w:startOverride w:val="1"/>
     </w:lvlOverride>
@@ -13877,34 +15792,34 @@
     </w:lvlOverride>
   </w:num>
   <w:num w:numId="5" w16cid:durableId="57023815">
-    <w:abstractNumId w:val="10"/>
+    <w:abstractNumId w:val="12"/>
   </w:num>
   <w:num w:numId="6" w16cid:durableId="1604847265">
-    <w:abstractNumId w:val="21"/>
+    <w:abstractNumId w:val="25"/>
   </w:num>
   <w:num w:numId="7" w16cid:durableId="305597220">
-    <w:abstractNumId w:val="11"/>
+    <w:abstractNumId w:val="13"/>
   </w:num>
   <w:num w:numId="8" w16cid:durableId="810946268">
-    <w:abstractNumId w:val="19"/>
+    <w:abstractNumId w:val="23"/>
   </w:num>
   <w:num w:numId="9" w16cid:durableId="1616253132">
     <w:abstractNumId w:val="7"/>
   </w:num>
   <w:num w:numId="10" w16cid:durableId="1224561933">
-    <w:abstractNumId w:val="16"/>
+    <w:abstractNumId w:val="19"/>
   </w:num>
   <w:num w:numId="11" w16cid:durableId="851996450">
     <w:abstractNumId w:val="4"/>
   </w:num>
   <w:num w:numId="12" w16cid:durableId="1613899432">
-    <w:abstractNumId w:val="18"/>
+    <w:abstractNumId w:val="22"/>
   </w:num>
   <w:num w:numId="13" w16cid:durableId="1649089084">
-    <w:abstractNumId w:val="23"/>
+    <w:abstractNumId w:val="28"/>
   </w:num>
   <w:num w:numId="14" w16cid:durableId="426659880">
-    <w:abstractNumId w:val="10"/>
+    <w:abstractNumId w:val="12"/>
     <w:lvlOverride w:ilvl="0">
       <w:startOverride w:val="1"/>
     </w:lvlOverride>
@@ -13934,7 +15849,7 @@
     </w:lvlOverride>
   </w:num>
   <w:num w:numId="15" w16cid:durableId="1015184534">
-    <w:abstractNumId w:val="10"/>
+    <w:abstractNumId w:val="12"/>
     <w:lvlOverride w:ilvl="0">
       <w:startOverride w:val="1"/>
     </w:lvlOverride>
@@ -13964,10 +15879,10 @@
     </w:lvlOverride>
   </w:num>
   <w:num w:numId="16" w16cid:durableId="1398867984">
-    <w:abstractNumId w:val="17"/>
+    <w:abstractNumId w:val="20"/>
   </w:num>
   <w:num w:numId="17" w16cid:durableId="578712802">
-    <w:abstractNumId w:val="10"/>
+    <w:abstractNumId w:val="12"/>
     <w:lvlOverride w:ilvl="0">
       <w:startOverride w:val="1"/>
     </w:lvlOverride>
@@ -13997,7 +15912,7 @@
     </w:lvlOverride>
   </w:num>
   <w:num w:numId="18" w16cid:durableId="1348101270">
-    <w:abstractNumId w:val="12"/>
+    <w:abstractNumId w:val="14"/>
   </w:num>
   <w:num w:numId="19" w16cid:durableId="1651012033">
     <w:abstractNumId w:val="6"/>
@@ -14009,10 +15924,10 @@
     <w:abstractNumId w:val="8"/>
   </w:num>
   <w:num w:numId="22" w16cid:durableId="1657414435">
-    <w:abstractNumId w:val="14"/>
+    <w:abstractNumId w:val="16"/>
   </w:num>
   <w:num w:numId="23" w16cid:durableId="1688680827">
-    <w:abstractNumId w:val="10"/>
+    <w:abstractNumId w:val="12"/>
     <w:lvlOverride w:ilvl="0">
       <w:lvl w:ilvl="0">
         <w:start w:val="1"/>
@@ -14151,10 +16066,10 @@
     </w:lvlOverride>
   </w:num>
   <w:num w:numId="24" w16cid:durableId="464588447">
-    <w:abstractNumId w:val="20"/>
+    <w:abstractNumId w:val="24"/>
   </w:num>
   <w:num w:numId="25" w16cid:durableId="790826342">
-    <w:abstractNumId w:val="10"/>
+    <w:abstractNumId w:val="12"/>
     <w:lvlOverride w:ilvl="0">
       <w:startOverride w:val="1"/>
     </w:lvlOverride>
@@ -14187,7 +16102,7 @@
     <w:abstractNumId w:val="1"/>
   </w:num>
   <w:num w:numId="27" w16cid:durableId="1692535851">
-    <w:abstractNumId w:val="22"/>
+    <w:abstractNumId w:val="26"/>
   </w:num>
   <w:num w:numId="28" w16cid:durableId="113596067">
     <w:abstractNumId w:val="2"/>
@@ -14199,16 +16114,31 @@
     <w:abstractNumId w:val="5"/>
   </w:num>
   <w:num w:numId="31" w16cid:durableId="1507788368">
-    <w:abstractNumId w:val="13"/>
+    <w:abstractNumId w:val="15"/>
   </w:num>
   <w:num w:numId="32" w16cid:durableId="275408051">
     <w:abstractNumId w:val="3"/>
+  </w:num>
+  <w:num w:numId="33" w16cid:durableId="880020392">
+    <w:abstractNumId w:val="21"/>
+  </w:num>
+  <w:num w:numId="34" w16cid:durableId="1191796282">
+    <w:abstractNumId w:val="11"/>
+  </w:num>
+  <w:num w:numId="35" w16cid:durableId="1518956634">
+    <w:abstractNumId w:val="10"/>
+  </w:num>
+  <w:num w:numId="36" w16cid:durableId="1868132760">
+    <w:abstractNumId w:val="17"/>
+  </w:num>
+  <w:num w:numId="37" w16cid:durableId="222108201">
+    <w:abstractNumId w:val="27"/>
   </w:num>
 </w:numbering>
 </file>
 
 <file path=word/styles.xml><?xml version="1.0" encoding="utf-8"?>
-<w:styles xmlns:mc="http://schemas.openxmlformats.org/markup-compatibility/2006" xmlns:r="http://schemas.openxmlformats.org/officeDocument/2006/relationships" xmlns:w="http://schemas.openxmlformats.org/wordprocessingml/2006/main" xmlns:w14="http://schemas.microsoft.com/office/word/2010/wordml" xmlns:w15="http://schemas.microsoft.com/office/word/2012/wordml" xmlns:w16cex="http://schemas.microsoft.com/office/word/2018/wordml/cex" xmlns:w16cid="http://schemas.microsoft.com/office/word/2016/wordml/cid" xmlns:w16="http://schemas.microsoft.com/office/word/2018/wordml" xmlns:w16du="http://schemas.microsoft.com/office/word/2023/wordml/word16du" xmlns:w16sdtdh="http://schemas.microsoft.com/office/word/2020/wordml/sdtdatahash" xmlns:w16sdtfl="http://schemas.microsoft.com/office/word/2024/wordml/sdtformatlock" xmlns:w16se="http://schemas.microsoft.com/office/word/2015/wordml/symex" mc:Ignorable="w14 w15 w16se w16cid w16 w16cex w16sdtdh w16sdtfl w16du">
+<w:styles xmlns:mc="http://schemas.openxmlformats.org/markup-compatibility/2006" xmlns:r="http://schemas.openxmlformats.org/officeDocument/2006/relationships" xmlns:w="http://schemas.openxmlformats.org/wordprocessingml/2006/main" xmlns:w14="http://schemas.microsoft.com/office/word/2010/wordml" xmlns:w15="http://schemas.microsoft.com/office/word/2012/wordml" xmlns:w16cex="http://schemas.microsoft.com/office/word/2018/wordml/cex" xmlns:w16cid="http://schemas.microsoft.com/office/word/2016/wordml/cid" xmlns:w16="http://schemas.microsoft.com/office/word/2018/wordml" xmlns:w16sdtdh="http://schemas.microsoft.com/office/word/2020/wordml/sdtdatahash" xmlns:w16se="http://schemas.microsoft.com/office/word/2015/wordml/symex" mc:Ignorable="w14 w15 w16se w16cid w16 w16cex w16sdtdh">
   <w:docDefaults>
     <w:rPrDefault>
       <w:rPr>
@@ -15544,6 +17474,38 @@
       <w:bCs/>
     </w:rPr>
   </w:style>
+  <w:style w:type="paragraph" w:customStyle="1" w:styleId="ds-markdown-paragraph">
+    <w:name w:val="ds-markdown-paragraph"/>
+    <w:basedOn w:val="a0"/>
+    <w:rsid w:val="00041C78"/>
+    <w:pPr>
+      <w:spacing w:before="100" w:beforeAutospacing="1" w:after="100" w:afterAutospacing="1" w:line="240" w:lineRule="auto"/>
+      <w:ind w:firstLine="0"/>
+      <w:contextualSpacing w:val="0"/>
+      <w:jc w:val="left"/>
+    </w:pPr>
+    <w:rPr>
+      <w:rFonts w:eastAsia="Times New Roman"/>
+      <w:sz w:val="24"/>
+      <w:szCs w:val="24"/>
+      <w:lang w:eastAsia="ru-RU"/>
+    </w:rPr>
+  </w:style>
+  <w:style w:type="character" w:customStyle="1" w:styleId="katex-mathml">
+    <w:name w:val="katex-mathml"/>
+    <w:basedOn w:val="a1"/>
+    <w:rsid w:val="00041C78"/>
+  </w:style>
+  <w:style w:type="character" w:customStyle="1" w:styleId="mord">
+    <w:name w:val="mord"/>
+    <w:basedOn w:val="a1"/>
+    <w:rsid w:val="00041C78"/>
+  </w:style>
+  <w:style w:type="character" w:customStyle="1" w:styleId="mrel">
+    <w:name w:val="mrel"/>
+    <w:basedOn w:val="a1"/>
+    <w:rsid w:val="00041C78"/>
+  </w:style>
 </w:styles>
 </file>
 
